--- a/Ruta-21-dias.docx
+++ b/Ruta-21-dias.docx
@@ -61,7 +61,7 @@
           <w:sz w:val="18"/>
           <w:szCs w:val="18"/>
         </w:rPr>
-        <w:t xml:space="preserve">Versión 1 · 19 de julio de 2026 · las horas de tren son las típicas de 2026: confirmadlas al reservar.</w:t>
+        <w:t xml:space="preserve">Versión 2 · 19 de julio de 2026 · curada a criterio (regla de gemelos revisada) y con el cumpleaños del 19 protegido.</w:t>
       </w:r>
     </w:p>
     <w:p>
@@ -97,7 +97,7 @@
           <w:sz w:val="21"/>
           <w:szCs w:val="21"/>
         </w:rPr>
-        <w:t xml:space="preserve">Regla nº 1: los sitios que apuntasteis DOS veces (en dos fuentes distintas: los 60 "gemelos" de la app) son imprescindibles y todos tienen parada.</w:t>
+        <w:t xml:space="preserve">Regla nº 1 (v2): los sitios que apuntasteis DOS veces pesan mucho, pero el criterio manda. 56 de los 60 "gemelos" tienen parada; 4 se descartan con motivo (Shibuya 109, Hiroo, Nihonbashi, Jimbōchō — ver el final) y a cambio entran por mérito el castillo de Himeji y el mercado de Tsukiji, que nadie había apuntado y un experto no dejaría fuera.</w:t>
       </w:r>
     </w:p>
     <w:p>
@@ -158,6 +158,20 @@
     </w:p>
     <w:p>
       <w:pPr>
+        <w:spacing w:after="120"/>
+      </w:pPr>
+      <w:r>
+        <w:rPr>
+          <w:rFonts w:ascii="Calibri" w:cs="Calibri" w:eastAsia="Calibri" w:hAnsi="Calibri"/>
+          <w:color w:val="22201c"/>
+          <w:sz w:val="21"/>
+          <w:szCs w:val="21"/>
+        </w:rPr>
+        <w:t xml:space="preserve">Regla nº 6: el 19 de abril es EL CUMPLEAÑOS 🎂. Ese día se celebra: amanecer entre los mil torii de Fushimi, matcha en Uji, el castillo de Himeji de regalo y cena de celebración en Hiroshima. El Museo de la Paz se visita el día 20, a propósito.</w:t>
+      </w:r>
+    </w:p>
+    <w:p>
+      <w:pPr>
         <w:pStyle w:val="Heading2"/>
         <w:spacing w:after="120" w:before="260"/>
       </w:pPr>
@@ -697,7 +711,7 @@
                 <w:sz w:val="19"/>
                 <w:szCs w:val="19"/>
               </w:rPr>
-              <w:t xml:space="preserve">19</w:t>
+              <w:t xml:space="preserve">19 🎂</w:t>
             </w:r>
           </w:p>
         </w:tc>
@@ -741,7 +755,7 @@
                 <w:sz w:val="19"/>
                 <w:szCs w:val="19"/>
               </w:rPr>
-              <w:t xml:space="preserve">Fushimi Inari + Uji de camino; okonomiyaki</w:t>
+              <w:t xml:space="preserve">CUMPLE: Fushimi al alba + Uji + castillo de Himeji + cena</w:t>
             </w:r>
           </w:p>
         </w:tc>
@@ -809,7 +823,7 @@
                 <w:sz w:val="19"/>
                 <w:szCs w:val="19"/>
               </w:rPr>
-              <w:t xml:space="preserve">Museo de la Paz + Miyajima; yatai de Nakasu</w:t>
+              <w:t xml:space="preserve">Museo de la Paz (hoy, no el 19) + Miyajima; yatai de Nakasu</w:t>
             </w:r>
           </w:p>
         </w:tc>
@@ -2632,33 +2646,33 @@
                 <w:sz w:val="19"/>
                 <w:szCs w:val="19"/>
               </w:rPr>
-              <w:t xml:space="preserve">El ángulo bueno y gratis: azotea del Magnet by Shibuya109.</w:t>
-            </w:r>
-          </w:p>
-        </w:tc>
-      </w:tr>
-      <w:tr>
-        <w:tc>
-          <w:tcPr>
-            <w:tcW w:type="dxa" w:w="1000"/>
-            <w:tcMar>
-              <w:top w:type="dxa" w:w="60"/>
-              <w:left w:type="dxa" w:w="100"/>
-              <w:bottom w:type="dxa" w:w="60"/>
-              <w:right w:type="dxa" w:w="100"/>
-            </w:tcMar>
-          </w:tcPr>
-          <w:p>
-            <w:r>
-              <w:rPr>
-                <w:rFonts w:ascii="Calibri" w:cs="Calibri" w:eastAsia="Calibri" w:hAnsi="Calibri"/>
-                <w:b w:val="false"/>
-                <w:bCs w:val="false"/>
-                <w:color w:val="22201c"/>
-                <w:sz w:val="19"/>
-                <w:szCs w:val="19"/>
-              </w:rPr>
-              <w:t xml:space="preserve">16:15</w:t>
+              <w:t xml:space="preserve">El cruce, Hachikō y la torre 109 en una sola pasada. El ángulo bueno y gratis: azotea del Magnet by Shibuya109.</w:t>
+            </w:r>
+          </w:p>
+        </w:tc>
+      </w:tr>
+      <w:tr>
+        <w:tc>
+          <w:tcPr>
+            <w:tcW w:type="dxa" w:w="1000"/>
+            <w:tcMar>
+              <w:top w:type="dxa" w:w="60"/>
+              <w:left w:type="dxa" w:w="100"/>
+              <w:bottom w:type="dxa" w:w="60"/>
+              <w:right w:type="dxa" w:w="100"/>
+            </w:tcMar>
+          </w:tcPr>
+          <w:p>
+            <w:r>
+              <w:rPr>
+                <w:rFonts w:ascii="Calibri" w:cs="Calibri" w:eastAsia="Calibri" w:hAnsi="Calibri"/>
+                <w:b w:val="false"/>
+                <w:bCs w:val="false"/>
+                <w:color w:val="22201c"/>
+                <w:sz w:val="19"/>
+                <w:szCs w:val="19"/>
+              </w:rPr>
+              <w:t xml:space="preserve">16:30</w:t>
             </w:r>
           </w:p>
         </w:tc>
@@ -2730,78 +2744,6 @@
                 <w:sz w:val="19"/>
                 <w:szCs w:val="19"/>
               </w:rPr>
-              <w:t xml:space="preserve">17:30</w:t>
-            </w:r>
-          </w:p>
-        </w:tc>
-        <w:tc>
-          <w:tcPr>
-            <w:tcW w:type="dxa" w:w="2600"/>
-            <w:tcMar>
-              <w:top w:type="dxa" w:w="60"/>
-              <w:left w:type="dxa" w:w="100"/>
-              <w:bottom w:type="dxa" w:w="60"/>
-              <w:right w:type="dxa" w:w="100"/>
-            </w:tcMar>
-          </w:tcPr>
-          <w:p>
-            <w:r>
-              <w:rPr>
-                <w:rFonts w:ascii="Calibri" w:cs="Calibri" w:eastAsia="Calibri" w:hAnsi="Calibri"/>
-                <w:b w:val="false"/>
-                <w:bCs w:val="false"/>
-                <w:color w:val="22201c"/>
-                <w:sz w:val="19"/>
-                <w:szCs w:val="19"/>
-              </w:rPr>
-              <w:t xml:space="preserve">Shibuya 109</w:t>
-            </w:r>
-          </w:p>
-        </w:tc>
-        <w:tc>
-          <w:tcPr>
-            <w:tcW w:type="dxa" w:w="5400"/>
-            <w:tcMar>
-              <w:top w:type="dxa" w:w="60"/>
-              <w:left w:type="dxa" w:w="100"/>
-              <w:bottom w:type="dxa" w:w="60"/>
-              <w:right w:type="dxa" w:w="100"/>
-            </w:tcMar>
-          </w:tcPr>
-          <w:p>
-            <w:r>
-              <w:rPr>
-                <w:rFonts w:ascii="Calibri" w:cs="Calibri" w:eastAsia="Calibri" w:hAnsi="Calibri"/>
-                <w:color w:val="6b675f"/>
-                <w:sz w:val="19"/>
-                <w:szCs w:val="19"/>
-              </w:rPr>
-              <w:t xml:space="preserve">La torre kawaii de vuelta al cruce.</w:t>
-            </w:r>
-          </w:p>
-        </w:tc>
-      </w:tr>
-      <w:tr>
-        <w:tc>
-          <w:tcPr>
-            <w:tcW w:type="dxa" w:w="1000"/>
-            <w:tcMar>
-              <w:top w:type="dxa" w:w="60"/>
-              <w:left w:type="dxa" w:w="100"/>
-              <w:bottom w:type="dxa" w:w="60"/>
-              <w:right w:type="dxa" w:w="100"/>
-            </w:tcMar>
-          </w:tcPr>
-          <w:p>
-            <w:r>
-              <w:rPr>
-                <w:rFonts w:ascii="Calibri" w:cs="Calibri" w:eastAsia="Calibri" w:hAnsi="Calibri"/>
-                <w:b w:val="false"/>
-                <w:bCs w:val="false"/>
-                <w:color w:val="22201c"/>
-                <w:sz w:val="19"/>
-                <w:szCs w:val="19"/>
-              </w:rPr>
               <w:t xml:space="preserve">18:10</w:t>
             </w:r>
           </w:p>
@@ -2898,29 +2840,29 @@
                 <w:sz w:val="19"/>
                 <w:szCs w:val="19"/>
               </w:rPr>
-              <w:t xml:space="preserve">Cena: Hiroo</w:t>
-            </w:r>
-          </w:p>
-        </w:tc>
-        <w:tc>
-          <w:tcPr>
-            <w:tcW w:type="dxa" w:w="5400"/>
-            <w:tcMar>
-              <w:top w:type="dxa" w:w="60"/>
-              <w:left w:type="dxa" w:w="100"/>
-              <w:bottom w:type="dxa" w:w="60"/>
-              <w:right w:type="dxa" w:w="100"/>
-            </w:tcMar>
-          </w:tcPr>
-          <w:p>
-            <w:r>
-              <w:rPr>
-                <w:rFonts w:ascii="Calibri" w:cs="Calibri" w:eastAsia="Calibri" w:hAnsi="Calibri"/>
-                <w:color w:val="6b675f"/>
-                <w:sz w:val="19"/>
-                <w:szCs w:val="19"/>
-              </w:rPr>
-              <w:t xml:space="preserve">La zona tranquila de vuestra lista de comida, 2 paradas en metro.</w:t>
+              <w:t xml:space="preserve">Cena: Ebisu Yokochō</w:t>
+            </w:r>
+          </w:p>
+        </w:tc>
+        <w:tc>
+          <w:tcPr>
+            <w:tcW w:type="dxa" w:w="5400"/>
+            <w:tcMar>
+              <w:top w:type="dxa" w:w="60"/>
+              <w:left w:type="dxa" w:w="100"/>
+              <w:bottom w:type="dxa" w:w="60"/>
+              <w:right w:type="dxa" w:w="100"/>
+            </w:tcMar>
+          </w:tcPr>
+          <w:p>
+            <w:r>
+              <w:rPr>
+                <w:rFonts w:ascii="Calibri" w:cs="Calibri" w:eastAsia="Calibri" w:hAnsi="Calibri"/>
+                <w:color w:val="6b675f"/>
+                <w:sz w:val="19"/>
+                <w:szCs w:val="19"/>
+              </w:rPr>
+              <w:t xml:space="preserve">2 min en Yamanote: callejón cubierto de puestos-izakaya, mejor plan que cruzar la ciudad. (Hiroo, descartado: ver el final.)</w:t>
             </w:r>
           </w:p>
         </w:tc>
@@ -3071,11 +3013,155 @@
                 <w:rFonts w:ascii="Calibri" w:cs="Calibri" w:eastAsia="Calibri" w:hAnsi="Calibri"/>
                 <w:b w:val="false"/>
                 <w:bCs w:val="false"/>
-                <w:color w:val="22201c"/>
-                <w:sz w:val="19"/>
-                <w:szCs w:val="19"/>
-              </w:rPr>
-              <w:t xml:space="preserve">09:00</w:t>
+                <w:color w:val="bf3823"/>
+                <w:sz w:val="19"/>
+                <w:szCs w:val="19"/>
+              </w:rPr>
+              <w:t xml:space="preserve">08:30</w:t>
+            </w:r>
+          </w:p>
+        </w:tc>
+        <w:tc>
+          <w:tcPr>
+            <w:tcW w:type="dxa" w:w="2600"/>
+            <w:tcMar>
+              <w:top w:type="dxa" w:w="60"/>
+              <w:left w:type="dxa" w:w="100"/>
+              <w:bottom w:type="dxa" w:w="60"/>
+              <w:right w:type="dxa" w:w="100"/>
+            </w:tcMar>
+          </w:tcPr>
+          <w:p>
+            <w:r>
+              <w:rPr>
+                <w:rFonts w:ascii="Calibri" w:cs="Calibri" w:eastAsia="Calibri" w:hAnsi="Calibri"/>
+                <w:b/>
+                <w:bCs/>
+                <w:color w:val="22201c"/>
+                <w:sz w:val="19"/>
+                <w:szCs w:val="19"/>
+              </w:rPr>
+              <w:t xml:space="preserve">Desayuno: mercado de Tsukiji</w:t>
+            </w:r>
+          </w:p>
+        </w:tc>
+        <w:tc>
+          <w:tcPr>
+            <w:tcW w:type="dxa" w:w="5400"/>
+            <w:tcMar>
+              <w:top w:type="dxa" w:w="60"/>
+              <w:left w:type="dxa" w:w="100"/>
+              <w:bottom w:type="dxa" w:w="60"/>
+              <w:right w:type="dxa" w:w="100"/>
+            </w:tcMar>
+          </w:tcPr>
+          <w:p>
+            <w:r>
+              <w:rPr>
+                <w:rFonts w:ascii="Calibri" w:cs="Calibri" w:eastAsia="Calibri" w:hAnsi="Calibri"/>
+                <w:color w:val="6b675f"/>
+                <w:sz w:val="19"/>
+                <w:szCs w:val="19"/>
+              </w:rPr>
+              <w:t xml:space="preserve">Metro a Tsukiji (20 min). De puesto en puesto: tamagoyaki dulce, brocheta de atún, uni. Parte cierra los domingos; los que abren sobran para desayunar como reyes.</w:t>
+            </w:r>
+          </w:p>
+        </w:tc>
+      </w:tr>
+      <w:tr>
+        <w:tc>
+          <w:tcPr>
+            <w:tcW w:type="dxa" w:w="1000"/>
+            <w:tcMar>
+              <w:top w:type="dxa" w:w="60"/>
+              <w:left w:type="dxa" w:w="100"/>
+              <w:bottom w:type="dxa" w:w="60"/>
+              <w:right w:type="dxa" w:w="100"/>
+            </w:tcMar>
+          </w:tcPr>
+          <w:p>
+            <w:r>
+              <w:rPr>
+                <w:rFonts w:ascii="Calibri" w:cs="Calibri" w:eastAsia="Calibri" w:hAnsi="Calibri"/>
+                <w:b w:val="false"/>
+                <w:bCs w:val="false"/>
+                <w:color w:val="22201c"/>
+                <w:sz w:val="19"/>
+                <w:szCs w:val="19"/>
+              </w:rPr>
+              <w:t xml:space="preserve">09:45</w:t>
+            </w:r>
+          </w:p>
+        </w:tc>
+        <w:tc>
+          <w:tcPr>
+            <w:tcW w:type="dxa" w:w="2600"/>
+            <w:tcMar>
+              <w:top w:type="dxa" w:w="60"/>
+              <w:left w:type="dxa" w:w="100"/>
+              <w:bottom w:type="dxa" w:w="60"/>
+              <w:right w:type="dxa" w:w="100"/>
+            </w:tcMar>
+          </w:tcPr>
+          <w:p>
+            <w:r>
+              <w:rPr>
+                <w:rFonts w:ascii="Calibri" w:cs="Calibri" w:eastAsia="Calibri" w:hAnsi="Calibri"/>
+                <w:b w:val="false"/>
+                <w:bCs w:val="false"/>
+                <w:color w:val="22201c"/>
+                <w:sz w:val="19"/>
+                <w:szCs w:val="19"/>
+              </w:rPr>
+              <w:t xml:space="preserve">Jardines Hamarikyū</w:t>
+            </w:r>
+          </w:p>
+        </w:tc>
+        <w:tc>
+          <w:tcPr>
+            <w:tcW w:type="dxa" w:w="5400"/>
+            <w:tcMar>
+              <w:top w:type="dxa" w:w="60"/>
+              <w:left w:type="dxa" w:w="100"/>
+              <w:bottom w:type="dxa" w:w="60"/>
+              <w:right w:type="dxa" w:w="100"/>
+            </w:tcMar>
+          </w:tcPr>
+          <w:p>
+            <w:r>
+              <w:rPr>
+                <w:rFonts w:ascii="Calibri" w:cs="Calibri" w:eastAsia="Calibri" w:hAnsi="Calibri"/>
+                <w:color w:val="6b675f"/>
+                <w:sz w:val="19"/>
+                <w:szCs w:val="19"/>
+              </w:rPr>
+              <w:t xml:space="preserve">A 5 min A PIE de Tsukiji: el jardín del shōgun junto a la bahía, té matcha en la isla del estanque.</w:t>
+            </w:r>
+          </w:p>
+        </w:tc>
+      </w:tr>
+      <w:tr>
+        <w:tc>
+          <w:tcPr>
+            <w:tcW w:type="dxa" w:w="1000"/>
+            <w:tcMar>
+              <w:top w:type="dxa" w:w="60"/>
+              <w:left w:type="dxa" w:w="100"/>
+              <w:bottom w:type="dxa" w:w="60"/>
+              <w:right w:type="dxa" w:w="100"/>
+            </w:tcMar>
+          </w:tcPr>
+          <w:p>
+            <w:r>
+              <w:rPr>
+                <w:rFonts w:ascii="Calibri" w:cs="Calibri" w:eastAsia="Calibri" w:hAnsi="Calibri"/>
+                <w:b w:val="false"/>
+                <w:bCs w:val="false"/>
+                <w:color w:val="22201c"/>
+                <w:sz w:val="19"/>
+                <w:szCs w:val="19"/>
+              </w:rPr>
+              <w:t xml:space="preserve">11:15</w:t>
             </w:r>
           </w:p>
         </w:tc>
@@ -3121,105 +3207,105 @@
                 <w:sz w:val="19"/>
                 <w:szCs w:val="19"/>
               </w:rPr>
-              <w:t xml:space="preserve">Yamanote directa (10 min). Los últimos sakura y los museos por fuera.</w:t>
-            </w:r>
-          </w:p>
-        </w:tc>
-      </w:tr>
-      <w:tr>
-        <w:tc>
-          <w:tcPr>
-            <w:tcW w:type="dxa" w:w="1000"/>
-            <w:tcMar>
-              <w:top w:type="dxa" w:w="60"/>
-              <w:left w:type="dxa" w:w="100"/>
-              <w:bottom w:type="dxa" w:w="60"/>
-              <w:right w:type="dxa" w:w="100"/>
-            </w:tcMar>
-          </w:tcPr>
-          <w:p>
-            <w:r>
-              <w:rPr>
-                <w:rFonts w:ascii="Calibri" w:cs="Calibri" w:eastAsia="Calibri" w:hAnsi="Calibri"/>
-                <w:b w:val="false"/>
-                <w:bCs w:val="false"/>
-                <w:color w:val="22201c"/>
-                <w:sz w:val="19"/>
-                <w:szCs w:val="19"/>
-              </w:rPr>
-              <w:t xml:space="preserve">10:00</w:t>
-            </w:r>
-          </w:p>
-        </w:tc>
-        <w:tc>
-          <w:tcPr>
-            <w:tcW w:type="dxa" w:w="2600"/>
-            <w:tcMar>
-              <w:top w:type="dxa" w:w="60"/>
-              <w:left w:type="dxa" w:w="100"/>
-              <w:bottom w:type="dxa" w:w="60"/>
-              <w:right w:type="dxa" w:w="100"/>
-            </w:tcMar>
-          </w:tcPr>
-          <w:p>
-            <w:r>
-              <w:rPr>
-                <w:rFonts w:ascii="Calibri" w:cs="Calibri" w:eastAsia="Calibri" w:hAnsi="Calibri"/>
-                <w:b w:val="false"/>
-                <w:bCs w:val="false"/>
-                <w:color w:val="22201c"/>
-                <w:sz w:val="19"/>
-                <w:szCs w:val="19"/>
-              </w:rPr>
-              <w:t xml:space="preserve">Mercado Ameyoko</w:t>
-            </w:r>
-          </w:p>
-        </w:tc>
-        <w:tc>
-          <w:tcPr>
-            <w:tcW w:type="dxa" w:w="5400"/>
-            <w:tcMar>
-              <w:top w:type="dxa" w:w="60"/>
-              <w:left w:type="dxa" w:w="100"/>
-              <w:bottom w:type="dxa" w:w="60"/>
-              <w:right w:type="dxa" w:w="100"/>
-            </w:tcMar>
-          </w:tcPr>
-          <w:p>
-            <w:r>
-              <w:rPr>
-                <w:rFonts w:ascii="Calibri" w:cs="Calibri" w:eastAsia="Calibri" w:hAnsi="Calibri"/>
-                <w:color w:val="6b675f"/>
-                <w:sz w:val="19"/>
-                <w:szCs w:val="19"/>
-              </w:rPr>
-              <w:t xml:space="preserve">Bajo las vías: puestos de posguerra, especias, marisco a la plancha.</w:t>
-            </w:r>
-          </w:p>
-        </w:tc>
-      </w:tr>
-      <w:tr>
-        <w:tc>
-          <w:tcPr>
-            <w:tcW w:type="dxa" w:w="1000"/>
-            <w:tcMar>
-              <w:top w:type="dxa" w:w="60"/>
-              <w:left w:type="dxa" w:w="100"/>
-              <w:bottom w:type="dxa" w:w="60"/>
-              <w:right w:type="dxa" w:w="100"/>
-            </w:tcMar>
-          </w:tcPr>
-          <w:p>
-            <w:r>
-              <w:rPr>
-                <w:rFonts w:ascii="Calibri" w:cs="Calibri" w:eastAsia="Calibri" w:hAnsi="Calibri"/>
-                <w:b w:val="false"/>
-                <w:bCs w:val="false"/>
-                <w:color w:val="22201c"/>
-                <w:sz w:val="19"/>
-                <w:szCs w:val="19"/>
-              </w:rPr>
-              <w:t xml:space="preserve">11:00</w:t>
+              <w:t xml:space="preserve">Metro Hibiya directa (20 min). Los últimos sakura y los museos por fuera.</w:t>
+            </w:r>
+          </w:p>
+        </w:tc>
+      </w:tr>
+      <w:tr>
+        <w:tc>
+          <w:tcPr>
+            <w:tcW w:type="dxa" w:w="1000"/>
+            <w:tcMar>
+              <w:top w:type="dxa" w:w="60"/>
+              <w:left w:type="dxa" w:w="100"/>
+              <w:bottom w:type="dxa" w:w="60"/>
+              <w:right w:type="dxa" w:w="100"/>
+            </w:tcMar>
+          </w:tcPr>
+          <w:p>
+            <w:r>
+              <w:rPr>
+                <w:rFonts w:ascii="Calibri" w:cs="Calibri" w:eastAsia="Calibri" w:hAnsi="Calibri"/>
+                <w:b w:val="false"/>
+                <w:bCs w:val="false"/>
+                <w:color w:val="bf3823"/>
+                <w:sz w:val="19"/>
+                <w:szCs w:val="19"/>
+              </w:rPr>
+              <w:t xml:space="preserve">12:00</w:t>
+            </w:r>
+          </w:p>
+        </w:tc>
+        <w:tc>
+          <w:tcPr>
+            <w:tcW w:type="dxa" w:w="2600"/>
+            <w:tcMar>
+              <w:top w:type="dxa" w:w="60"/>
+              <w:left w:type="dxa" w:w="100"/>
+              <w:bottom w:type="dxa" w:w="60"/>
+              <w:right w:type="dxa" w:w="100"/>
+            </w:tcMar>
+          </w:tcPr>
+          <w:p>
+            <w:r>
+              <w:rPr>
+                <w:rFonts w:ascii="Calibri" w:cs="Calibri" w:eastAsia="Calibri" w:hAnsi="Calibri"/>
+                <w:b/>
+                <w:bCs/>
+                <w:color w:val="22201c"/>
+                <w:sz w:val="19"/>
+                <w:szCs w:val="19"/>
+              </w:rPr>
+              <w:t xml:space="preserve">Comida: Ameyoko</w:t>
+            </w:r>
+          </w:p>
+        </w:tc>
+        <w:tc>
+          <w:tcPr>
+            <w:tcW w:type="dxa" w:w="5400"/>
+            <w:tcMar>
+              <w:top w:type="dxa" w:w="60"/>
+              <w:left w:type="dxa" w:w="100"/>
+              <w:bottom w:type="dxa" w:w="60"/>
+              <w:right w:type="dxa" w:w="100"/>
+            </w:tcMar>
+          </w:tcPr>
+          <w:p>
+            <w:r>
+              <w:rPr>
+                <w:rFonts w:ascii="Calibri" w:cs="Calibri" w:eastAsia="Calibri" w:hAnsi="Calibri"/>
+                <w:color w:val="6b675f"/>
+                <w:sz w:val="19"/>
+                <w:szCs w:val="19"/>
+              </w:rPr>
+              <w:t xml:space="preserve">Bajo las vías: pinchos, marisco a la plancha, ambiente de posguerra.</w:t>
+            </w:r>
+          </w:p>
+        </w:tc>
+      </w:tr>
+      <w:tr>
+        <w:tc>
+          <w:tcPr>
+            <w:tcW w:type="dxa" w:w="1000"/>
+            <w:tcMar>
+              <w:top w:type="dxa" w:w="60"/>
+              <w:left w:type="dxa" w:w="100"/>
+              <w:bottom w:type="dxa" w:w="60"/>
+              <w:right w:type="dxa" w:w="100"/>
+            </w:tcMar>
+          </w:tcPr>
+          <w:p>
+            <w:r>
+              <w:rPr>
+                <w:rFonts w:ascii="Calibri" w:cs="Calibri" w:eastAsia="Calibri" w:hAnsi="Calibri"/>
+                <w:b w:val="false"/>
+                <w:bCs w:val="false"/>
+                <w:color w:val="22201c"/>
+                <w:sz w:val="19"/>
+                <w:szCs w:val="19"/>
+              </w:rPr>
+              <w:t xml:space="preserve">13:30</w:t>
             </w:r>
           </w:p>
         </w:tc>
@@ -3265,177 +3351,33 @@
                 <w:sz w:val="19"/>
                 <w:szCs w:val="19"/>
               </w:rPr>
-              <w:t xml:space="preserve">Los domingos la calle principal es PEATONAL. Retro-games, arcades, plantas 8 de figuras. Comida allí mismo (curry o ramen).</w:t>
-            </w:r>
-          </w:p>
-        </w:tc>
-      </w:tr>
-      <w:tr>
-        <w:tc>
-          <w:tcPr>
-            <w:tcW w:type="dxa" w:w="1000"/>
-            <w:tcMar>
-              <w:top w:type="dxa" w:w="60"/>
-              <w:left w:type="dxa" w:w="100"/>
-              <w:bottom w:type="dxa" w:w="60"/>
-              <w:right w:type="dxa" w:w="100"/>
-            </w:tcMar>
-          </w:tcPr>
-          <w:p>
-            <w:r>
-              <w:rPr>
-                <w:rFonts w:ascii="Calibri" w:cs="Calibri" w:eastAsia="Calibri" w:hAnsi="Calibri"/>
-                <w:b w:val="false"/>
-                <w:bCs w:val="false"/>
-                <w:color w:val="22201c"/>
-                <w:sz w:val="19"/>
-                <w:szCs w:val="19"/>
-              </w:rPr>
-              <w:t xml:space="preserve">13:45</w:t>
-            </w:r>
-          </w:p>
-        </w:tc>
-        <w:tc>
-          <w:tcPr>
-            <w:tcW w:type="dxa" w:w="2600"/>
-            <w:tcMar>
-              <w:top w:type="dxa" w:w="60"/>
-              <w:left w:type="dxa" w:w="100"/>
-              <w:bottom w:type="dxa" w:w="60"/>
-              <w:right w:type="dxa" w:w="100"/>
-            </w:tcMar>
-          </w:tcPr>
-          <w:p>
-            <w:r>
-              <w:rPr>
-                <w:rFonts w:ascii="Calibri" w:cs="Calibri" w:eastAsia="Calibri" w:hAnsi="Calibri"/>
-                <w:b w:val="false"/>
-                <w:bCs w:val="false"/>
-                <w:color w:val="22201c"/>
-                <w:sz w:val="19"/>
-                <w:szCs w:val="19"/>
-              </w:rPr>
-              <w:t xml:space="preserve">Jimbōchō</w:t>
-            </w:r>
-          </w:p>
-        </w:tc>
-        <w:tc>
-          <w:tcPr>
-            <w:tcW w:type="dxa" w:w="5400"/>
-            <w:tcMar>
-              <w:top w:type="dxa" w:w="60"/>
-              <w:left w:type="dxa" w:w="100"/>
-              <w:bottom w:type="dxa" w:w="60"/>
-              <w:right w:type="dxa" w:w="100"/>
-            </w:tcMar>
-          </w:tcPr>
-          <w:p>
-            <w:r>
-              <w:rPr>
-                <w:rFonts w:ascii="Calibri" w:cs="Calibri" w:eastAsia="Calibri" w:hAnsi="Calibri"/>
-                <w:color w:val="6b675f"/>
-                <w:sz w:val="19"/>
-                <w:szCs w:val="19"/>
-              </w:rPr>
-              <w:t xml:space="preserve">15 min a pie: 180 librerías de viejo, grabados y cafés kissaten.</w:t>
-            </w:r>
-          </w:p>
-        </w:tc>
-      </w:tr>
-      <w:tr>
-        <w:tc>
-          <w:tcPr>
-            <w:tcW w:type="dxa" w:w="1000"/>
-            <w:tcMar>
-              <w:top w:type="dxa" w:w="60"/>
-              <w:left w:type="dxa" w:w="100"/>
-              <w:bottom w:type="dxa" w:w="60"/>
-              <w:right w:type="dxa" w:w="100"/>
-            </w:tcMar>
-          </w:tcPr>
-          <w:p>
-            <w:r>
-              <w:rPr>
-                <w:rFonts w:ascii="Calibri" w:cs="Calibri" w:eastAsia="Calibri" w:hAnsi="Calibri"/>
-                <w:b w:val="false"/>
-                <w:bCs w:val="false"/>
-                <w:color w:val="22201c"/>
-                <w:sz w:val="19"/>
-                <w:szCs w:val="19"/>
-              </w:rPr>
-              <w:t xml:space="preserve">15:00</w:t>
-            </w:r>
-          </w:p>
-        </w:tc>
-        <w:tc>
-          <w:tcPr>
-            <w:tcW w:type="dxa" w:w="2600"/>
-            <w:tcMar>
-              <w:top w:type="dxa" w:w="60"/>
-              <w:left w:type="dxa" w:w="100"/>
-              <w:bottom w:type="dxa" w:w="60"/>
-              <w:right w:type="dxa" w:w="100"/>
-            </w:tcMar>
-          </w:tcPr>
-          <w:p>
-            <w:r>
-              <w:rPr>
-                <w:rFonts w:ascii="Calibri" w:cs="Calibri" w:eastAsia="Calibri" w:hAnsi="Calibri"/>
-                <w:b w:val="false"/>
-                <w:bCs w:val="false"/>
-                <w:color w:val="22201c"/>
-                <w:sz w:val="19"/>
-                <w:szCs w:val="19"/>
-              </w:rPr>
-              <w:t xml:space="preserve">Jardines Hamarikyū</w:t>
-            </w:r>
-          </w:p>
-        </w:tc>
-        <w:tc>
-          <w:tcPr>
-            <w:tcW w:type="dxa" w:w="5400"/>
-            <w:tcMar>
-              <w:top w:type="dxa" w:w="60"/>
-              <w:left w:type="dxa" w:w="100"/>
-              <w:bottom w:type="dxa" w:w="60"/>
-              <w:right w:type="dxa" w:w="100"/>
-            </w:tcMar>
-          </w:tcPr>
-          <w:p>
-            <w:r>
-              <w:rPr>
-                <w:rFonts w:ascii="Calibri" w:cs="Calibri" w:eastAsia="Calibri" w:hAnsi="Calibri"/>
-                <w:color w:val="6b675f"/>
-                <w:sz w:val="19"/>
-                <w:szCs w:val="19"/>
-              </w:rPr>
-              <w:t xml:space="preserve">Metro Mita+Oedo (20 min): el jardín del shōgun junto a la bahía, té matcha en la isla del estanque.</w:t>
-            </w:r>
-          </w:p>
-        </w:tc>
-      </w:tr>
-      <w:tr>
-        <w:tc>
-          <w:tcPr>
-            <w:tcW w:type="dxa" w:w="1000"/>
-            <w:tcMar>
-              <w:top w:type="dxa" w:w="60"/>
-              <w:left w:type="dxa" w:w="100"/>
-              <w:bottom w:type="dxa" w:w="60"/>
-              <w:right w:type="dxa" w:w="100"/>
-            </w:tcMar>
-          </w:tcPr>
-          <w:p>
-            <w:r>
-              <w:rPr>
-                <w:rFonts w:ascii="Calibri" w:cs="Calibri" w:eastAsia="Calibri" w:hAnsi="Calibri"/>
-                <w:b w:val="false"/>
-                <w:bCs w:val="false"/>
-                <w:color w:val="22201c"/>
-                <w:sz w:val="19"/>
-                <w:szCs w:val="19"/>
-              </w:rPr>
-              <w:t xml:space="preserve">16:45</w:t>
+              <w:t xml:space="preserve">Los domingos la calle principal es PEATONAL. Retro-games, arcades, plantas enteras de figuras, UFO catchers. (Jimbōchō, descartado: ver el final.)</w:t>
+            </w:r>
+          </w:p>
+        </w:tc>
+      </w:tr>
+      <w:tr>
+        <w:tc>
+          <w:tcPr>
+            <w:tcW w:type="dxa" w:w="1000"/>
+            <w:tcMar>
+              <w:top w:type="dxa" w:w="60"/>
+              <w:left w:type="dxa" w:w="100"/>
+              <w:bottom w:type="dxa" w:w="60"/>
+              <w:right w:type="dxa" w:w="100"/>
+            </w:tcMar>
+          </w:tcPr>
+          <w:p>
+            <w:r>
+              <w:rPr>
+                <w:rFonts w:ascii="Calibri" w:cs="Calibri" w:eastAsia="Calibri" w:hAnsi="Calibri"/>
+                <w:b w:val="false"/>
+                <w:bCs w:val="false"/>
+                <w:color w:val="22201c"/>
+                <w:sz w:val="19"/>
+                <w:szCs w:val="19"/>
+              </w:rPr>
+              <w:t xml:space="preserve">16:30</w:t>
             </w:r>
           </w:p>
         </w:tc>
@@ -3481,7 +3423,7 @@
                 <w:sz w:val="19"/>
                 <w:szCs w:val="19"/>
               </w:rPr>
-              <w:t xml:space="preserve">Oedo directa a Tochōmae. GRATIS, piso 45: con suerte, el Fuji al fondo del atardecer.</w:t>
+              <w:t xml:space="preserve">Metro a Tochōmae. GRATIS, piso 45: con suerte, el Fuji al fondo del atardecer.</w:t>
             </w:r>
           </w:p>
         </w:tc>
@@ -8898,7 +8840,7 @@
           <w:sz w:val="25"/>
           <w:szCs w:val="25"/>
         </w:rPr>
-        <w:t xml:space="preserve">Día 12 (lun) · 19 abr · Fushimi Inari + Uji → Hiroshima</w:t>
+        <w:t xml:space="preserve">Día 12 (lun) 🎂 · 19 abr · EL CUMPLEAÑOS: Fushimi al alba + Uji + Himeji → Hiroshima</w:t>
       </w:r>
     </w:p>
     <w:tbl>
@@ -9065,7 +9007,7 @@
                 <w:sz w:val="19"/>
                 <w:szCs w:val="19"/>
               </w:rPr>
-              <w:t xml:space="preserve">JR 5 min desde Kioto. Los mil torii a primera hora: subid al menos al mirador Yotsutsuji (45 min). Check-out hecho, maletas en consigna de la estación.</w:t>
+              <w:t xml:space="preserve">Empezar el cumpleaños amaneciendo entre los mil torii: JR 5 min desde Kioto, y el mirador Yotsutsuji con la ciudad despertando abajo. Check-out hecho, maletas en consigna.</w:t>
             </w:r>
           </w:p>
         </w:tc>
@@ -9137,7 +9079,7 @@
                 <w:sz w:val="19"/>
                 <w:szCs w:val="19"/>
               </w:rPr>
-              <w:t xml:space="preserve">El respiro con vistas al bosque, a pie de ruta.</w:t>
+              <w:t xml:space="preserve">Café de cumpleaños con vistas al bosque de Inari.</w:t>
             </w:r>
           </w:p>
         </w:tc>
@@ -9353,7 +9295,7 @@
                 <w:sz w:val="19"/>
                 <w:szCs w:val="19"/>
               </w:rPr>
-              <w:t xml:space="preserve">Soba de té verde y el parfait de matcha: la comida ligera de hoy.</w:t>
+              <w:t xml:space="preserve">Soba de té verde y parfait de matcha con vela improvisada: comida ligera, que hay castillo.</w:t>
             </w:r>
           </w:p>
         </w:tc>
@@ -9379,7 +9321,7 @@
                 <w:sz w:val="19"/>
                 <w:szCs w:val="19"/>
               </w:rPr>
-              <w:t xml:space="preserve">14:30</w:t>
+              <w:t xml:space="preserve">14:10</w:t>
             </w:r>
           </w:p>
         </w:tc>
@@ -9403,29 +9345,101 @@
                 <w:sz w:val="19"/>
                 <w:szCs w:val="19"/>
               </w:rPr>
-              <w:t xml:space="preserve">Vuelta a Kioto</w:t>
-            </w:r>
-          </w:p>
-        </w:tc>
-        <w:tc>
-          <w:tcPr>
-            <w:tcW w:type="dxa" w:w="5400"/>
-            <w:tcMar>
-              <w:top w:type="dxa" w:w="60"/>
-              <w:left w:type="dxa" w:w="100"/>
-              <w:bottom w:type="dxa" w:w="60"/>
-              <w:right w:type="dxa" w:w="100"/>
-            </w:tcMar>
-          </w:tcPr>
-          <w:p>
-            <w:r>
-              <w:rPr>
-                <w:rFonts w:ascii="Calibri" w:cs="Calibri" w:eastAsia="Calibri" w:hAnsi="Calibri"/>
-                <w:color w:val="6b675f"/>
-                <w:sz w:val="19"/>
-                <w:szCs w:val="19"/>
-              </w:rPr>
-              <w:t xml:space="preserve">Recoger maletas, andén del Nozomi.</w:t>
+              <w:t xml:space="preserve">Nozomi → Himeji</w:t>
+            </w:r>
+          </w:p>
+        </w:tc>
+        <w:tc>
+          <w:tcPr>
+            <w:tcW w:type="dxa" w:w="5400"/>
+            <w:tcMar>
+              <w:top w:type="dxa" w:w="60"/>
+              <w:left w:type="dxa" w:w="100"/>
+              <w:bottom w:type="dxa" w:w="60"/>
+              <w:right w:type="dxa" w:w="100"/>
+            </w:tcMar>
+          </w:tcPr>
+          <w:p>
+            <w:r>
+              <w:rPr>
+                <w:rFonts w:ascii="Calibri" w:cs="Calibri" w:eastAsia="Calibri" w:hAnsi="Calibri"/>
+                <w:color w:val="6b675f"/>
+                <w:sz w:val="19"/>
+                <w:szCs w:val="19"/>
+              </w:rPr>
+              <w:t xml:space="preserve">Vuelta a Kioto a por las maletas y 45 min de shinkansen.</w:t>
+            </w:r>
+          </w:p>
+        </w:tc>
+      </w:tr>
+      <w:tr>
+        <w:tc>
+          <w:tcPr>
+            <w:tcW w:type="dxa" w:w="1000"/>
+            <w:tcMar>
+              <w:top w:type="dxa" w:w="60"/>
+              <w:left w:type="dxa" w:w="100"/>
+              <w:bottom w:type="dxa" w:w="60"/>
+              <w:right w:type="dxa" w:w="100"/>
+            </w:tcMar>
+          </w:tcPr>
+          <w:p>
+            <w:r>
+              <w:rPr>
+                <w:rFonts w:ascii="Calibri" w:cs="Calibri" w:eastAsia="Calibri" w:hAnsi="Calibri"/>
+                <w:b w:val="false"/>
+                <w:bCs w:val="false"/>
+                <w:color w:val="22201c"/>
+                <w:sz w:val="19"/>
+                <w:szCs w:val="19"/>
+              </w:rPr>
+              <w:t xml:space="preserve">15:15</w:t>
+            </w:r>
+          </w:p>
+        </w:tc>
+        <w:tc>
+          <w:tcPr>
+            <w:tcW w:type="dxa" w:w="2600"/>
+            <w:tcMar>
+              <w:top w:type="dxa" w:w="60"/>
+              <w:left w:type="dxa" w:w="100"/>
+              <w:bottom w:type="dxa" w:w="60"/>
+              <w:right w:type="dxa" w:w="100"/>
+            </w:tcMar>
+          </w:tcPr>
+          <w:p>
+            <w:r>
+              <w:rPr>
+                <w:rFonts w:ascii="Calibri" w:cs="Calibri" w:eastAsia="Calibri" w:hAnsi="Calibri"/>
+                <w:b w:val="false"/>
+                <w:bCs w:val="false"/>
+                <w:color w:val="22201c"/>
+                <w:sz w:val="19"/>
+                <w:szCs w:val="19"/>
+              </w:rPr>
+              <w:t xml:space="preserve">CASTILLO DE HIMEJI</w:t>
+            </w:r>
+          </w:p>
+        </w:tc>
+        <w:tc>
+          <w:tcPr>
+            <w:tcW w:type="dxa" w:w="5400"/>
+            <w:tcMar>
+              <w:top w:type="dxa" w:w="60"/>
+              <w:left w:type="dxa" w:w="100"/>
+              <w:bottom w:type="dxa" w:w="60"/>
+              <w:right w:type="dxa" w:w="100"/>
+            </w:tcMar>
+          </w:tcPr>
+          <w:p>
+            <w:r>
+              <w:rPr>
+                <w:rFonts w:ascii="Calibri" w:cs="Calibri" w:eastAsia="Calibri" w:hAnsi="Calibri"/>
+                <w:color w:val="6b675f"/>
+                <w:sz w:val="19"/>
+                <w:szCs w:val="19"/>
+              </w:rPr>
+              <w:t xml:space="preserve">La Garza Blanca: el castillo original más espectacular de Japón, nunca destruido. Última entrada 16:00: llegáis justos y bien. Descalzos por las 6 plantas del torreón de 1609. El regalo de cumpleaños.</w:t>
             </w:r>
           </w:p>
         </w:tc>
@@ -9451,7 +9465,7 @@
                 <w:sz w:val="19"/>
                 <w:szCs w:val="19"/>
               </w:rPr>
-              <w:t xml:space="preserve">15:30</w:t>
+              <w:t xml:space="preserve">18:10</w:t>
             </w:r>
           </w:p>
         </w:tc>
@@ -9475,101 +9489,29 @@
                 <w:sz w:val="19"/>
                 <w:szCs w:val="19"/>
               </w:rPr>
-              <w:t xml:space="preserve">Nozomi → Hiroshima</w:t>
-            </w:r>
-          </w:p>
-        </w:tc>
-        <w:tc>
-          <w:tcPr>
-            <w:tcW w:type="dxa" w:w="5400"/>
-            <w:tcMar>
-              <w:top w:type="dxa" w:w="60"/>
-              <w:left w:type="dxa" w:w="100"/>
-              <w:bottom w:type="dxa" w:w="60"/>
-              <w:right w:type="dxa" w:w="100"/>
-            </w:tcMar>
-          </w:tcPr>
-          <w:p>
-            <w:r>
-              <w:rPr>
-                <w:rFonts w:ascii="Calibri" w:cs="Calibri" w:eastAsia="Calibri" w:hAnsi="Calibri"/>
-                <w:color w:val="6b675f"/>
-                <w:sz w:val="19"/>
-                <w:szCs w:val="19"/>
-              </w:rPr>
-              <w:t xml:space="preserve">1 h 40 de shinkansen.</w:t>
-            </w:r>
-          </w:p>
-        </w:tc>
-      </w:tr>
-      <w:tr>
-        <w:tc>
-          <w:tcPr>
-            <w:tcW w:type="dxa" w:w="1000"/>
-            <w:tcMar>
-              <w:top w:type="dxa" w:w="60"/>
-              <w:left w:type="dxa" w:w="100"/>
-              <w:bottom w:type="dxa" w:w="60"/>
-              <w:right w:type="dxa" w:w="100"/>
-            </w:tcMar>
-          </w:tcPr>
-          <w:p>
-            <w:r>
-              <w:rPr>
-                <w:rFonts w:ascii="Calibri" w:cs="Calibri" w:eastAsia="Calibri" w:hAnsi="Calibri"/>
-                <w:b w:val="false"/>
-                <w:bCs w:val="false"/>
-                <w:color w:val="22201c"/>
-                <w:sz w:val="19"/>
-                <w:szCs w:val="19"/>
-              </w:rPr>
-              <w:t xml:space="preserve">17:10</w:t>
-            </w:r>
-          </w:p>
-        </w:tc>
-        <w:tc>
-          <w:tcPr>
-            <w:tcW w:type="dxa" w:w="2600"/>
-            <w:tcMar>
-              <w:top w:type="dxa" w:w="60"/>
-              <w:left w:type="dxa" w:w="100"/>
-              <w:bottom w:type="dxa" w:w="60"/>
-              <w:right w:type="dxa" w:w="100"/>
-            </w:tcMar>
-          </w:tcPr>
-          <w:p>
-            <w:r>
-              <w:rPr>
-                <w:rFonts w:ascii="Calibri" w:cs="Calibri" w:eastAsia="Calibri" w:hAnsi="Calibri"/>
-                <w:b w:val="false"/>
-                <w:bCs w:val="false"/>
-                <w:color w:val="22201c"/>
-                <w:sz w:val="19"/>
-                <w:szCs w:val="19"/>
-              </w:rPr>
-              <w:t xml:space="preserve">Hiroshima, check-in</w:t>
-            </w:r>
-          </w:p>
-        </w:tc>
-        <w:tc>
-          <w:tcPr>
-            <w:tcW w:type="dxa" w:w="5400"/>
-            <w:tcMar>
-              <w:top w:type="dxa" w:w="60"/>
-              <w:left w:type="dxa" w:w="100"/>
-              <w:bottom w:type="dxa" w:w="60"/>
-              <w:right w:type="dxa" w:w="100"/>
-            </w:tcMar>
-          </w:tcPr>
-          <w:p>
-            <w:r>
-              <w:rPr>
-                <w:rFonts w:ascii="Calibri" w:cs="Calibri" w:eastAsia="Calibri" w:hAnsi="Calibri"/>
-                <w:color w:val="6b675f"/>
-                <w:sz w:val="19"/>
-                <w:szCs w:val="19"/>
-              </w:rPr>
-              <w:t xml:space="preserve">Hotel en Hondōri/Hatchōbori: todo a pie desde ahí.</w:t>
+              <w:t xml:space="preserve">Sakura/Nozomi → Hiroshima</w:t>
+            </w:r>
+          </w:p>
+        </w:tc>
+        <w:tc>
+          <w:tcPr>
+            <w:tcW w:type="dxa" w:w="5400"/>
+            <w:tcMar>
+              <w:top w:type="dxa" w:w="60"/>
+              <w:left w:type="dxa" w:w="100"/>
+              <w:bottom w:type="dxa" w:w="60"/>
+              <w:right w:type="dxa" w:w="100"/>
+            </w:tcMar>
+          </w:tcPr>
+          <w:p>
+            <w:r>
+              <w:rPr>
+                <w:rFonts w:ascii="Calibri" w:cs="Calibri" w:eastAsia="Calibri" w:hAnsi="Calibri"/>
+                <w:color w:val="6b675f"/>
+                <w:sz w:val="19"/>
+                <w:szCs w:val="19"/>
+              </w:rPr>
+              <w:t xml:space="preserve">1 h de shinkansen, check-in en Hondōri.</w:t>
             </w:r>
           </w:p>
         </w:tc>
@@ -9595,53 +9537,53 @@
                 <w:sz w:val="19"/>
                 <w:szCs w:val="19"/>
               </w:rPr>
-              <w:t xml:space="preserve">19:00</w:t>
-            </w:r>
-          </w:p>
-        </w:tc>
-        <w:tc>
-          <w:tcPr>
-            <w:tcW w:type="dxa" w:w="2600"/>
-            <w:tcMar>
-              <w:top w:type="dxa" w:w="60"/>
-              <w:left w:type="dxa" w:w="100"/>
-              <w:bottom w:type="dxa" w:w="60"/>
-              <w:right w:type="dxa" w:w="100"/>
-            </w:tcMar>
-          </w:tcPr>
-          <w:p>
-            <w:r>
-              <w:rPr>
-                <w:rFonts w:ascii="Calibri" w:cs="Calibri" w:eastAsia="Calibri" w:hAnsi="Calibri"/>
-                <w:b/>
-                <w:bCs/>
-                <w:color w:val="22201c"/>
-                <w:sz w:val="19"/>
-                <w:szCs w:val="19"/>
-              </w:rPr>
-              <w:t xml:space="preserve">Cena: Okonomimura</w:t>
-            </w:r>
-          </w:p>
-        </w:tc>
-        <w:tc>
-          <w:tcPr>
-            <w:tcW w:type="dxa" w:w="5400"/>
-            <w:tcMar>
-              <w:top w:type="dxa" w:w="60"/>
-              <w:left w:type="dxa" w:w="100"/>
-              <w:bottom w:type="dxa" w:w="60"/>
-              <w:right w:type="dxa" w:w="100"/>
-            </w:tcMar>
-          </w:tcPr>
-          <w:p>
-            <w:r>
-              <w:rPr>
-                <w:rFonts w:ascii="Calibri" w:cs="Calibri" w:eastAsia="Calibri" w:hAnsi="Calibri"/>
-                <w:color w:val="6b675f"/>
-                <w:sz w:val="19"/>
-                <w:szCs w:val="19"/>
-              </w:rPr>
-              <w:t xml:space="preserve">23 planchas en un edificio: okonomiyaki DE HIROSHIMA (capas y fideos, no mezclado). En la barra, frente al humo.</w:t>
+              <w:t xml:space="preserve">20:00</w:t>
+            </w:r>
+          </w:p>
+        </w:tc>
+        <w:tc>
+          <w:tcPr>
+            <w:tcW w:type="dxa" w:w="2600"/>
+            <w:tcMar>
+              <w:top w:type="dxa" w:w="60"/>
+              <w:left w:type="dxa" w:w="100"/>
+              <w:bottom w:type="dxa" w:w="60"/>
+              <w:right w:type="dxa" w:w="100"/>
+            </w:tcMar>
+          </w:tcPr>
+          <w:p>
+            <w:r>
+              <w:rPr>
+                <w:rFonts w:ascii="Calibri" w:cs="Calibri" w:eastAsia="Calibri" w:hAnsi="Calibri"/>
+                <w:b/>
+                <w:bCs/>
+                <w:color w:val="22201c"/>
+                <w:sz w:val="19"/>
+                <w:szCs w:val="19"/>
+              </w:rPr>
+              <w:t xml:space="preserve">CENA DE CUMPLEAÑOS</w:t>
+            </w:r>
+          </w:p>
+        </w:tc>
+        <w:tc>
+          <w:tcPr>
+            <w:tcW w:type="dxa" w:w="5400"/>
+            <w:tcMar>
+              <w:top w:type="dxa" w:w="60"/>
+              <w:left w:type="dxa" w:w="100"/>
+              <w:bottom w:type="dxa" w:w="60"/>
+              <w:right w:type="dxa" w:w="100"/>
+            </w:tcMar>
+          </w:tcPr>
+          <w:p>
+            <w:r>
+              <w:rPr>
+                <w:rFonts w:ascii="Calibri" w:cs="Calibri" w:eastAsia="Calibri" w:hAnsi="Calibri"/>
+                <w:color w:val="6b675f"/>
+                <w:sz w:val="19"/>
+                <w:szCs w:val="19"/>
+              </w:rPr>
+              <w:t xml:space="preserve">Okonomimura en modo fiesta (23 planchas, humo y espectáculo) o teppanyaki de wagyū si toca lujo (reservar). Remate: bares de Nagarekawa. El Museo de la Paz, MAÑANA: hoy se celebra.</w:t>
             </w:r>
           </w:p>
         </w:tc>
@@ -10202,7 +10144,7 @@
                 <w:sz w:val="19"/>
                 <w:szCs w:val="19"/>
               </w:rPr>
-              <w:t xml:space="preserve">El templo al que casi nadie sube: 500 rakan con gorritos de lana, cuevas de linternas. El favorito.</w:t>
+              <w:t xml:space="preserve">El templo al que casi nadie sube: 500 rakan con gorritos de lana, cuevas de linternas. El favorito. Con energía sobrante: ropeway al monte Misen (+2 h, el mar Interior entero a los pies).</w:t>
             </w:r>
           </w:p>
         </w:tc>
@@ -13304,29 +13246,29 @@
                 <w:sz w:val="19"/>
                 <w:szCs w:val="19"/>
               </w:rPr>
-              <w:t xml:space="preserve">Nihonbashi + cena</w:t>
-            </w:r>
-          </w:p>
-        </w:tc>
-        <w:tc>
-          <w:tcPr>
-            <w:tcW w:type="dxa" w:w="5400"/>
-            <w:tcMar>
-              <w:top w:type="dxa" w:w="60"/>
-              <w:left w:type="dxa" w:w="100"/>
-              <w:bottom w:type="dxa" w:w="60"/>
-              <w:right w:type="dxa" w:w="100"/>
-            </w:tcMar>
-          </w:tcPr>
-          <w:p>
-            <w:r>
-              <w:rPr>
-                <w:rFonts w:ascii="Calibri" w:cs="Calibri" w:eastAsia="Calibri" w:hAnsi="Calibri"/>
-                <w:color w:val="6b675f"/>
-                <w:sz w:val="19"/>
-                <w:szCs w:val="19"/>
-              </w:rPr>
-              <w:t xml:space="preserve">El puente kilómetro cero de Japón y cena por la zona.</w:t>
+              <w:t xml:space="preserve">Cena en Ginza</w:t>
+            </w:r>
+          </w:p>
+        </w:tc>
+        <w:tc>
+          <w:tcPr>
+            <w:tcW w:type="dxa" w:w="5400"/>
+            <w:tcMar>
+              <w:top w:type="dxa" w:w="60"/>
+              <w:left w:type="dxa" w:w="100"/>
+              <w:bottom w:type="dxa" w:w="60"/>
+              <w:right w:type="dxa" w:w="100"/>
+            </w:tcMar>
+          </w:tcPr>
+          <w:p>
+            <w:r>
+              <w:rPr>
+                <w:rFonts w:ascii="Calibri" w:cs="Calibri" w:eastAsia="Calibri" w:hAnsi="Calibri"/>
+                <w:color w:val="6b675f"/>
+                <w:sz w:val="19"/>
+                <w:szCs w:val="19"/>
+              </w:rPr>
+              <w:t xml:space="preserve">Del tonkatsu histórico a un último sushi: la despensa de Ginza es infinita. (Nihonbashi, descartado: ver el final.)</w:t>
             </w:r>
           </w:p>
         </w:tc>
@@ -15411,53 +15353,53 @@
                 <w:sz w:val="19"/>
                 <w:szCs w:val="19"/>
               </w:rPr>
-              <w:t xml:space="preserve">15:50</w:t>
-            </w:r>
-          </w:p>
-        </w:tc>
-        <w:tc>
-          <w:tcPr>
-            <w:tcW w:type="dxa" w:w="2600"/>
-            <w:tcMar>
-              <w:top w:type="dxa" w:w="60"/>
-              <w:left w:type="dxa" w:w="100"/>
-              <w:bottom w:type="dxa" w:w="60"/>
-              <w:right w:type="dxa" w:w="100"/>
-            </w:tcMar>
-          </w:tcPr>
-          <w:p>
-            <w:r>
-              <w:rPr>
-                <w:rFonts w:ascii="Calibri" w:cs="Calibri" w:eastAsia="Calibri" w:hAnsi="Calibri"/>
-                <w:b w:val="false"/>
-                <w:bCs w:val="false"/>
-                <w:color w:val="22201c"/>
-                <w:sz w:val="19"/>
-                <w:szCs w:val="19"/>
-              </w:rPr>
-              <w:t xml:space="preserve">Nihonbashi + maletas</w:t>
-            </w:r>
-          </w:p>
-        </w:tc>
-        <w:tc>
-          <w:tcPr>
-            <w:tcW w:type="dxa" w:w="5400"/>
-            <w:tcMar>
-              <w:top w:type="dxa" w:w="60"/>
-              <w:left w:type="dxa" w:w="100"/>
-              <w:bottom w:type="dxa" w:w="60"/>
-              <w:right w:type="dxa" w:w="100"/>
-            </w:tcMar>
-          </w:tcPr>
-          <w:p>
-            <w:r>
-              <w:rPr>
-                <w:rFonts w:ascii="Calibri" w:cs="Calibri" w:eastAsia="Calibri" w:hAnsi="Calibri"/>
-                <w:color w:val="6b675f"/>
-                <w:sz w:val="19"/>
-                <w:szCs w:val="19"/>
-              </w:rPr>
-              <w:t xml:space="preserve">Último vistazo al kilómetro cero; al APA a por las maletas.</w:t>
+              <w:t xml:space="preserve">16:00</w:t>
+            </w:r>
+          </w:p>
+        </w:tc>
+        <w:tc>
+          <w:tcPr>
+            <w:tcW w:type="dxa" w:w="2600"/>
+            <w:tcMar>
+              <w:top w:type="dxa" w:w="60"/>
+              <w:left w:type="dxa" w:w="100"/>
+              <w:bottom w:type="dxa" w:w="60"/>
+              <w:right w:type="dxa" w:w="100"/>
+            </w:tcMar>
+          </w:tcPr>
+          <w:p>
+            <w:r>
+              <w:rPr>
+                <w:rFonts w:ascii="Calibri" w:cs="Calibri" w:eastAsia="Calibri" w:hAnsi="Calibri"/>
+                <w:b w:val="false"/>
+                <w:bCs w:val="false"/>
+                <w:color w:val="22201c"/>
+                <w:sz w:val="19"/>
+                <w:szCs w:val="19"/>
+              </w:rPr>
+              <w:t xml:space="preserve">Maletas y al tren</w:t>
+            </w:r>
+          </w:p>
+        </w:tc>
+        <w:tc>
+          <w:tcPr>
+            <w:tcW w:type="dxa" w:w="5400"/>
+            <w:tcMar>
+              <w:top w:type="dxa" w:w="60"/>
+              <w:left w:type="dxa" w:w="100"/>
+              <w:bottom w:type="dxa" w:w="60"/>
+              <w:right w:type="dxa" w:w="100"/>
+            </w:tcMar>
+          </w:tcPr>
+          <w:p>
+            <w:r>
+              <w:rPr>
+                <w:rFonts w:ascii="Calibri" w:cs="Calibri" w:eastAsia="Calibri" w:hAnsi="Calibri"/>
+                <w:color w:val="6b675f"/>
+                <w:sz w:val="19"/>
+                <w:szCs w:val="19"/>
+              </w:rPr>
+              <w:t xml:space="preserve">Al APA a por las maletas y a Tokyo Station.</w:t>
             </w:r>
           </w:p>
         </w:tc>
@@ -16804,6 +16746,76 @@
                 <w:sz w:val="19"/>
                 <w:szCs w:val="19"/>
               </w:rPr>
+              <w:t xml:space="preserve">Cena de cumpleaños del 19 (si teppanyaki de wagyū)</w:t>
+            </w:r>
+          </w:p>
+        </w:tc>
+        <w:tc>
+          <w:tcPr>
+            <w:tcW w:type="dxa" w:w="2200"/>
+            <w:tcMar>
+              <w:top w:type="dxa" w:w="60"/>
+              <w:left w:type="dxa" w:w="100"/>
+              <w:bottom w:type="dxa" w:w="60"/>
+              <w:right w:type="dxa" w:w="100"/>
+            </w:tcMar>
+          </w:tcPr>
+          <w:p>
+            <w:r>
+              <w:rPr>
+                <w:rFonts w:ascii="Calibri" w:cs="Calibri" w:eastAsia="Calibri" w:hAnsi="Calibri"/>
+                <w:b/>
+                <w:bCs/>
+                <w:color w:val="bf3823"/>
+                <w:sz w:val="19"/>
+                <w:szCs w:val="19"/>
+              </w:rPr>
+              <w:t xml:space="preserve">~2 semanas antes</w:t>
+            </w:r>
+          </w:p>
+        </w:tc>
+        <w:tc>
+          <w:tcPr>
+            <w:tcW w:type="dxa" w:w="3600"/>
+            <w:tcMar>
+              <w:top w:type="dxa" w:w="60"/>
+              <w:left w:type="dxa" w:w="100"/>
+              <w:bottom w:type="dxa" w:w="60"/>
+              <w:right w:type="dxa" w:w="100"/>
+            </w:tcMar>
+          </w:tcPr>
+          <w:p>
+            <w:r>
+              <w:rPr>
+                <w:rFonts w:ascii="Calibri" w:cs="Calibri" w:eastAsia="Calibri" w:hAnsi="Calibri"/>
+                <w:color w:val="6b675f"/>
+                <w:sz w:val="19"/>
+                <w:szCs w:val="19"/>
+              </w:rPr>
+              <w:t xml:space="preserve">en Hiroshima; el plan Okonomimura no necesita reserva</w:t>
+            </w:r>
+          </w:p>
+        </w:tc>
+      </w:tr>
+      <w:tr>
+        <w:tc>
+          <w:tcPr>
+            <w:tcW w:type="dxa" w:w="3200"/>
+            <w:tcMar>
+              <w:top w:type="dxa" w:w="60"/>
+              <w:left w:type="dxa" w:w="100"/>
+              <w:bottom w:type="dxa" w:w="60"/>
+              <w:right w:type="dxa" w:w="100"/>
+            </w:tcMar>
+          </w:tcPr>
+          <w:p>
+            <w:r>
+              <w:rPr>
+                <w:rFonts w:ascii="Calibri" w:cs="Calibri" w:eastAsia="Calibri" w:hAnsi="Calibri"/>
+                <w:color w:val="22201c"/>
+                <w:sz w:val="19"/>
+                <w:szCs w:val="19"/>
+              </w:rPr>
               <w:t xml:space="preserve">Shinkansen con asiento (los 5 tramos largos)</w:t>
             </w:r>
           </w:p>
@@ -16885,6 +16897,107 @@
           <w:szCs w:val="30"/>
         </w:rPr>
         <w:t xml:space="preserve">Descartes razonados (queda apuntado, no borrado)</w:t>
+      </w:r>
+    </w:p>
+    <w:p>
+      <w:pPr>
+        <w:pStyle w:val="Heading2"/>
+        <w:spacing w:after="120" w:before="260"/>
+      </w:pPr>
+      <w:r>
+        <w:rPr>
+          <w:rFonts w:ascii="Calibri" w:cs="Calibri" w:eastAsia="Calibri" w:hAnsi="Calibri"/>
+          <w:b/>
+          <w:bCs/>
+          <w:color w:val="22201c"/>
+          <w:sz w:val="25"/>
+          <w:szCs w:val="25"/>
+        </w:rPr>
+        <w:t xml:space="preserve">Curaduría v2: los cuatro "repetidos" que se caen (y por qué)</w:t>
+      </w:r>
+    </w:p>
+    <w:p>
+      <w:pPr>
+        <w:spacing w:after="120"/>
+      </w:pPr>
+      <w:r>
+        <w:rPr>
+          <w:rFonts w:ascii="Calibri" w:cs="Calibri" w:eastAsia="Calibri" w:hAnsi="Calibri"/>
+          <w:color w:val="22201c"/>
+          <w:sz w:val="21"/>
+          <w:szCs w:val="21"/>
+        </w:rPr>
+        <w:t xml:space="preserve">Shibuya 109: es un centro comercial. Se ve — literalmente — desde el cruce de Shibuya, que ya tiene parada. Estar apuntado dos veces no lo convierte en visita.</w:t>
+      </w:r>
+    </w:p>
+    <w:p>
+      <w:pPr>
+        <w:spacing w:after="120"/>
+      </w:pPr>
+      <w:r>
+        <w:rPr>
+          <w:rFonts w:ascii="Calibri" w:cs="Calibri" w:eastAsia="Calibri" w:hAnsi="Calibri"/>
+          <w:color w:val="22201c"/>
+          <w:sz w:val="21"/>
+          <w:szCs w:val="21"/>
+        </w:rPr>
+        <w:t xml:space="preserve">Hiroo: un barrio residencial agradable para cenar... si vivieras al lado. Cruzar Tokio por él la noche del Shibuya Sky no compensa: Ebisu Yokochō, a una parada, es mejor cena y mejor ambiente.</w:t>
+      </w:r>
+    </w:p>
+    <w:p>
+      <w:pPr>
+        <w:spacing w:after="120"/>
+      </w:pPr>
+      <w:r>
+        <w:rPr>
+          <w:rFonts w:ascii="Calibri" w:cs="Calibri" w:eastAsia="Calibri" w:hAnsi="Calibri"/>
+          <w:color w:val="22201c"/>
+          <w:sz w:val="21"/>
+          <w:szCs w:val="21"/>
+        </w:rPr>
+        <w:t xml:space="preserve">Nihonbashi: el puente kilómetro cero es historia enterrada bajo una autopista elevada. Dos minutos de foto que no sostienen una parada; si pasáis por delante camino de Ginza, mirad y seguid.</w:t>
+      </w:r>
+    </w:p>
+    <w:p>
+      <w:pPr>
+        <w:spacing w:after="120"/>
+      </w:pPr>
+      <w:r>
+        <w:rPr>
+          <w:rFonts w:ascii="Calibri" w:cs="Calibri" w:eastAsia="Calibri" w:hAnsi="Calibri"/>
+          <w:color w:val="22201c"/>
+          <w:sz w:val="21"/>
+          <w:szCs w:val="21"/>
+        </w:rPr>
+        <w:t xml:space="preserve">Jimbōchō: 180 librerías de viejo EN JAPONÉS. Precioso si coleccionas grabados; para este viaje es la parada más prescindible del domingo, y su hueco lo ganaron el desayuno en Tsukiji y el jardín Hamarikyū, que encima están pegados.</w:t>
+      </w:r>
+    </w:p>
+    <w:p>
+      <w:pPr>
+        <w:spacing w:after="120"/>
+      </w:pPr>
+      <w:r>
+        <w:rPr>
+          <w:rFonts w:ascii="Calibri" w:cs="Calibri" w:eastAsia="Calibri" w:hAnsi="Calibri"/>
+          <w:color w:val="22201c"/>
+          <w:sz w:val="21"/>
+          <w:szCs w:val="21"/>
+        </w:rPr>
+        <w:t xml:space="preserve">A cambio entran dos sitios que NADIE había apuntado y que un experto no deja fuera: el castillo de Himeji (el mejor castillo original de Japón, 45 min de paso exacto entre Kioto y Hiroshima) y el mercado exterior de Tsukiji (el desayuno más famoso del país).</w:t>
+      </w:r>
+    </w:p>
+    <w:p>
+      <w:pPr>
+        <w:spacing w:after="120"/>
+      </w:pPr>
+      <w:r>
+        <w:rPr>
+          <w:rFonts w:ascii="Calibri" w:cs="Calibri" w:eastAsia="Calibri" w:hAnsi="Calibri"/>
+          <w:color w:val="22201c"/>
+          <w:sz w:val="21"/>
+          <w:szCs w:val="21"/>
+        </w:rPr>
+        <w:t xml:space="preserve">Osaka Castle quedó fuera a sabiendas: por fuera es bonito y por dentro es un museo moderno con ascensor; vuestra Osaka es de neón y cocina, no de castillos. Si alguien lo quiere, cabe la mañana del 24 sacrificando Kuromon.</w:t>
       </w:r>
     </w:p>
     <w:p>

--- a/Ruta-21-dias.docx
+++ b/Ruta-21-dias.docx
@@ -61,7 +61,7 @@
           <w:sz w:val="18"/>
           <w:szCs w:val="18"/>
         </w:rPr>
-        <w:t xml:space="preserve">Versión 2 · 19 de julio de 2026 · curada a criterio (regla de gemelos revisada) y con el cumpleaños del 19 protegido.</w:t>
+        <w:t xml:space="preserve">Versión 3 · 19 de julio de 2026 · contrastada con el canon de imprescindibles: castillo de Osaka dentro, Umeda Sky y Sanjūsangen-dō dentro.</w:t>
       </w:r>
     </w:p>
     <w:p>
@@ -167,6 +167,20 @@
           <w:sz w:val="21"/>
           <w:szCs w:val="21"/>
         </w:rPr>
+        <w:t xml:space="preserve">Regla nº 0 (v3): NO se pierde nada del top. La ruta está contrastada con el canon de imprescindibles de Japón (Tokio, Kioto, Osaka, Fuji, Nara, Hiroshima+Miyajima, Himeji, Nikko, Kanazawa/Alpes): todo lo alcanzable está dentro. El castillo de Osaka vuelve por decisión del equipo, y entran Umeda Sky Building (una de las mejores azoteas del mundo) y Sanjūsangen-dō (las 1.001 Kannon que apuntó María).</w:t>
+      </w:r>
+    </w:p>
+    <w:p>
+      <w:pPr>
+        <w:spacing w:after="120"/>
+      </w:pPr>
+      <w:r>
+        <w:rPr>
+          <w:rFonts w:ascii="Calibri" w:cs="Calibri" w:eastAsia="Calibri" w:hAnsi="Calibri"/>
+          <w:color w:val="22201c"/>
+          <w:sz w:val="21"/>
+          <w:szCs w:val="21"/>
+        </w:rPr>
         <w:t xml:space="preserve">Regla nº 6: el 19 de abril es EL CUMPLEAÑOS 🎂. Ese día se celebra: amanecer entre los mil torii de Fushimi, matcha en Uji, el castillo de Himeji de regalo y cena de celebración en Hiroshima. El Museo de la Paz se visita el día 20, a propósito.</w:t>
       </w:r>
     </w:p>
@@ -891,7 +905,7 @@
                 <w:sz w:val="19"/>
                 <w:szCs w:val="19"/>
               </w:rPr>
-              <w:t xml:space="preserve">Dōtonbori, Nara entera, USJ/Nintendo World</w:t>
+              <w:t xml:space="preserve">Dōtonbori, Nara + Shitennō-ji, USJ + Umeda Sky de noche</w:t>
             </w:r>
           </w:p>
         </w:tc>
@@ -959,7 +973,7 @@
                 <w:sz w:val="19"/>
                 <w:szCs w:val="19"/>
               </w:rPr>
-              <w:t xml:space="preserve">Ginza, Kamakura+Yokohama, el Fuji</w:t>
+              <w:t xml:space="preserve">Castillo de Osaka al alba, Ginza, Kamakura+Yokohama, el Fuji</w:t>
             </w:r>
           </w:p>
         </w:tc>
@@ -7691,11 +7705,83 @@
                 <w:rFonts w:ascii="Calibri" w:cs="Calibri" w:eastAsia="Calibri" w:hAnsi="Calibri"/>
                 <w:b w:val="false"/>
                 <w:bCs w:val="false"/>
+                <w:color w:val="22201c"/>
+                <w:sz w:val="19"/>
+                <w:szCs w:val="19"/>
+              </w:rPr>
+              <w:t xml:space="preserve">12:15</w:t>
+            </w:r>
+          </w:p>
+        </w:tc>
+        <w:tc>
+          <w:tcPr>
+            <w:tcW w:type="dxa" w:w="2600"/>
+            <w:tcMar>
+              <w:top w:type="dxa" w:w="60"/>
+              <w:left w:type="dxa" w:w="100"/>
+              <w:bottom w:type="dxa" w:w="60"/>
+              <w:right w:type="dxa" w:w="100"/>
+            </w:tcMar>
+          </w:tcPr>
+          <w:p>
+            <w:r>
+              <w:rPr>
+                <w:rFonts w:ascii="Calibri" w:cs="Calibri" w:eastAsia="Calibri" w:hAnsi="Calibri"/>
+                <w:b w:val="false"/>
+                <w:bCs w:val="false"/>
+                <w:color w:val="22201c"/>
+                <w:sz w:val="19"/>
+                <w:szCs w:val="19"/>
+              </w:rPr>
+              <w:t xml:space="preserve">Sanjūsangen-dō</w:t>
+            </w:r>
+          </w:p>
+        </w:tc>
+        <w:tc>
+          <w:tcPr>
+            <w:tcW w:type="dxa" w:w="5400"/>
+            <w:tcMar>
+              <w:top w:type="dxa" w:w="60"/>
+              <w:left w:type="dxa" w:w="100"/>
+              <w:bottom w:type="dxa" w:w="60"/>
+              <w:right w:type="dxa" w:w="100"/>
+            </w:tcMar>
+          </w:tcPr>
+          <w:p>
+            <w:r>
+              <w:rPr>
+                <w:rFonts w:ascii="Calibri" w:cs="Calibri" w:eastAsia="Calibri" w:hAnsi="Calibri"/>
+                <w:color w:val="6b675f"/>
+                <w:sz w:val="19"/>
+                <w:szCs w:val="19"/>
+              </w:rPr>
+              <w:t xml:space="preserve">Bus 10 min: las 1.001 estatuas doradas de Kannon en una sala de 120 m, cada cara distinta. María la apuntó y es de lo más sobrecogedor de Japón. Prohibido fotografiar: se mira y se guarda.</w:t>
+            </w:r>
+          </w:p>
+        </w:tc>
+      </w:tr>
+      <w:tr>
+        <w:tc>
+          <w:tcPr>
+            <w:tcW w:type="dxa" w:w="1000"/>
+            <w:tcMar>
+              <w:top w:type="dxa" w:w="60"/>
+              <w:left w:type="dxa" w:w="100"/>
+              <w:bottom w:type="dxa" w:w="60"/>
+              <w:right w:type="dxa" w:w="100"/>
+            </w:tcMar>
+          </w:tcPr>
+          <w:p>
+            <w:r>
+              <w:rPr>
+                <w:rFonts w:ascii="Calibri" w:cs="Calibri" w:eastAsia="Calibri" w:hAnsi="Calibri"/>
+                <w:b w:val="false"/>
+                <w:bCs w:val="false"/>
                 <w:color w:val="bf3823"/>
                 <w:sz w:val="19"/>
                 <w:szCs w:val="19"/>
               </w:rPr>
-              <w:t xml:space="preserve">12:30</w:t>
+              <w:t xml:space="preserve">13:30</w:t>
             </w:r>
           </w:p>
         </w:tc>
@@ -7767,7 +7853,7 @@
                 <w:sz w:val="19"/>
                 <w:szCs w:val="19"/>
               </w:rPr>
-              <w:t xml:space="preserve">14:15</w:t>
+              <w:t xml:space="preserve">15:00</w:t>
             </w:r>
           </w:p>
         </w:tc>
@@ -7839,7 +7925,7 @@
                 <w:sz w:val="19"/>
                 <w:szCs w:val="19"/>
               </w:rPr>
-              <w:t xml:space="preserve">16:30</w:t>
+              <w:t xml:space="preserve">16:45</w:t>
             </w:r>
           </w:p>
         </w:tc>
@@ -7911,7 +7997,7 @@
                 <w:sz w:val="19"/>
                 <w:szCs w:val="19"/>
               </w:rPr>
-              <w:t xml:space="preserve">17:30</w:t>
+              <w:t xml:space="preserve">17:45</w:t>
             </w:r>
           </w:p>
         </w:tc>
@@ -11792,57 +11878,129 @@
                 <w:rFonts w:ascii="Calibri" w:cs="Calibri" w:eastAsia="Calibri" w:hAnsi="Calibri"/>
                 <w:b w:val="false"/>
                 <w:bCs w:val="false"/>
+                <w:color w:val="22201c"/>
+                <w:sz w:val="19"/>
+                <w:szCs w:val="19"/>
+              </w:rPr>
+              <w:t xml:space="preserve">18:30</w:t>
+            </w:r>
+          </w:p>
+        </w:tc>
+        <w:tc>
+          <w:tcPr>
+            <w:tcW w:type="dxa" w:w="2600"/>
+            <w:tcMar>
+              <w:top w:type="dxa" w:w="60"/>
+              <w:left w:type="dxa" w:w="100"/>
+              <w:bottom w:type="dxa" w:w="60"/>
+              <w:right w:type="dxa" w:w="100"/>
+            </w:tcMar>
+          </w:tcPr>
+          <w:p>
+            <w:r>
+              <w:rPr>
+                <w:rFonts w:ascii="Calibri" w:cs="Calibri" w:eastAsia="Calibri" w:hAnsi="Calibri"/>
+                <w:b w:val="false"/>
+                <w:bCs w:val="false"/>
+                <w:color w:val="22201c"/>
+                <w:sz w:val="19"/>
+                <w:szCs w:val="19"/>
+              </w:rPr>
+              <w:t xml:space="preserve">Shitennō-ji al atardecer</w:t>
+            </w:r>
+          </w:p>
+        </w:tc>
+        <w:tc>
+          <w:tcPr>
+            <w:tcW w:type="dxa" w:w="5400"/>
+            <w:tcMar>
+              <w:top w:type="dxa" w:w="60"/>
+              <w:left w:type="dxa" w:w="100"/>
+              <w:bottom w:type="dxa" w:w="60"/>
+              <w:right w:type="dxa" w:w="100"/>
+            </w:tcMar>
+          </w:tcPr>
+          <w:p>
+            <w:r>
+              <w:rPr>
+                <w:rFonts w:ascii="Calibri" w:cs="Calibri" w:eastAsia="Calibri" w:hAnsi="Calibri"/>
+                <w:color w:val="6b675f"/>
+                <w:sz w:val="19"/>
+                <w:szCs w:val="19"/>
+              </w:rPr>
+              <w:t xml:space="preserve">Kintetsu de vuelta y metro a Tennōji: el recinto del templo más antiguo de Japón (593), con la pagoda recortada contra el cielo. Gratis a esta hora (interiores ya cerrados) y a 10 min a pie de Shinsekai.</w:t>
+            </w:r>
+          </w:p>
+        </w:tc>
+      </w:tr>
+      <w:tr>
+        <w:tc>
+          <w:tcPr>
+            <w:tcW w:type="dxa" w:w="1000"/>
+            <w:tcMar>
+              <w:top w:type="dxa" w:w="60"/>
+              <w:left w:type="dxa" w:w="100"/>
+              <w:bottom w:type="dxa" w:w="60"/>
+              <w:right w:type="dxa" w:w="100"/>
+            </w:tcMar>
+          </w:tcPr>
+          <w:p>
+            <w:r>
+              <w:rPr>
+                <w:rFonts w:ascii="Calibri" w:cs="Calibri" w:eastAsia="Calibri" w:hAnsi="Calibri"/>
+                <w:b w:val="false"/>
+                <w:bCs w:val="false"/>
                 <w:color w:val="bf3823"/>
                 <w:sz w:val="19"/>
                 <w:szCs w:val="19"/>
               </w:rPr>
-              <w:t xml:space="preserve">18:00</w:t>
-            </w:r>
-          </w:p>
-        </w:tc>
-        <w:tc>
-          <w:tcPr>
-            <w:tcW w:type="dxa" w:w="2600"/>
-            <w:tcMar>
-              <w:top w:type="dxa" w:w="60"/>
-              <w:left w:type="dxa" w:w="100"/>
-              <w:bottom w:type="dxa" w:w="60"/>
-              <w:right w:type="dxa" w:w="100"/>
-            </w:tcMar>
-          </w:tcPr>
-          <w:p>
-            <w:r>
-              <w:rPr>
-                <w:rFonts w:ascii="Calibri" w:cs="Calibri" w:eastAsia="Calibri" w:hAnsi="Calibri"/>
-                <w:b/>
-                <w:bCs/>
-                <w:color w:val="22201c"/>
-                <w:sz w:val="19"/>
-                <w:szCs w:val="19"/>
-              </w:rPr>
-              <w:t xml:space="preserve">Vuelta + Shinsekai</w:t>
-            </w:r>
-          </w:p>
-        </w:tc>
-        <w:tc>
-          <w:tcPr>
-            <w:tcW w:type="dxa" w:w="5400"/>
-            <w:tcMar>
-              <w:top w:type="dxa" w:w="60"/>
-              <w:left w:type="dxa" w:w="100"/>
-              <w:bottom w:type="dxa" w:w="60"/>
-              <w:right w:type="dxa" w:w="100"/>
-            </w:tcMar>
-          </w:tcPr>
-          <w:p>
-            <w:r>
-              <w:rPr>
-                <w:rFonts w:ascii="Calibri" w:cs="Calibri" w:eastAsia="Calibri" w:hAnsi="Calibri"/>
-                <w:color w:val="6b675f"/>
-                <w:sz w:val="19"/>
-                <w:szCs w:val="19"/>
-              </w:rPr>
-              <w:t xml:space="preserve">Kintetsu de vuelta; cena de kushikatsu en Daruma bajo la torre Tsūtenkaku. REGLA: prohibido mojar dos veces en la salsa.</w:t>
+              <w:t xml:space="preserve">19:30</w:t>
+            </w:r>
+          </w:p>
+        </w:tc>
+        <w:tc>
+          <w:tcPr>
+            <w:tcW w:type="dxa" w:w="2600"/>
+            <w:tcMar>
+              <w:top w:type="dxa" w:w="60"/>
+              <w:left w:type="dxa" w:w="100"/>
+              <w:bottom w:type="dxa" w:w="60"/>
+              <w:right w:type="dxa" w:w="100"/>
+            </w:tcMar>
+          </w:tcPr>
+          <w:p>
+            <w:r>
+              <w:rPr>
+                <w:rFonts w:ascii="Calibri" w:cs="Calibri" w:eastAsia="Calibri" w:hAnsi="Calibri"/>
+                <w:b/>
+                <w:bCs/>
+                <w:color w:val="22201c"/>
+                <w:sz w:val="19"/>
+                <w:szCs w:val="19"/>
+              </w:rPr>
+              <w:t xml:space="preserve">Cena: Shinsekai</w:t>
+            </w:r>
+          </w:p>
+        </w:tc>
+        <w:tc>
+          <w:tcPr>
+            <w:tcW w:type="dxa" w:w="5400"/>
+            <w:tcMar>
+              <w:top w:type="dxa" w:w="60"/>
+              <w:left w:type="dxa" w:w="100"/>
+              <w:bottom w:type="dxa" w:w="60"/>
+              <w:right w:type="dxa" w:w="100"/>
+            </w:tcMar>
+          </w:tcPr>
+          <w:p>
+            <w:r>
+              <w:rPr>
+                <w:rFonts w:ascii="Calibri" w:cs="Calibri" w:eastAsia="Calibri" w:hAnsi="Calibri"/>
+                <w:color w:val="6b675f"/>
+                <w:sz w:val="19"/>
+                <w:szCs w:val="19"/>
+              </w:rPr>
+              <w:t xml:space="preserve">Kushikatsu en Daruma bajo la torre Tsūtenkaku. REGLA: prohibido mojar dos veces en la salsa.</w:t>
             </w:r>
           </w:p>
         </w:tc>
@@ -12353,57 +12511,129 @@
                 <w:rFonts w:ascii="Calibri" w:cs="Calibri" w:eastAsia="Calibri" w:hAnsi="Calibri"/>
                 <w:b w:val="false"/>
                 <w:bCs w:val="false"/>
+                <w:color w:val="22201c"/>
+                <w:sz w:val="19"/>
+                <w:szCs w:val="19"/>
+              </w:rPr>
+              <w:t xml:space="preserve">19:45</w:t>
+            </w:r>
+          </w:p>
+        </w:tc>
+        <w:tc>
+          <w:tcPr>
+            <w:tcW w:type="dxa" w:w="2600"/>
+            <w:tcMar>
+              <w:top w:type="dxa" w:w="60"/>
+              <w:left w:type="dxa" w:w="100"/>
+              <w:bottom w:type="dxa" w:w="60"/>
+              <w:right w:type="dxa" w:w="100"/>
+            </w:tcMar>
+          </w:tcPr>
+          <w:p>
+            <w:r>
+              <w:rPr>
+                <w:rFonts w:ascii="Calibri" w:cs="Calibri" w:eastAsia="Calibri" w:hAnsi="Calibri"/>
+                <w:b w:val="false"/>
+                <w:bCs w:val="false"/>
+                <w:color w:val="22201c"/>
+                <w:sz w:val="19"/>
+                <w:szCs w:val="19"/>
+              </w:rPr>
+              <w:t xml:space="preserve">Umeda Sky Building</w:t>
+            </w:r>
+          </w:p>
+        </w:tc>
+        <w:tc>
+          <w:tcPr>
+            <w:tcW w:type="dxa" w:w="5400"/>
+            <w:tcMar>
+              <w:top w:type="dxa" w:w="60"/>
+              <w:left w:type="dxa" w:w="100"/>
+              <w:bottom w:type="dxa" w:w="60"/>
+              <w:right w:type="dxa" w:w="100"/>
+            </w:tcMar>
+          </w:tcPr>
+          <w:p>
+            <w:r>
+              <w:rPr>
+                <w:rFonts w:ascii="Calibri" w:cs="Calibri" w:eastAsia="Calibri" w:hAnsi="Calibri"/>
+                <w:color w:val="6b675f"/>
+                <w:sz w:val="19"/>
+                <w:szCs w:val="19"/>
+              </w:rPr>
+              <w:t xml:space="preserve">Si el parque os deja vivos: JR Loop a Osaka (15 min) y el Jardín Flotante de noche — azotea abierta al cielo, una de las mejores vistas nocturnas de Japón (¥2.000, hasta 22:30).</w:t>
+            </w:r>
+          </w:p>
+        </w:tc>
+      </w:tr>
+      <w:tr>
+        <w:tc>
+          <w:tcPr>
+            <w:tcW w:type="dxa" w:w="1000"/>
+            <w:tcMar>
+              <w:top w:type="dxa" w:w="60"/>
+              <w:left w:type="dxa" w:w="100"/>
+              <w:bottom w:type="dxa" w:w="60"/>
+              <w:right w:type="dxa" w:w="100"/>
+            </w:tcMar>
+          </w:tcPr>
+          <w:p>
+            <w:r>
+              <w:rPr>
+                <w:rFonts w:ascii="Calibri" w:cs="Calibri" w:eastAsia="Calibri" w:hAnsi="Calibri"/>
+                <w:b w:val="false"/>
+                <w:bCs w:val="false"/>
                 <w:color w:val="bf3823"/>
                 <w:sz w:val="19"/>
                 <w:szCs w:val="19"/>
               </w:rPr>
-              <w:t xml:space="preserve">19:00</w:t>
-            </w:r>
-          </w:p>
-        </w:tc>
-        <w:tc>
-          <w:tcPr>
-            <w:tcW w:type="dxa" w:w="2600"/>
-            <w:tcMar>
-              <w:top w:type="dxa" w:w="60"/>
-              <w:left w:type="dxa" w:w="100"/>
-              <w:bottom w:type="dxa" w:w="60"/>
-              <w:right w:type="dxa" w:w="100"/>
-            </w:tcMar>
-          </w:tcPr>
-          <w:p>
-            <w:r>
-              <w:rPr>
-                <w:rFonts w:ascii="Calibri" w:cs="Calibri" w:eastAsia="Calibri" w:hAnsi="Calibri"/>
-                <w:b/>
-                <w:bCs/>
-                <w:color w:val="22201c"/>
-                <w:sz w:val="19"/>
-                <w:szCs w:val="19"/>
-              </w:rPr>
-              <w:t xml:space="preserve">Vuelta y cena suave</w:t>
-            </w:r>
-          </w:p>
-        </w:tc>
-        <w:tc>
-          <w:tcPr>
-            <w:tcW w:type="dxa" w:w="5400"/>
-            <w:tcMar>
-              <w:top w:type="dxa" w:w="60"/>
-              <w:left w:type="dxa" w:w="100"/>
-              <w:bottom w:type="dxa" w:w="60"/>
-              <w:right w:type="dxa" w:w="100"/>
-            </w:tcMar>
-          </w:tcPr>
-          <w:p>
-            <w:r>
-              <w:rPr>
-                <w:rFonts w:ascii="Calibri" w:cs="Calibri" w:eastAsia="Calibri" w:hAnsi="Calibri"/>
-                <w:color w:val="6b675f"/>
-                <w:sz w:val="19"/>
-                <w:szCs w:val="19"/>
-              </w:rPr>
-              <w:t xml:space="preserve">Estáis rotos y felices. Ramen cerca del hotel y a la cama.</w:t>
+              <w:t xml:space="preserve">21:15</w:t>
+            </w:r>
+          </w:p>
+        </w:tc>
+        <w:tc>
+          <w:tcPr>
+            <w:tcW w:type="dxa" w:w="2600"/>
+            <w:tcMar>
+              <w:top w:type="dxa" w:w="60"/>
+              <w:left w:type="dxa" w:w="100"/>
+              <w:bottom w:type="dxa" w:w="60"/>
+              <w:right w:type="dxa" w:w="100"/>
+            </w:tcMar>
+          </w:tcPr>
+          <w:p>
+            <w:r>
+              <w:rPr>
+                <w:rFonts w:ascii="Calibri" w:cs="Calibri" w:eastAsia="Calibri" w:hAnsi="Calibri"/>
+                <w:b/>
+                <w:bCs/>
+                <w:color w:val="22201c"/>
+                <w:sz w:val="19"/>
+                <w:szCs w:val="19"/>
+              </w:rPr>
+              <w:t xml:space="preserve">Cena en Umeda y a casa</w:t>
+            </w:r>
+          </w:p>
+        </w:tc>
+        <w:tc>
+          <w:tcPr>
+            <w:tcW w:type="dxa" w:w="5400"/>
+            <w:tcMar>
+              <w:top w:type="dxa" w:w="60"/>
+              <w:left w:type="dxa" w:w="100"/>
+              <w:bottom w:type="dxa" w:w="60"/>
+              <w:right w:type="dxa" w:w="100"/>
+            </w:tcMar>
+          </w:tcPr>
+          <w:p>
+            <w:r>
+              <w:rPr>
+                <w:rFonts w:ascii="Calibri" w:cs="Calibri" w:eastAsia="Calibri" w:hAnsi="Calibri"/>
+                <w:color w:val="6b675f"/>
+                <w:sz w:val="19"/>
+                <w:szCs w:val="19"/>
+              </w:rPr>
+              <w:t xml:space="preserve">Ramen u okonomiyaki por Umeda; Midōsuji directo a Namba.</w:t>
             </w:r>
           </w:p>
         </w:tc>
@@ -12574,7 +12804,7 @@
                 <w:sz w:val="19"/>
                 <w:szCs w:val="19"/>
               </w:rPr>
-              <w:t xml:space="preserve">08:30</w:t>
+              <w:t xml:space="preserve">08:15</w:t>
             </w:r>
           </w:p>
         </w:tc>
@@ -12646,197 +12876,125 @@
                 <w:sz w:val="19"/>
                 <w:szCs w:val="19"/>
               </w:rPr>
-              <w:t xml:space="preserve">09:45</w:t>
-            </w:r>
-          </w:p>
-        </w:tc>
-        <w:tc>
-          <w:tcPr>
-            <w:tcW w:type="dxa" w:w="2600"/>
-            <w:tcMar>
-              <w:top w:type="dxa" w:w="60"/>
-              <w:left w:type="dxa" w:w="100"/>
-              <w:bottom w:type="dxa" w:w="60"/>
-              <w:right w:type="dxa" w:w="100"/>
-            </w:tcMar>
-          </w:tcPr>
-          <w:p>
-            <w:r>
-              <w:rPr>
-                <w:rFonts w:ascii="Calibri" w:cs="Calibri" w:eastAsia="Calibri" w:hAnsi="Calibri"/>
-                <w:b w:val="false"/>
-                <w:bCs w:val="false"/>
-                <w:color w:val="22201c"/>
-                <w:sz w:val="19"/>
-                <w:szCs w:val="19"/>
-              </w:rPr>
-              <w:t xml:space="preserve">Doguyasuji</w:t>
-            </w:r>
-          </w:p>
-        </w:tc>
-        <w:tc>
-          <w:tcPr>
-            <w:tcW w:type="dxa" w:w="5400"/>
-            <w:tcMar>
-              <w:top w:type="dxa" w:w="60"/>
-              <w:left w:type="dxa" w:w="100"/>
-              <w:bottom w:type="dxa" w:w="60"/>
-              <w:right w:type="dxa" w:w="100"/>
-            </w:tcMar>
-          </w:tcPr>
-          <w:p>
-            <w:r>
-              <w:rPr>
-                <w:rFonts w:ascii="Calibri" w:cs="Calibri" w:eastAsia="Calibri" w:hAnsi="Calibri"/>
-                <w:color w:val="6b675f"/>
-                <w:sz w:val="19"/>
-                <w:szCs w:val="19"/>
-              </w:rPr>
-              <w:t xml:space="preserve">La calle del menaje: cuchillos, moldes de takoyaki, la lámpara de izakaya de recuerdo.</w:t>
-            </w:r>
-          </w:p>
-        </w:tc>
-      </w:tr>
-      <w:tr>
-        <w:tc>
-          <w:tcPr>
-            <w:tcW w:type="dxa" w:w="1000"/>
-            <w:tcMar>
-              <w:top w:type="dxa" w:w="60"/>
-              <w:left w:type="dxa" w:w="100"/>
-              <w:bottom w:type="dxa" w:w="60"/>
-              <w:right w:type="dxa" w:w="100"/>
-            </w:tcMar>
-          </w:tcPr>
-          <w:p>
-            <w:r>
-              <w:rPr>
-                <w:rFonts w:ascii="Calibri" w:cs="Calibri" w:eastAsia="Calibri" w:hAnsi="Calibri"/>
-                <w:b w:val="false"/>
-                <w:bCs w:val="false"/>
-                <w:color w:val="22201c"/>
-                <w:sz w:val="19"/>
-                <w:szCs w:val="19"/>
-              </w:rPr>
-              <w:t xml:space="preserve">10:30</w:t>
-            </w:r>
-          </w:p>
-        </w:tc>
-        <w:tc>
-          <w:tcPr>
-            <w:tcW w:type="dxa" w:w="2600"/>
-            <w:tcMar>
-              <w:top w:type="dxa" w:w="60"/>
-              <w:left w:type="dxa" w:w="100"/>
-              <w:bottom w:type="dxa" w:w="60"/>
-              <w:right w:type="dxa" w:w="100"/>
-            </w:tcMar>
-          </w:tcPr>
-          <w:p>
-            <w:r>
-              <w:rPr>
-                <w:rFonts w:ascii="Calibri" w:cs="Calibri" w:eastAsia="Calibri" w:hAnsi="Calibri"/>
-                <w:b w:val="false"/>
-                <w:bCs w:val="false"/>
-                <w:color w:val="22201c"/>
-                <w:sz w:val="19"/>
-                <w:szCs w:val="19"/>
-              </w:rPr>
-              <w:t xml:space="preserve">Shitennō-ji</w:t>
-            </w:r>
-          </w:p>
-        </w:tc>
-        <w:tc>
-          <w:tcPr>
-            <w:tcW w:type="dxa" w:w="5400"/>
-            <w:tcMar>
-              <w:top w:type="dxa" w:w="60"/>
-              <w:left w:type="dxa" w:w="100"/>
-              <w:bottom w:type="dxa" w:w="60"/>
-              <w:right w:type="dxa" w:w="100"/>
-            </w:tcMar>
-          </w:tcPr>
-          <w:p>
-            <w:r>
-              <w:rPr>
-                <w:rFonts w:ascii="Calibri" w:cs="Calibri" w:eastAsia="Calibri" w:hAnsi="Calibri"/>
-                <w:color w:val="6b675f"/>
-                <w:sz w:val="19"/>
-                <w:szCs w:val="19"/>
-              </w:rPr>
-              <w:t xml:space="preserve">El templo más antiguo del país (593), fundado por el príncipe Shōtoku. Fuera de ruta turística.</w:t>
-            </w:r>
-          </w:p>
-        </w:tc>
-      </w:tr>
-      <w:tr>
-        <w:tc>
-          <w:tcPr>
-            <w:tcW w:type="dxa" w:w="1000"/>
-            <w:tcMar>
-              <w:top w:type="dxa" w:w="60"/>
-              <w:left w:type="dxa" w:w="100"/>
-              <w:bottom w:type="dxa" w:w="60"/>
-              <w:right w:type="dxa" w:w="100"/>
-            </w:tcMar>
-          </w:tcPr>
-          <w:p>
-            <w:r>
-              <w:rPr>
-                <w:rFonts w:ascii="Calibri" w:cs="Calibri" w:eastAsia="Calibri" w:hAnsi="Calibri"/>
-                <w:b w:val="false"/>
-                <w:bCs w:val="false"/>
-                <w:color w:val="22201c"/>
-                <w:sz w:val="19"/>
-                <w:szCs w:val="19"/>
-              </w:rPr>
-              <w:t xml:space="preserve">11:45</w:t>
-            </w:r>
-          </w:p>
-        </w:tc>
-        <w:tc>
-          <w:tcPr>
-            <w:tcW w:type="dxa" w:w="2600"/>
-            <w:tcMar>
-              <w:top w:type="dxa" w:w="60"/>
-              <w:left w:type="dxa" w:w="100"/>
-              <w:bottom w:type="dxa" w:w="60"/>
-              <w:right w:type="dxa" w:w="100"/>
-            </w:tcMar>
-          </w:tcPr>
-          <w:p>
-            <w:r>
-              <w:rPr>
-                <w:rFonts w:ascii="Calibri" w:cs="Calibri" w:eastAsia="Calibri" w:hAnsi="Calibri"/>
-                <w:b w:val="false"/>
-                <w:bCs w:val="false"/>
-                <w:color w:val="22201c"/>
-                <w:sz w:val="19"/>
-                <w:szCs w:val="19"/>
-              </w:rPr>
-              <w:t xml:space="preserve">Namba + Den Den Town</w:t>
-            </w:r>
-          </w:p>
-        </w:tc>
-        <w:tc>
-          <w:tcPr>
-            <w:tcW w:type="dxa" w:w="5400"/>
-            <w:tcMar>
-              <w:top w:type="dxa" w:w="60"/>
-              <w:left w:type="dxa" w:w="100"/>
-              <w:bottom w:type="dxa" w:w="60"/>
-              <w:right w:type="dxa" w:w="100"/>
-            </w:tcMar>
-          </w:tcPr>
-          <w:p>
-            <w:r>
-              <w:rPr>
-                <w:rFonts w:ascii="Calibri" w:cs="Calibri" w:eastAsia="Calibri" w:hAnsi="Calibri"/>
-                <w:color w:val="6b675f"/>
-                <w:sz w:val="19"/>
-                <w:szCs w:val="19"/>
-              </w:rPr>
-              <w:t xml:space="preserve">Último neón y el Akihabara de Osaka de pasada, camino del hotel a por maletas.</w:t>
+              <w:t xml:space="preserve">09:30</w:t>
+            </w:r>
+          </w:p>
+        </w:tc>
+        <w:tc>
+          <w:tcPr>
+            <w:tcW w:type="dxa" w:w="2600"/>
+            <w:tcMar>
+              <w:top w:type="dxa" w:w="60"/>
+              <w:left w:type="dxa" w:w="100"/>
+              <w:bottom w:type="dxa" w:w="60"/>
+              <w:right w:type="dxa" w:w="100"/>
+            </w:tcMar>
+          </w:tcPr>
+          <w:p>
+            <w:r>
+              <w:rPr>
+                <w:rFonts w:ascii="Calibri" w:cs="Calibri" w:eastAsia="Calibri" w:hAnsi="Calibri"/>
+                <w:b w:val="false"/>
+                <w:bCs w:val="false"/>
+                <w:color w:val="22201c"/>
+                <w:sz w:val="19"/>
+                <w:szCs w:val="19"/>
+              </w:rPr>
+              <w:t xml:space="preserve">CASTILLO DE OSAKA</w:t>
+            </w:r>
+          </w:p>
+        </w:tc>
+        <w:tc>
+          <w:tcPr>
+            <w:tcW w:type="dxa" w:w="5400"/>
+            <w:tcMar>
+              <w:top w:type="dxa" w:w="60"/>
+              <w:left w:type="dxa" w:w="100"/>
+              <w:bottom w:type="dxa" w:w="60"/>
+              <w:right w:type="dxa" w:w="100"/>
+            </w:tcMar>
+          </w:tcPr>
+          <w:p>
+            <w:r>
+              <w:rPr>
+                <w:rFonts w:ascii="Calibri" w:cs="Calibri" w:eastAsia="Calibri" w:hAnsi="Calibri"/>
+                <w:color w:val="6b675f"/>
+                <w:sz w:val="19"/>
+                <w:szCs w:val="19"/>
+              </w:rPr>
+              <w:t xml:space="preserve">Tanimachi 10 min: el castillo de Hideyoshi entre fosos y murallas ciclópeas, con 600 cerezos en el parque. Las murallas y el parque son lo grande (gratis); el museo interior con mirador (¥600), si vais bien de hora.</w:t>
+            </w:r>
+          </w:p>
+        </w:tc>
+      </w:tr>
+      <w:tr>
+        <w:tc>
+          <w:tcPr>
+            <w:tcW w:type="dxa" w:w="1000"/>
+            <w:tcMar>
+              <w:top w:type="dxa" w:w="60"/>
+              <w:left w:type="dxa" w:w="100"/>
+              <w:bottom w:type="dxa" w:w="60"/>
+              <w:right w:type="dxa" w:w="100"/>
+            </w:tcMar>
+          </w:tcPr>
+          <w:p>
+            <w:r>
+              <w:rPr>
+                <w:rFonts w:ascii="Calibri" w:cs="Calibri" w:eastAsia="Calibri" w:hAnsi="Calibri"/>
+                <w:b w:val="false"/>
+                <w:bCs w:val="false"/>
+                <w:color w:val="22201c"/>
+                <w:sz w:val="19"/>
+                <w:szCs w:val="19"/>
+              </w:rPr>
+              <w:t xml:space="preserve">11:30</w:t>
+            </w:r>
+          </w:p>
+        </w:tc>
+        <w:tc>
+          <w:tcPr>
+            <w:tcW w:type="dxa" w:w="2600"/>
+            <w:tcMar>
+              <w:top w:type="dxa" w:w="60"/>
+              <w:left w:type="dxa" w:w="100"/>
+              <w:bottom w:type="dxa" w:w="60"/>
+              <w:right w:type="dxa" w:w="100"/>
+            </w:tcMar>
+          </w:tcPr>
+          <w:p>
+            <w:r>
+              <w:rPr>
+                <w:rFonts w:ascii="Calibri" w:cs="Calibri" w:eastAsia="Calibri" w:hAnsi="Calibri"/>
+                <w:b w:val="false"/>
+                <w:bCs w:val="false"/>
+                <w:color w:val="22201c"/>
+                <w:sz w:val="19"/>
+                <w:szCs w:val="19"/>
+              </w:rPr>
+              <w:t xml:space="preserve">Doguyasuji + Namba + Den Den</w:t>
+            </w:r>
+          </w:p>
+        </w:tc>
+        <w:tc>
+          <w:tcPr>
+            <w:tcW w:type="dxa" w:w="5400"/>
+            <w:tcMar>
+              <w:top w:type="dxa" w:w="60"/>
+              <w:left w:type="dxa" w:w="100"/>
+              <w:bottom w:type="dxa" w:w="60"/>
+              <w:right w:type="dxa" w:w="100"/>
+            </w:tcMar>
+          </w:tcPr>
+          <w:p>
+            <w:r>
+              <w:rPr>
+                <w:rFonts w:ascii="Calibri" w:cs="Calibri" w:eastAsia="Calibri" w:hAnsi="Calibri"/>
+                <w:color w:val="6b675f"/>
+                <w:sz w:val="19"/>
+                <w:szCs w:val="19"/>
+              </w:rPr>
+              <w:t xml:space="preserve">De vuelta en Namba: la calle del menaje, el último neón y el Akihabara de Osaka, camino del hotel a por maletas.</w:t>
             </w:r>
           </w:p>
         </w:tc>
@@ -16997,7 +17155,7 @@
           <w:sz w:val="21"/>
           <w:szCs w:val="21"/>
         </w:rPr>
-        <w:t xml:space="preserve">Osaka Castle quedó fuera a sabiendas: por fuera es bonito y por dentro es un museo moderno con ascensor; vuestra Osaka es de neón y cocina, no de castillos. Si alguien lo quiere, cabe la mañana del 24 sacrificando Kuromon.</w:t>
+        <w:t xml:space="preserve">El castillo de Osaka estuvo fuera en la v2 y VUELVE en la v3 por decisión del equipo: el parque, los fosos y las murallas son gratis y espectaculares, y caben la mañana del 24 sin sacrificar nada (Shitennō-ji pasó al atardecer del 22, que es cuando mejor está). El interior-museo queda como opcional.</w:t>
       </w:r>
     </w:p>
     <w:p>
@@ -17082,6 +17240,34 @@
           <w:szCs w:val="21"/>
         </w:rPr>
         <w:t xml:space="preserve">Odaiba y Roppongi Hills: son los dos únicos deseos del documento sin hueco fijo. Odaiba entra si el día del Fuji se cae por nubes; Roppongi (Mori Tower de noche) es un suplente perfecto para cualquier noche floja en Tokio.</w:t>
+      </w:r>
+    </w:p>
+    <w:p>
+      <w:pPr>
+        <w:spacing w:after="120"/>
+      </w:pPr>
+      <w:r>
+        <w:rPr>
+          <w:rFonts w:ascii="Calibri" w:cs="Calibri" w:eastAsia="Calibri" w:hAnsi="Calibri"/>
+          <w:color w:val="22201c"/>
+          <w:sz w:val="21"/>
+          <w:szCs w:val="21"/>
+        </w:rPr>
+        <w:t xml:space="preserve">Kōya-san (el monte de los monasterios): top real de Japón, pero exige una noche en shukubō y desmontaría el bloque de Osaka. Queda apuntado para el siguiente viaje, con Kumano.</w:t>
+      </w:r>
+    </w:p>
+    <w:p>
+      <w:pPr>
+        <w:spacing w:after="120"/>
+      </w:pPr>
+      <w:r>
+        <w:rPr>
+          <w:rFonts w:ascii="Calibri" w:cs="Calibri" w:eastAsia="Calibri" w:hAnsi="Calibri"/>
+          <w:color w:val="22201c"/>
+          <w:sz w:val="21"/>
+          <w:szCs w:val="21"/>
+        </w:rPr>
+        <w:t xml:space="preserve">Ginkaku-ji y el Paseo del Filósofo: preciosos, pero en abril tardío sin sakura pierden su momento y el día 17 ya es glorioso. Cambio disponible: sustituir Nijō por Ginkaku-ji si preferís jardín a castillo.</w:t>
       </w:r>
     </w:p>
     <w:p>

--- a/Ruta-21-dias.docx
+++ b/Ruta-21-dias.docx
@@ -61,7 +61,7 @@
           <w:sz w:val="18"/>
           <w:szCs w:val="18"/>
         </w:rPr>
-        <w:t xml:space="preserve">Versión 3 · 19 de julio de 2026 · contrastada con el canon de imprescindibles: castillo de Osaka dentro, Umeda Sky y Sanjūsangen-dō dentro.</w:t>
+        <w:t xml:space="preserve">Versión 4 · 19 de julio de 2026 · mareas reales de Miyajima, sin ostras (anago-meshi), y con transportes, precios y lo que dejamos fuera.</w:t>
       </w:r>
     </w:p>
     <w:p>
@@ -97,7 +97,7 @@
           <w:sz w:val="21"/>
           <w:szCs w:val="21"/>
         </w:rPr>
-        <w:t xml:space="preserve">Regla nº 1 (v2): los sitios que apuntasteis DOS veces pesan mucho, pero el criterio manda. 56 de los 60 "gemelos" tienen parada; 4 se descartan con motivo (Shibuya 109, Hiroo, Nihonbashi, Jimbōchō — ver el final) y a cambio entran por mérito el castillo de Himeji y el mercado de Tsukiji, que nadie había apuntado y un experto no dejaría fuera.</w:t>
+        <w:t xml:space="preserve">Regla nº 1 (v2): los sitios que apuntasteis DOS veces pesan mucho, pero el criterio manda. 55 de los 60 "gemelos" tienen parada; 5 se descartan con motivo (Shibuya 109, Hiroo, Nihonbashi, Jimbōchō y las ostras de Kakiya — ver el final) y a cambio entran por mérito el castillo de Himeji y el mercado de Tsukiji, que nadie había apuntado y un experto no dejaría fuera.</w:t>
       </w:r>
     </w:p>
     <w:p>
@@ -10086,7 +10086,7 @@
                 <w:sz w:val="19"/>
                 <w:szCs w:val="19"/>
               </w:rPr>
-              <w:t xml:space="preserve">El santuario flotante. Mirad la TABLA DE MAREAS: alta = flota, baja = se anda hasta el torii. Con suerte, ambas.</w:t>
+              <w:t xml:space="preserve">MAREAS del 20-abr 2027: llegáis con el torii AÚN EN EL AGUA (pleamar 09:05, 3,69 m, bajando). El santuario flotante en su mejor momento.</w:t>
             </w:r>
           </w:p>
         </w:tc>
@@ -10112,7 +10112,7 @@
                 <w:sz w:val="19"/>
                 <w:szCs w:val="19"/>
               </w:rPr>
-              <w:t xml:space="preserve">13:45</w:t>
+              <w:t xml:space="preserve">13:50</w:t>
             </w:r>
           </w:p>
         </w:tc>
@@ -10136,7 +10136,7 @@
                 <w:sz w:val="19"/>
                 <w:szCs w:val="19"/>
               </w:rPr>
-              <w:t xml:space="preserve">Comida: Kakiya</w:t>
+              <w:t xml:space="preserve">Comida: anago-meshi</w:t>
             </w:r>
           </w:p>
         </w:tc>
@@ -10158,7 +10158,7 @@
                 <w:sz w:val="19"/>
                 <w:szCs w:val="19"/>
               </w:rPr>
-              <w:t xml:space="preserve">Las ostras de la isla a la brasa. El menú degustación si vais con hambre.</w:t>
+              <w:t xml:space="preserve">La OTRA especialidad de Miyajima, que no son ostras: anguila de mar a la brasa sobre arroz cocido en su caldo. Dulce, glaseada, crujiente. Ueno (junto al ferry) o Fujitaya (en la isla).</w:t>
             </w:r>
           </w:p>
         </w:tc>
@@ -10184,7 +10184,7 @@
                 <w:sz w:val="19"/>
                 <w:szCs w:val="19"/>
               </w:rPr>
-              <w:t xml:space="preserve">15:00</w:t>
+              <w:t xml:space="preserve">15:10</w:t>
             </w:r>
           </w:p>
         </w:tc>
@@ -10208,7 +10208,7 @@
                 <w:sz w:val="19"/>
                 <w:szCs w:val="19"/>
               </w:rPr>
-              <w:t xml:space="preserve">Daishō-in</w:t>
+              <w:t xml:space="preserve">Torii a pie + Daishō-in</w:t>
             </w:r>
           </w:p>
         </w:tc>
@@ -10230,7 +10230,7 @@
                 <w:sz w:val="19"/>
                 <w:szCs w:val="19"/>
               </w:rPr>
-              <w:t xml:space="preserve">El templo al que casi nadie sube: 500 rakan con gorritos de lana, cuevas de linternas. El favorito. Con energía sobrante: ropeway al monte Misen (+2 h, el mar Interior entero a los pies).</w:t>
+              <w:t xml:space="preserve">BAJAMAR (15:21, 0,52 m): ahora se camina hasta la base del torii para la foto de cerca. Luego Daishō-in: 500 rakan con gorritos, cuevas de linternas, casi vacío. Con energía: ropeway al Misen (+2 h).</w:t>
             </w:r>
           </w:p>
         </w:tc>
@@ -10256,7 +10256,7 @@
                 <w:sz w:val="19"/>
                 <w:szCs w:val="19"/>
               </w:rPr>
-              <w:t xml:space="preserve">16:15</w:t>
+              <w:t xml:space="preserve">16:20</w:t>
             </w:r>
           </w:p>
         </w:tc>
@@ -16085,6 +16085,2182 @@
           <w:sz w:val="30"/>
           <w:szCs w:val="30"/>
         </w:rPr>
+        <w:t xml:space="preserve">Transportes: qué coger y qué reservar</w:t>
+      </w:r>
+    </w:p>
+    <w:p>
+      <w:pPr>
+        <w:spacing w:after="120"/>
+      </w:pPr>
+      <w:r>
+        <w:rPr>
+          <w:rFonts w:ascii="Calibri" w:cs="Calibri" w:eastAsia="Calibri" w:hAnsi="Calibri"/>
+          <w:color w:val="22201c"/>
+          <w:sz w:val="21"/>
+          <w:szCs w:val="21"/>
+        </w:rPr>
+        <w:t xml:space="preserve">Los locales, el metro y la Yamanote se pagan con Suica y no llevan reserva; aquí van solo los trayectos de largo recorrido. En ROJO, reserva OBLIGATORIA (tren o bus todo reservado); el resto, recomendada porque abril es temporada altísima.</w:t>
+      </w:r>
+    </w:p>
+    <w:tbl>
+      <w:tblPr>
+        <w:tblW w:type="dxa" w:w="9000"/>
+        <w:tblBorders>
+          <w:top w:val="single" w:color="auto" w:sz="4"/>
+          <w:left w:val="single" w:color="auto" w:sz="4"/>
+          <w:bottom w:val="single" w:color="auto" w:sz="4"/>
+          <w:right w:val="single" w:color="auto" w:sz="4"/>
+          <w:insideH w:val="single" w:color="auto" w:sz="4"/>
+          <w:insideV w:val="single" w:color="auto" w:sz="4"/>
+        </w:tblBorders>
+      </w:tblPr>
+      <w:tblGrid>
+        <w:gridCol w:w="1500"/>
+        <w:gridCol w:w="3600"/>
+        <w:gridCol w:w="3900"/>
+      </w:tblGrid>
+      <w:tr>
+        <w:trPr>
+          <w:tblHeader/>
+        </w:trPr>
+        <w:tc>
+          <w:tcPr>
+            <w:tcW w:type="dxa" w:w="1500"/>
+            <w:shd w:fill="f6f1e7" w:val="clear"/>
+            <w:tcMar>
+              <w:top w:type="dxa" w:w="60"/>
+              <w:left w:type="dxa" w:w="100"/>
+              <w:bottom w:type="dxa" w:w="60"/>
+              <w:right w:type="dxa" w:w="100"/>
+            </w:tcMar>
+          </w:tcPr>
+          <w:p>
+            <w:r>
+              <w:rPr>
+                <w:rFonts w:ascii="Calibri" w:cs="Calibri" w:eastAsia="Calibri" w:hAnsi="Calibri"/>
+                <w:b/>
+                <w:bCs/>
+                <w:color w:val="22201c"/>
+                <w:sz w:val="19"/>
+                <w:szCs w:val="19"/>
+              </w:rPr>
+              <w:t xml:space="preserve">Reserva</w:t>
+            </w:r>
+          </w:p>
+        </w:tc>
+        <w:tc>
+          <w:tcPr>
+            <w:tcW w:type="dxa" w:w="3600"/>
+            <w:shd w:fill="f6f1e7" w:val="clear"/>
+            <w:tcMar>
+              <w:top w:type="dxa" w:w="60"/>
+              <w:left w:type="dxa" w:w="100"/>
+              <w:bottom w:type="dxa" w:w="60"/>
+              <w:right w:type="dxa" w:w="100"/>
+            </w:tcMar>
+          </w:tcPr>
+          <w:p>
+            <w:r>
+              <w:rPr>
+                <w:rFonts w:ascii="Calibri" w:cs="Calibri" w:eastAsia="Calibri" w:hAnsi="Calibri"/>
+                <w:b/>
+                <w:bCs/>
+                <w:color w:val="22201c"/>
+                <w:sz w:val="19"/>
+                <w:szCs w:val="19"/>
+              </w:rPr>
+              <w:t xml:space="preserve">Trayecto</w:t>
+            </w:r>
+          </w:p>
+        </w:tc>
+        <w:tc>
+          <w:tcPr>
+            <w:tcW w:type="dxa" w:w="3900"/>
+            <w:shd w:fill="f6f1e7" w:val="clear"/>
+            <w:tcMar>
+              <w:top w:type="dxa" w:w="60"/>
+              <w:left w:type="dxa" w:w="100"/>
+              <w:bottom w:type="dxa" w:w="60"/>
+              <w:right w:type="dxa" w:w="100"/>
+            </w:tcMar>
+          </w:tcPr>
+          <w:p>
+            <w:r>
+              <w:rPr>
+                <w:rFonts w:ascii="Calibri" w:cs="Calibri" w:eastAsia="Calibri" w:hAnsi="Calibri"/>
+                <w:b/>
+                <w:bCs/>
+                <w:color w:val="22201c"/>
+                <w:sz w:val="19"/>
+                <w:szCs w:val="19"/>
+              </w:rPr>
+              <w:t xml:space="preserve">Medio</w:t>
+            </w:r>
+          </w:p>
+        </w:tc>
+      </w:tr>
+      <w:tr>
+        <w:tc>
+          <w:tcPr>
+            <w:tcW w:type="dxa" w:w="1500"/>
+            <w:tcMar>
+              <w:top w:type="dxa" w:w="60"/>
+              <w:left w:type="dxa" w:w="100"/>
+              <w:bottom w:type="dxa" w:w="60"/>
+              <w:right w:type="dxa" w:w="100"/>
+            </w:tcMar>
+          </w:tcPr>
+          <w:p>
+            <w:r>
+              <w:rPr>
+                <w:rFonts w:ascii="Calibri" w:cs="Calibri" w:eastAsia="Calibri" w:hAnsi="Calibri"/>
+                <w:b/>
+                <w:bCs/>
+                <w:color w:val="bf3823"/>
+                <w:sz w:val="19"/>
+                <w:szCs w:val="19"/>
+              </w:rPr>
+              <w:t xml:space="preserve">OBLIGATORIA</w:t>
+            </w:r>
+          </w:p>
+        </w:tc>
+        <w:tc>
+          <w:tcPr>
+            <w:tcW w:type="dxa" w:w="3600"/>
+            <w:tcMar>
+              <w:top w:type="dxa" w:w="60"/>
+              <w:left w:type="dxa" w:w="100"/>
+              <w:bottom w:type="dxa" w:w="60"/>
+              <w:right w:type="dxa" w:w="100"/>
+            </w:tcMar>
+          </w:tcPr>
+          <w:p>
+            <w:r>
+              <w:rPr>
+                <w:rFonts w:ascii="Calibri" w:cs="Calibri" w:eastAsia="Calibri" w:hAnsi="Calibri"/>
+                <w:color w:val="22201c"/>
+                <w:sz w:val="19"/>
+                <w:szCs w:val="19"/>
+              </w:rPr>
+              <w:t xml:space="preserve">Día 12 · Asakusa → Tōbu-Nikkō (07:30)</w:t>
+            </w:r>
+          </w:p>
+        </w:tc>
+        <w:tc>
+          <w:tcPr>
+            <w:tcW w:type="dxa" w:w="3900"/>
+            <w:tcMar>
+              <w:top w:type="dxa" w:w="60"/>
+              <w:left w:type="dxa" w:w="100"/>
+              <w:bottom w:type="dxa" w:w="60"/>
+              <w:right w:type="dxa" w:w="100"/>
+            </w:tcMar>
+          </w:tcPr>
+          <w:p>
+            <w:r>
+              <w:rPr>
+                <w:rFonts w:ascii="Calibri" w:cs="Calibri" w:eastAsia="Calibri" w:hAnsi="Calibri"/>
+                <w:color w:val="6b675f"/>
+                <w:sz w:val="19"/>
+                <w:szCs w:val="19"/>
+              </w:rPr>
+              <w:t xml:space="preserve">Tobu ltd. exp. (Revaty/Kegon), asiento reservado</w:t>
+            </w:r>
+          </w:p>
+        </w:tc>
+      </w:tr>
+      <w:tr>
+        <w:tc>
+          <w:tcPr>
+            <w:tcW w:type="dxa" w:w="1500"/>
+            <w:tcMar>
+              <w:top w:type="dxa" w:w="60"/>
+              <w:left w:type="dxa" w:w="100"/>
+              <w:bottom w:type="dxa" w:w="60"/>
+              <w:right w:type="dxa" w:w="100"/>
+            </w:tcMar>
+          </w:tcPr>
+          <w:p>
+            <w:r>
+              <w:rPr>
+                <w:rFonts w:ascii="Calibri" w:cs="Calibri" w:eastAsia="Calibri" w:hAnsi="Calibri"/>
+                <w:b/>
+                <w:bCs/>
+                <w:color w:val="bf3823"/>
+                <w:sz w:val="19"/>
+                <w:szCs w:val="19"/>
+              </w:rPr>
+              <w:t xml:space="preserve">OBLIGATORIA</w:t>
+            </w:r>
+          </w:p>
+        </w:tc>
+        <w:tc>
+          <w:tcPr>
+            <w:tcW w:type="dxa" w:w="3600"/>
+            <w:tcMar>
+              <w:top w:type="dxa" w:w="60"/>
+              <w:left w:type="dxa" w:w="100"/>
+              <w:bottom w:type="dxa" w:w="60"/>
+              <w:right w:type="dxa" w:w="100"/>
+            </w:tcMar>
+          </w:tcPr>
+          <w:p>
+            <w:r>
+              <w:rPr>
+                <w:rFonts w:ascii="Calibri" w:cs="Calibri" w:eastAsia="Calibri" w:hAnsi="Calibri"/>
+                <w:color w:val="22201c"/>
+                <w:sz w:val="19"/>
+                <w:szCs w:val="19"/>
+              </w:rPr>
+              <w:t xml:space="preserve">Día 13 · Ōmiya → Kanazawa</w:t>
+            </w:r>
+          </w:p>
+        </w:tc>
+        <w:tc>
+          <w:tcPr>
+            <w:tcW w:type="dxa" w:w="3900"/>
+            <w:tcMar>
+              <w:top w:type="dxa" w:w="60"/>
+              <w:left w:type="dxa" w:w="100"/>
+              <w:bottom w:type="dxa" w:w="60"/>
+              <w:right w:type="dxa" w:w="100"/>
+            </w:tcMar>
+          </w:tcPr>
+          <w:p>
+            <w:r>
+              <w:rPr>
+                <w:rFonts w:ascii="Calibri" w:cs="Calibri" w:eastAsia="Calibri" w:hAnsi="Calibri"/>
+                <w:color w:val="6b675f"/>
+                <w:sz w:val="19"/>
+                <w:szCs w:val="19"/>
+              </w:rPr>
+              <w:t xml:space="preserve">Kagayaki (Hokuriku shinkansen): TODO reservado</w:t>
+            </w:r>
+          </w:p>
+        </w:tc>
+      </w:tr>
+      <w:tr>
+        <w:tc>
+          <w:tcPr>
+            <w:tcW w:type="dxa" w:w="1500"/>
+            <w:tcMar>
+              <w:top w:type="dxa" w:w="60"/>
+              <w:left w:type="dxa" w:w="100"/>
+              <w:bottom w:type="dxa" w:w="60"/>
+              <w:right w:type="dxa" w:w="100"/>
+            </w:tcMar>
+          </w:tcPr>
+          <w:p>
+            <w:r>
+              <w:rPr>
+                <w:rFonts w:ascii="Calibri" w:cs="Calibri" w:eastAsia="Calibri" w:hAnsi="Calibri"/>
+                <w:b/>
+                <w:bCs/>
+                <w:color w:val="bf3823"/>
+                <w:sz w:val="19"/>
+                <w:szCs w:val="19"/>
+              </w:rPr>
+              <w:t xml:space="preserve">OBLIGATORIA</w:t>
+            </w:r>
+          </w:p>
+        </w:tc>
+        <w:tc>
+          <w:tcPr>
+            <w:tcW w:type="dxa" w:w="3600"/>
+            <w:tcMar>
+              <w:top w:type="dxa" w:w="60"/>
+              <w:left w:type="dxa" w:w="100"/>
+              <w:bottom w:type="dxa" w:w="60"/>
+              <w:right w:type="dxa" w:w="100"/>
+            </w:tcMar>
+          </w:tcPr>
+          <w:p>
+            <w:r>
+              <w:rPr>
+                <w:rFonts w:ascii="Calibri" w:cs="Calibri" w:eastAsia="Calibri" w:hAnsi="Calibri"/>
+                <w:color w:val="22201c"/>
+                <w:sz w:val="19"/>
+                <w:szCs w:val="19"/>
+              </w:rPr>
+              <w:t xml:space="preserve">Día 15 · Kanazawa → Shirakawa-gō (08:40) y → Takayama (14:50)</w:t>
+            </w:r>
+          </w:p>
+        </w:tc>
+        <w:tc>
+          <w:tcPr>
+            <w:tcW w:type="dxa" w:w="3900"/>
+            <w:tcMar>
+              <w:top w:type="dxa" w:w="60"/>
+              <w:left w:type="dxa" w:w="100"/>
+              <w:bottom w:type="dxa" w:w="60"/>
+              <w:right w:type="dxa" w:w="100"/>
+            </w:tcMar>
+          </w:tcPr>
+          <w:p>
+            <w:r>
+              <w:rPr>
+                <w:rFonts w:ascii="Calibri" w:cs="Calibri" w:eastAsia="Calibri" w:hAnsi="Calibri"/>
+                <w:color w:val="6b675f"/>
+                <w:sz w:val="19"/>
+                <w:szCs w:val="19"/>
+              </w:rPr>
+              <w:t xml:space="preserve">Bus Nouhi · nouhibus.co.jp, abre ~1 mes antes, vuela</w:t>
+            </w:r>
+          </w:p>
+        </w:tc>
+      </w:tr>
+      <w:tr>
+        <w:tc>
+          <w:tcPr>
+            <w:tcW w:type="dxa" w:w="1500"/>
+            <w:tcMar>
+              <w:top w:type="dxa" w:w="60"/>
+              <w:left w:type="dxa" w:w="100"/>
+              <w:bottom w:type="dxa" w:w="60"/>
+              <w:right w:type="dxa" w:w="100"/>
+            </w:tcMar>
+          </w:tcPr>
+          <w:p>
+            <w:r>
+              <w:rPr>
+                <w:rFonts w:ascii="Calibri" w:cs="Calibri" w:eastAsia="Calibri" w:hAnsi="Calibri"/>
+                <w:b/>
+                <w:bCs/>
+                <w:color w:val="bf3823"/>
+                <w:sz w:val="19"/>
+                <w:szCs w:val="19"/>
+              </w:rPr>
+              <w:t xml:space="preserve">OBLIGATORIA</w:t>
+            </w:r>
+          </w:p>
+        </w:tc>
+        <w:tc>
+          <w:tcPr>
+            <w:tcW w:type="dxa" w:w="3600"/>
+            <w:tcMar>
+              <w:top w:type="dxa" w:w="60"/>
+              <w:left w:type="dxa" w:w="100"/>
+              <w:bottom w:type="dxa" w:w="60"/>
+              <w:right w:type="dxa" w:w="100"/>
+            </w:tcMar>
+          </w:tcPr>
+          <w:p>
+            <w:r>
+              <w:rPr>
+                <w:rFonts w:ascii="Calibri" w:cs="Calibri" w:eastAsia="Calibri" w:hAnsi="Calibri"/>
+                <w:color w:val="22201c"/>
+                <w:sz w:val="19"/>
+                <w:szCs w:val="19"/>
+              </w:rPr>
+              <w:t xml:space="preserve">Día 26 · Shinjuku → Kawaguchiko (07:45, ida y vuelta)</w:t>
+            </w:r>
+          </w:p>
+        </w:tc>
+        <w:tc>
+          <w:tcPr>
+            <w:tcW w:type="dxa" w:w="3900"/>
+            <w:tcMar>
+              <w:top w:type="dxa" w:w="60"/>
+              <w:left w:type="dxa" w:w="100"/>
+              <w:bottom w:type="dxa" w:w="60"/>
+              <w:right w:type="dxa" w:w="100"/>
+            </w:tcMar>
+          </w:tcPr>
+          <w:p>
+            <w:r>
+              <w:rPr>
+                <w:rFonts w:ascii="Calibri" w:cs="Calibri" w:eastAsia="Calibri" w:hAnsi="Calibri"/>
+                <w:color w:val="6b675f"/>
+                <w:sz w:val="19"/>
+                <w:szCs w:val="19"/>
+              </w:rPr>
+              <w:t xml:space="preserve">Bus · highway-buses.jp</w:t>
+            </w:r>
+          </w:p>
+        </w:tc>
+      </w:tr>
+      <w:tr>
+        <w:tc>
+          <w:tcPr>
+            <w:tcW w:type="dxa" w:w="1500"/>
+            <w:tcMar>
+              <w:top w:type="dxa" w:w="60"/>
+              <w:left w:type="dxa" w:w="100"/>
+              <w:bottom w:type="dxa" w:w="60"/>
+              <w:right w:type="dxa" w:w="100"/>
+            </w:tcMar>
+          </w:tcPr>
+          <w:p>
+            <w:r>
+              <w:rPr>
+                <w:rFonts w:ascii="Calibri" w:cs="Calibri" w:eastAsia="Calibri" w:hAnsi="Calibri"/>
+                <w:b/>
+                <w:bCs/>
+                <w:color w:val="6b675f"/>
+                <w:sz w:val="19"/>
+                <w:szCs w:val="19"/>
+              </w:rPr>
+              <w:t xml:space="preserve">recomendada</w:t>
+            </w:r>
+          </w:p>
+        </w:tc>
+        <w:tc>
+          <w:tcPr>
+            <w:tcW w:type="dxa" w:w="3600"/>
+            <w:tcMar>
+              <w:top w:type="dxa" w:w="60"/>
+              <w:left w:type="dxa" w:w="100"/>
+              <w:bottom w:type="dxa" w:w="60"/>
+              <w:right w:type="dxa" w:w="100"/>
+            </w:tcMar>
+          </w:tcPr>
+          <w:p>
+            <w:r>
+              <w:rPr>
+                <w:rFonts w:ascii="Calibri" w:cs="Calibri" w:eastAsia="Calibri" w:hAnsi="Calibri"/>
+                <w:color w:val="22201c"/>
+                <w:sz w:val="19"/>
+                <w:szCs w:val="19"/>
+              </w:rPr>
+              <w:t xml:space="preserve">Día 13 · Utsunomiya → Ōmiya</w:t>
+            </w:r>
+          </w:p>
+        </w:tc>
+        <w:tc>
+          <w:tcPr>
+            <w:tcW w:type="dxa" w:w="3900"/>
+            <w:tcMar>
+              <w:top w:type="dxa" w:w="60"/>
+              <w:left w:type="dxa" w:w="100"/>
+              <w:bottom w:type="dxa" w:w="60"/>
+              <w:right w:type="dxa" w:w="100"/>
+            </w:tcMar>
+          </w:tcPr>
+          <w:p>
+            <w:r>
+              <w:rPr>
+                <w:rFonts w:ascii="Calibri" w:cs="Calibri" w:eastAsia="Calibri" w:hAnsi="Calibri"/>
+                <w:color w:val="6b675f"/>
+                <w:sz w:val="19"/>
+                <w:szCs w:val="19"/>
+              </w:rPr>
+              <w:t xml:space="preserve">Yamabiko (Tōhoku shinkansen)</w:t>
+            </w:r>
+          </w:p>
+        </w:tc>
+      </w:tr>
+      <w:tr>
+        <w:tc>
+          <w:tcPr>
+            <w:tcW w:type="dxa" w:w="1500"/>
+            <w:tcMar>
+              <w:top w:type="dxa" w:w="60"/>
+              <w:left w:type="dxa" w:w="100"/>
+              <w:bottom w:type="dxa" w:w="60"/>
+              <w:right w:type="dxa" w:w="100"/>
+            </w:tcMar>
+          </w:tcPr>
+          <w:p>
+            <w:r>
+              <w:rPr>
+                <w:rFonts w:ascii="Calibri" w:cs="Calibri" w:eastAsia="Calibri" w:hAnsi="Calibri"/>
+                <w:b/>
+                <w:bCs/>
+                <w:color w:val="6b675f"/>
+                <w:sz w:val="19"/>
+                <w:szCs w:val="19"/>
+              </w:rPr>
+              <w:t xml:space="preserve">recomendada</w:t>
+            </w:r>
+          </w:p>
+        </w:tc>
+        <w:tc>
+          <w:tcPr>
+            <w:tcW w:type="dxa" w:w="3600"/>
+            <w:tcMar>
+              <w:top w:type="dxa" w:w="60"/>
+              <w:left w:type="dxa" w:w="100"/>
+              <w:bottom w:type="dxa" w:w="60"/>
+              <w:right w:type="dxa" w:w="100"/>
+            </w:tcMar>
+          </w:tcPr>
+          <w:p>
+            <w:r>
+              <w:rPr>
+                <w:rFonts w:ascii="Calibri" w:cs="Calibri" w:eastAsia="Calibri" w:hAnsi="Calibri"/>
+                <w:color w:val="22201c"/>
+                <w:sz w:val="19"/>
+                <w:szCs w:val="19"/>
+              </w:rPr>
+              <w:t xml:space="preserve">Día 16 · Takayama → Nagoya (10:38)</w:t>
+            </w:r>
+          </w:p>
+        </w:tc>
+        <w:tc>
+          <w:tcPr>
+            <w:tcW w:type="dxa" w:w="3900"/>
+            <w:tcMar>
+              <w:top w:type="dxa" w:w="60"/>
+              <w:left w:type="dxa" w:w="100"/>
+              <w:bottom w:type="dxa" w:w="60"/>
+              <w:right w:type="dxa" w:w="100"/>
+            </w:tcMar>
+          </w:tcPr>
+          <w:p>
+            <w:r>
+              <w:rPr>
+                <w:rFonts w:ascii="Calibri" w:cs="Calibri" w:eastAsia="Calibri" w:hAnsi="Calibri"/>
+                <w:color w:val="6b675f"/>
+                <w:sz w:val="19"/>
+                <w:szCs w:val="19"/>
+              </w:rPr>
+              <w:t xml:space="preserve">Hida ltd. exp. · lado derecho por el valle</w:t>
+            </w:r>
+          </w:p>
+        </w:tc>
+      </w:tr>
+      <w:tr>
+        <w:tc>
+          <w:tcPr>
+            <w:tcW w:type="dxa" w:w="1500"/>
+            <w:tcMar>
+              <w:top w:type="dxa" w:w="60"/>
+              <w:left w:type="dxa" w:w="100"/>
+              <w:bottom w:type="dxa" w:w="60"/>
+              <w:right w:type="dxa" w:w="100"/>
+            </w:tcMar>
+          </w:tcPr>
+          <w:p>
+            <w:r>
+              <w:rPr>
+                <w:rFonts w:ascii="Calibri" w:cs="Calibri" w:eastAsia="Calibri" w:hAnsi="Calibri"/>
+                <w:b/>
+                <w:bCs/>
+                <w:color w:val="6b675f"/>
+                <w:sz w:val="19"/>
+                <w:szCs w:val="19"/>
+              </w:rPr>
+              <w:t xml:space="preserve">recomendada</w:t>
+            </w:r>
+          </w:p>
+        </w:tc>
+        <w:tc>
+          <w:tcPr>
+            <w:tcW w:type="dxa" w:w="3600"/>
+            <w:tcMar>
+              <w:top w:type="dxa" w:w="60"/>
+              <w:left w:type="dxa" w:w="100"/>
+              <w:bottom w:type="dxa" w:w="60"/>
+              <w:right w:type="dxa" w:w="100"/>
+            </w:tcMar>
+          </w:tcPr>
+          <w:p>
+            <w:r>
+              <w:rPr>
+                <w:rFonts w:ascii="Calibri" w:cs="Calibri" w:eastAsia="Calibri" w:hAnsi="Calibri"/>
+                <w:color w:val="22201c"/>
+                <w:sz w:val="19"/>
+                <w:szCs w:val="19"/>
+              </w:rPr>
+              <w:t xml:space="preserve">Día 16 · Nagoya → Kioto (14:20)</w:t>
+            </w:r>
+          </w:p>
+        </w:tc>
+        <w:tc>
+          <w:tcPr>
+            <w:tcW w:type="dxa" w:w="3900"/>
+            <w:tcMar>
+              <w:top w:type="dxa" w:w="60"/>
+              <w:left w:type="dxa" w:w="100"/>
+              <w:bottom w:type="dxa" w:w="60"/>
+              <w:right w:type="dxa" w:w="100"/>
+            </w:tcMar>
+          </w:tcPr>
+          <w:p>
+            <w:r>
+              <w:rPr>
+                <w:rFonts w:ascii="Calibri" w:cs="Calibri" w:eastAsia="Calibri" w:hAnsi="Calibri"/>
+                <w:color w:val="6b675f"/>
+                <w:sz w:val="19"/>
+                <w:szCs w:val="19"/>
+              </w:rPr>
+              <w:t xml:space="preserve">Nozomi</w:t>
+            </w:r>
+          </w:p>
+        </w:tc>
+      </w:tr>
+      <w:tr>
+        <w:tc>
+          <w:tcPr>
+            <w:tcW w:type="dxa" w:w="1500"/>
+            <w:tcMar>
+              <w:top w:type="dxa" w:w="60"/>
+              <w:left w:type="dxa" w:w="100"/>
+              <w:bottom w:type="dxa" w:w="60"/>
+              <w:right w:type="dxa" w:w="100"/>
+            </w:tcMar>
+          </w:tcPr>
+          <w:p>
+            <w:r>
+              <w:rPr>
+                <w:rFonts w:ascii="Calibri" w:cs="Calibri" w:eastAsia="Calibri" w:hAnsi="Calibri"/>
+                <w:b/>
+                <w:bCs/>
+                <w:color w:val="6b675f"/>
+                <w:sz w:val="19"/>
+                <w:szCs w:val="19"/>
+              </w:rPr>
+              <w:t xml:space="preserve">recomendada</w:t>
+            </w:r>
+          </w:p>
+        </w:tc>
+        <w:tc>
+          <w:tcPr>
+            <w:tcW w:type="dxa" w:w="3600"/>
+            <w:tcMar>
+              <w:top w:type="dxa" w:w="60"/>
+              <w:left w:type="dxa" w:w="100"/>
+              <w:bottom w:type="dxa" w:w="60"/>
+              <w:right w:type="dxa" w:w="100"/>
+            </w:tcMar>
+          </w:tcPr>
+          <w:p>
+            <w:r>
+              <w:rPr>
+                <w:rFonts w:ascii="Calibri" w:cs="Calibri" w:eastAsia="Calibri" w:hAnsi="Calibri"/>
+                <w:color w:val="22201c"/>
+                <w:sz w:val="19"/>
+                <w:szCs w:val="19"/>
+              </w:rPr>
+              <w:t xml:space="preserve">Día 19 · Kioto → Himeji (14:10) y Himeji → Hiroshima (18:10)</w:t>
+            </w:r>
+          </w:p>
+        </w:tc>
+        <w:tc>
+          <w:tcPr>
+            <w:tcW w:type="dxa" w:w="3900"/>
+            <w:tcMar>
+              <w:top w:type="dxa" w:w="60"/>
+              <w:left w:type="dxa" w:w="100"/>
+              <w:bottom w:type="dxa" w:w="60"/>
+              <w:right w:type="dxa" w:w="100"/>
+            </w:tcMar>
+          </w:tcPr>
+          <w:p>
+            <w:r>
+              <w:rPr>
+                <w:rFonts w:ascii="Calibri" w:cs="Calibri" w:eastAsia="Calibri" w:hAnsi="Calibri"/>
+                <w:color w:val="6b675f"/>
+                <w:sz w:val="19"/>
+                <w:szCs w:val="19"/>
+              </w:rPr>
+              <w:t xml:space="preserve">Nozomi / Sakura</w:t>
+            </w:r>
+          </w:p>
+        </w:tc>
+      </w:tr>
+      <w:tr>
+        <w:tc>
+          <w:tcPr>
+            <w:tcW w:type="dxa" w:w="1500"/>
+            <w:tcMar>
+              <w:top w:type="dxa" w:w="60"/>
+              <w:left w:type="dxa" w:w="100"/>
+              <w:bottom w:type="dxa" w:w="60"/>
+              <w:right w:type="dxa" w:w="100"/>
+            </w:tcMar>
+          </w:tcPr>
+          <w:p>
+            <w:r>
+              <w:rPr>
+                <w:rFonts w:ascii="Calibri" w:cs="Calibri" w:eastAsia="Calibri" w:hAnsi="Calibri"/>
+                <w:b/>
+                <w:bCs/>
+                <w:color w:val="6b675f"/>
+                <w:sz w:val="19"/>
+                <w:szCs w:val="19"/>
+              </w:rPr>
+              <w:t xml:space="preserve">recomendada</w:t>
+            </w:r>
+          </w:p>
+        </w:tc>
+        <w:tc>
+          <w:tcPr>
+            <w:tcW w:type="dxa" w:w="3600"/>
+            <w:tcMar>
+              <w:top w:type="dxa" w:w="60"/>
+              <w:left w:type="dxa" w:w="100"/>
+              <w:bottom w:type="dxa" w:w="60"/>
+              <w:right w:type="dxa" w:w="100"/>
+            </w:tcMar>
+          </w:tcPr>
+          <w:p>
+            <w:r>
+              <w:rPr>
+                <w:rFonts w:ascii="Calibri" w:cs="Calibri" w:eastAsia="Calibri" w:hAnsi="Calibri"/>
+                <w:color w:val="22201c"/>
+                <w:sz w:val="19"/>
+                <w:szCs w:val="19"/>
+              </w:rPr>
+              <w:t xml:space="preserve">Día 20 · Hiroshima → Hakata (18:55)</w:t>
+            </w:r>
+          </w:p>
+        </w:tc>
+        <w:tc>
+          <w:tcPr>
+            <w:tcW w:type="dxa" w:w="3900"/>
+            <w:tcMar>
+              <w:top w:type="dxa" w:w="60"/>
+              <w:left w:type="dxa" w:w="100"/>
+              <w:bottom w:type="dxa" w:w="60"/>
+              <w:right w:type="dxa" w:w="100"/>
+            </w:tcMar>
+          </w:tcPr>
+          <w:p>
+            <w:r>
+              <w:rPr>
+                <w:rFonts w:ascii="Calibri" w:cs="Calibri" w:eastAsia="Calibri" w:hAnsi="Calibri"/>
+                <w:color w:val="6b675f"/>
+                <w:sz w:val="19"/>
+                <w:szCs w:val="19"/>
+              </w:rPr>
+              <w:t xml:space="preserve">Nozomi</w:t>
+            </w:r>
+          </w:p>
+        </w:tc>
+      </w:tr>
+      <w:tr>
+        <w:tc>
+          <w:tcPr>
+            <w:tcW w:type="dxa" w:w="1500"/>
+            <w:tcMar>
+              <w:top w:type="dxa" w:w="60"/>
+              <w:left w:type="dxa" w:w="100"/>
+              <w:bottom w:type="dxa" w:w="60"/>
+              <w:right w:type="dxa" w:w="100"/>
+            </w:tcMar>
+          </w:tcPr>
+          <w:p>
+            <w:r>
+              <w:rPr>
+                <w:rFonts w:ascii="Calibri" w:cs="Calibri" w:eastAsia="Calibri" w:hAnsi="Calibri"/>
+                <w:b/>
+                <w:bCs/>
+                <w:color w:val="6b675f"/>
+                <w:sz w:val="19"/>
+                <w:szCs w:val="19"/>
+              </w:rPr>
+              <w:t xml:space="preserve">recomendada</w:t>
+            </w:r>
+          </w:p>
+        </w:tc>
+        <w:tc>
+          <w:tcPr>
+            <w:tcW w:type="dxa" w:w="3600"/>
+            <w:tcMar>
+              <w:top w:type="dxa" w:w="60"/>
+              <w:left w:type="dxa" w:w="100"/>
+              <w:bottom w:type="dxa" w:w="60"/>
+              <w:right w:type="dxa" w:w="100"/>
+            </w:tcMar>
+          </w:tcPr>
+          <w:p>
+            <w:r>
+              <w:rPr>
+                <w:rFonts w:ascii="Calibri" w:cs="Calibri" w:eastAsia="Calibri" w:hAnsi="Calibri"/>
+                <w:color w:val="22201c"/>
+                <w:sz w:val="19"/>
+                <w:szCs w:val="19"/>
+              </w:rPr>
+              <w:t xml:space="preserve">Día 21 · Hakata → Shin-Osaka (15:00)</w:t>
+            </w:r>
+          </w:p>
+        </w:tc>
+        <w:tc>
+          <w:tcPr>
+            <w:tcW w:type="dxa" w:w="3900"/>
+            <w:tcMar>
+              <w:top w:type="dxa" w:w="60"/>
+              <w:left w:type="dxa" w:w="100"/>
+              <w:bottom w:type="dxa" w:w="60"/>
+              <w:right w:type="dxa" w:w="100"/>
+            </w:tcMar>
+          </w:tcPr>
+          <w:p>
+            <w:r>
+              <w:rPr>
+                <w:rFonts w:ascii="Calibri" w:cs="Calibri" w:eastAsia="Calibri" w:hAnsi="Calibri"/>
+                <w:color w:val="6b675f"/>
+                <w:sz w:val="19"/>
+                <w:szCs w:val="19"/>
+              </w:rPr>
+              <w:t xml:space="preserve">Nozomi</w:t>
+            </w:r>
+          </w:p>
+        </w:tc>
+      </w:tr>
+      <w:tr>
+        <w:tc>
+          <w:tcPr>
+            <w:tcW w:type="dxa" w:w="1500"/>
+            <w:tcMar>
+              <w:top w:type="dxa" w:w="60"/>
+              <w:left w:type="dxa" w:w="100"/>
+              <w:bottom w:type="dxa" w:w="60"/>
+              <w:right w:type="dxa" w:w="100"/>
+            </w:tcMar>
+          </w:tcPr>
+          <w:p>
+            <w:r>
+              <w:rPr>
+                <w:rFonts w:ascii="Calibri" w:cs="Calibri" w:eastAsia="Calibri" w:hAnsi="Calibri"/>
+                <w:b/>
+                <w:bCs/>
+                <w:color w:val="6b675f"/>
+                <w:sz w:val="19"/>
+                <w:szCs w:val="19"/>
+              </w:rPr>
+              <w:t xml:space="preserve">recomendada</w:t>
+            </w:r>
+          </w:p>
+        </w:tc>
+        <w:tc>
+          <w:tcPr>
+            <w:tcW w:type="dxa" w:w="3600"/>
+            <w:tcMar>
+              <w:top w:type="dxa" w:w="60"/>
+              <w:left w:type="dxa" w:w="100"/>
+              <w:bottom w:type="dxa" w:w="60"/>
+              <w:right w:type="dxa" w:w="100"/>
+            </w:tcMar>
+          </w:tcPr>
+          <w:p>
+            <w:r>
+              <w:rPr>
+                <w:rFonts w:ascii="Calibri" w:cs="Calibri" w:eastAsia="Calibri" w:hAnsi="Calibri"/>
+                <w:color w:val="22201c"/>
+                <w:sz w:val="19"/>
+                <w:szCs w:val="19"/>
+              </w:rPr>
+              <w:t xml:space="preserve">Día 24 · Shin-Osaka → Tokio (13:50)</w:t>
+            </w:r>
+          </w:p>
+        </w:tc>
+        <w:tc>
+          <w:tcPr>
+            <w:tcW w:type="dxa" w:w="3900"/>
+            <w:tcMar>
+              <w:top w:type="dxa" w:w="60"/>
+              <w:left w:type="dxa" w:w="100"/>
+              <w:bottom w:type="dxa" w:w="60"/>
+              <w:right w:type="dxa" w:w="100"/>
+            </w:tcMar>
+          </w:tcPr>
+          <w:p>
+            <w:r>
+              <w:rPr>
+                <w:rFonts w:ascii="Calibri" w:cs="Calibri" w:eastAsia="Calibri" w:hAnsi="Calibri"/>
+                <w:color w:val="6b675f"/>
+                <w:sz w:val="19"/>
+                <w:szCs w:val="19"/>
+              </w:rPr>
+              <w:t xml:space="preserve">Nozomi</w:t>
+            </w:r>
+          </w:p>
+        </w:tc>
+      </w:tr>
+      <w:tr>
+        <w:tc>
+          <w:tcPr>
+            <w:tcW w:type="dxa" w:w="1500"/>
+            <w:tcMar>
+              <w:top w:type="dxa" w:w="60"/>
+              <w:left w:type="dxa" w:w="100"/>
+              <w:bottom w:type="dxa" w:w="60"/>
+              <w:right w:type="dxa" w:w="100"/>
+            </w:tcMar>
+          </w:tcPr>
+          <w:p>
+            <w:r>
+              <w:rPr>
+                <w:rFonts w:ascii="Calibri" w:cs="Calibri" w:eastAsia="Calibri" w:hAnsi="Calibri"/>
+                <w:b/>
+                <w:bCs/>
+                <w:color w:val="6b675f"/>
+                <w:sz w:val="19"/>
+                <w:szCs w:val="19"/>
+              </w:rPr>
+              <w:t xml:space="preserve">recomendada</w:t>
+            </w:r>
+          </w:p>
+        </w:tc>
+        <w:tc>
+          <w:tcPr>
+            <w:tcW w:type="dxa" w:w="3600"/>
+            <w:tcMar>
+              <w:top w:type="dxa" w:w="60"/>
+              <w:left w:type="dxa" w:w="100"/>
+              <w:bottom w:type="dxa" w:w="60"/>
+              <w:right w:type="dxa" w:w="100"/>
+            </w:tcMar>
+          </w:tcPr>
+          <w:p>
+            <w:r>
+              <w:rPr>
+                <w:rFonts w:ascii="Calibri" w:cs="Calibri" w:eastAsia="Calibri" w:hAnsi="Calibri"/>
+                <w:color w:val="22201c"/>
+                <w:sz w:val="19"/>
+                <w:szCs w:val="19"/>
+              </w:rPr>
+              <w:t xml:space="preserve">Día 27 · Tokyo Station → Narita (16:45)</w:t>
+            </w:r>
+          </w:p>
+        </w:tc>
+        <w:tc>
+          <w:tcPr>
+            <w:tcW w:type="dxa" w:w="3900"/>
+            <w:tcMar>
+              <w:top w:type="dxa" w:w="60"/>
+              <w:left w:type="dxa" w:w="100"/>
+              <w:bottom w:type="dxa" w:w="60"/>
+              <w:right w:type="dxa" w:w="100"/>
+            </w:tcMar>
+          </w:tcPr>
+          <w:p>
+            <w:r>
+              <w:rPr>
+                <w:rFonts w:ascii="Calibri" w:cs="Calibri" w:eastAsia="Calibri" w:hAnsi="Calibri"/>
+                <w:color w:val="6b675f"/>
+                <w:sz w:val="19"/>
+                <w:szCs w:val="19"/>
+              </w:rPr>
+              <w:t xml:space="preserve">N’EX (Narita Express)</w:t>
+            </w:r>
+          </w:p>
+        </w:tc>
+      </w:tr>
+    </w:tbl>
+    <w:p>
+      <w:pPr>
+        <w:spacing w:after="120"/>
+      </w:pPr>
+      <w:r>
+        <w:rPr>
+          <w:rFonts w:ascii="Calibri" w:cs="Calibri" w:eastAsia="Calibri" w:hAnsi="Calibri"/>
+          <w:color w:val="6b675f"/>
+          <w:sz w:val="19"/>
+          <w:szCs w:val="19"/>
+        </w:rPr>
+        <w:t xml:space="preserve">Cuándo comprar: los hoteles YA; los buses (Nouhi, Kawaguchiko), USJ y teamLab ~1 mes antes; el Tobu de Nikko ~2 semanas antes; todos los Nozomi/Sakura/Hida/N’EX en Japón la víspera con la app smartEX.</w:t>
+      </w:r>
+    </w:p>
+    <w:p>
+      <w:pPr>
+        <w:pStyle w:val="Heading1"/>
+        <w:spacing w:after="160" w:before="320"/>
+      </w:pPr>
+      <w:r>
+        <w:rPr>
+          <w:rFonts w:ascii="Calibri" w:cs="Calibri" w:eastAsia="Calibri" w:hAnsi="Calibri"/>
+          <w:b/>
+          <w:bCs/>
+          <w:color w:val="bf3823"/>
+          <w:sz w:val="30"/>
+          <w:szCs w:val="30"/>
+        </w:rPr>
+        <w:t xml:space="preserve">Precios de referencia (¥ aprox. 2026, por persona)</w:t>
+      </w:r>
+    </w:p>
+    <w:p>
+      <w:pPr>
+        <w:spacing w:after="120"/>
+      </w:pPr>
+      <w:r>
+        <w:rPr>
+          <w:rFonts w:ascii="Calibri" w:cs="Calibri" w:eastAsia="Calibri" w:hAnsi="Calibri"/>
+          <w:color w:val="22201c"/>
+          <w:sz w:val="21"/>
+          <w:szCs w:val="21"/>
+        </w:rPr>
+        <w:t xml:space="preserve">Estimaciones para decidir reservas y bonos, no un presupuesto cerrado. Confirmad al reservar.</w:t>
+      </w:r>
+    </w:p>
+    <w:tbl>
+      <w:tblPr>
+        <w:tblW w:type="dxa" w:w="9000"/>
+        <w:tblBorders>
+          <w:top w:val="single" w:color="auto" w:sz="4"/>
+          <w:left w:val="single" w:color="auto" w:sz="4"/>
+          <w:bottom w:val="single" w:color="auto" w:sz="4"/>
+          <w:right w:val="single" w:color="auto" w:sz="4"/>
+          <w:insideH w:val="single" w:color="auto" w:sz="4"/>
+          <w:insideV w:val="single" w:color="auto" w:sz="4"/>
+        </w:tblBorders>
+      </w:tblPr>
+      <w:tblGrid>
+        <w:gridCol w:w="3600"/>
+        <w:gridCol w:w="2000"/>
+        <w:gridCol w:w="3400"/>
+      </w:tblGrid>
+      <w:tr>
+        <w:trPr>
+          <w:tblHeader/>
+        </w:trPr>
+        <w:tc>
+          <w:tcPr>
+            <w:tcW w:type="dxa" w:w="3600"/>
+            <w:shd w:fill="f6f1e7" w:val="clear"/>
+            <w:tcMar>
+              <w:top w:type="dxa" w:w="60"/>
+              <w:left w:type="dxa" w:w="100"/>
+              <w:bottom w:type="dxa" w:w="60"/>
+              <w:right w:type="dxa" w:w="100"/>
+            </w:tcMar>
+          </w:tcPr>
+          <w:p>
+            <w:r>
+              <w:rPr>
+                <w:rFonts w:ascii="Calibri" w:cs="Calibri" w:eastAsia="Calibri" w:hAnsi="Calibri"/>
+                <w:b/>
+                <w:bCs/>
+                <w:color w:val="22201c"/>
+                <w:sz w:val="19"/>
+                <w:szCs w:val="19"/>
+              </w:rPr>
+              <w:t xml:space="preserve">Concepto</w:t>
+            </w:r>
+          </w:p>
+        </w:tc>
+        <w:tc>
+          <w:tcPr>
+            <w:tcW w:type="dxa" w:w="2000"/>
+            <w:shd w:fill="f6f1e7" w:val="clear"/>
+            <w:tcMar>
+              <w:top w:type="dxa" w:w="60"/>
+              <w:left w:type="dxa" w:w="100"/>
+              <w:bottom w:type="dxa" w:w="60"/>
+              <w:right w:type="dxa" w:w="100"/>
+            </w:tcMar>
+          </w:tcPr>
+          <w:p>
+            <w:r>
+              <w:rPr>
+                <w:rFonts w:ascii="Calibri" w:cs="Calibri" w:eastAsia="Calibri" w:hAnsi="Calibri"/>
+                <w:b/>
+                <w:bCs/>
+                <w:color w:val="22201c"/>
+                <w:sz w:val="19"/>
+                <w:szCs w:val="19"/>
+              </w:rPr>
+              <w:t xml:space="preserve">Precio</w:t>
+            </w:r>
+          </w:p>
+        </w:tc>
+        <w:tc>
+          <w:tcPr>
+            <w:tcW w:type="dxa" w:w="3400"/>
+            <w:shd w:fill="f6f1e7" w:val="clear"/>
+            <w:tcMar>
+              <w:top w:type="dxa" w:w="60"/>
+              <w:left w:type="dxa" w:w="100"/>
+              <w:bottom w:type="dxa" w:w="60"/>
+              <w:right w:type="dxa" w:w="100"/>
+            </w:tcMar>
+          </w:tcPr>
+          <w:p>
+            <w:r>
+              <w:rPr>
+                <w:rFonts w:ascii="Calibri" w:cs="Calibri" w:eastAsia="Calibri" w:hAnsi="Calibri"/>
+                <w:b/>
+                <w:bCs/>
+                <w:color w:val="22201c"/>
+                <w:sz w:val="19"/>
+                <w:szCs w:val="19"/>
+              </w:rPr>
+              <w:t xml:space="preserve">Nota</w:t>
+            </w:r>
+          </w:p>
+        </w:tc>
+      </w:tr>
+      <w:tr>
+        <w:tc>
+          <w:tcPr>
+            <w:tcW w:type="dxa" w:w="3600"/>
+            <w:tcMar>
+              <w:top w:type="dxa" w:w="60"/>
+              <w:left w:type="dxa" w:w="100"/>
+              <w:bottom w:type="dxa" w:w="60"/>
+              <w:right w:type="dxa" w:w="100"/>
+            </w:tcMar>
+          </w:tcPr>
+          <w:p>
+            <w:r>
+              <w:rPr>
+                <w:rFonts w:ascii="Calibri" w:cs="Calibri" w:eastAsia="Calibri" w:hAnsi="Calibri"/>
+                <w:color w:val="22201c"/>
+                <w:sz w:val="19"/>
+                <w:szCs w:val="19"/>
+              </w:rPr>
+              <w:t xml:space="preserve">Hotel de ciudad (por persona/noche)</w:t>
+            </w:r>
+          </w:p>
+        </w:tc>
+        <w:tc>
+          <w:tcPr>
+            <w:tcW w:type="dxa" w:w="2000"/>
+            <w:tcMar>
+              <w:top w:type="dxa" w:w="60"/>
+              <w:left w:type="dxa" w:w="100"/>
+              <w:bottom w:type="dxa" w:w="60"/>
+              <w:right w:type="dxa" w:w="100"/>
+            </w:tcMar>
+          </w:tcPr>
+          <w:p>
+            <w:r>
+              <w:rPr>
+                <w:rFonts w:ascii="Calibri" w:cs="Calibri" w:eastAsia="Calibri" w:hAnsi="Calibri"/>
+                <w:b/>
+                <w:bCs/>
+                <w:color w:val="bf3823"/>
+                <w:sz w:val="19"/>
+                <w:szCs w:val="19"/>
+              </w:rPr>
+              <w:t xml:space="preserve">~¥5.000–9.000</w:t>
+            </w:r>
+          </w:p>
+        </w:tc>
+        <w:tc>
+          <w:tcPr>
+            <w:tcW w:type="dxa" w:w="3400"/>
+            <w:tcMar>
+              <w:top w:type="dxa" w:w="60"/>
+              <w:left w:type="dxa" w:w="100"/>
+              <w:bottom w:type="dxa" w:w="60"/>
+              <w:right w:type="dxa" w:w="100"/>
+            </w:tcMar>
+          </w:tcPr>
+          <w:p>
+            <w:r>
+              <w:rPr>
+                <w:rFonts w:ascii="Calibri" w:cs="Calibri" w:eastAsia="Calibri" w:hAnsi="Calibri"/>
+                <w:color w:val="6b675f"/>
+                <w:sz w:val="19"/>
+                <w:szCs w:val="19"/>
+              </w:rPr>
+              <w:t xml:space="preserve">En triple/doble; abril sube. Business hotels por lo bajo</w:t>
+            </w:r>
+          </w:p>
+        </w:tc>
+      </w:tr>
+      <w:tr>
+        <w:tc>
+          <w:tcPr>
+            <w:tcW w:type="dxa" w:w="3600"/>
+            <w:tcMar>
+              <w:top w:type="dxa" w:w="60"/>
+              <w:left w:type="dxa" w:w="100"/>
+              <w:bottom w:type="dxa" w:w="60"/>
+              <w:right w:type="dxa" w:w="100"/>
+            </w:tcMar>
+          </w:tcPr>
+          <w:p>
+            <w:r>
+              <w:rPr>
+                <w:rFonts w:ascii="Calibri" w:cs="Calibri" w:eastAsia="Calibri" w:hAnsi="Calibri"/>
+                <w:color w:val="22201c"/>
+                <w:sz w:val="19"/>
+                <w:szCs w:val="19"/>
+              </w:rPr>
+              <w:t xml:space="preserve">Ryokan de Takayama con media pensión</w:t>
+            </w:r>
+          </w:p>
+        </w:tc>
+        <w:tc>
+          <w:tcPr>
+            <w:tcW w:type="dxa" w:w="2000"/>
+            <w:tcMar>
+              <w:top w:type="dxa" w:w="60"/>
+              <w:left w:type="dxa" w:w="100"/>
+              <w:bottom w:type="dxa" w:w="60"/>
+              <w:right w:type="dxa" w:w="100"/>
+            </w:tcMar>
+          </w:tcPr>
+          <w:p>
+            <w:r>
+              <w:rPr>
+                <w:rFonts w:ascii="Calibri" w:cs="Calibri" w:eastAsia="Calibri" w:hAnsi="Calibri"/>
+                <w:b/>
+                <w:bCs/>
+                <w:color w:val="bf3823"/>
+                <w:sz w:val="19"/>
+                <w:szCs w:val="19"/>
+              </w:rPr>
+              <w:t xml:space="preserve">~¥18.000–30.000</w:t>
+            </w:r>
+          </w:p>
+        </w:tc>
+        <w:tc>
+          <w:tcPr>
+            <w:tcW w:type="dxa" w:w="3400"/>
+            <w:tcMar>
+              <w:top w:type="dxa" w:w="60"/>
+              <w:left w:type="dxa" w:w="100"/>
+              <w:bottom w:type="dxa" w:w="60"/>
+              <w:right w:type="dxa" w:w="100"/>
+            </w:tcMar>
+          </w:tcPr>
+          <w:p>
+            <w:r>
+              <w:rPr>
+                <w:rFonts w:ascii="Calibri" w:cs="Calibri" w:eastAsia="Calibri" w:hAnsi="Calibri"/>
+                <w:color w:val="6b675f"/>
+                <w:sz w:val="19"/>
+                <w:szCs w:val="19"/>
+              </w:rPr>
+              <w:t xml:space="preserve">Cena kaiseki + onsen + desayuno: es la experiencia</w:t>
+            </w:r>
+          </w:p>
+        </w:tc>
+      </w:tr>
+      <w:tr>
+        <w:tc>
+          <w:tcPr>
+            <w:tcW w:type="dxa" w:w="3600"/>
+            <w:tcMar>
+              <w:top w:type="dxa" w:w="60"/>
+              <w:left w:type="dxa" w:w="100"/>
+              <w:bottom w:type="dxa" w:w="60"/>
+              <w:right w:type="dxa" w:w="100"/>
+            </w:tcMar>
+          </w:tcPr>
+          <w:p>
+            <w:r>
+              <w:rPr>
+                <w:rFonts w:ascii="Calibri" w:cs="Calibri" w:eastAsia="Calibri" w:hAnsi="Calibri"/>
+                <w:color w:val="22201c"/>
+                <w:sz w:val="19"/>
+                <w:szCs w:val="19"/>
+              </w:rPr>
+              <w:t xml:space="preserve">Ryokan/onsen de Nikko</w:t>
+            </w:r>
+          </w:p>
+        </w:tc>
+        <w:tc>
+          <w:tcPr>
+            <w:tcW w:type="dxa" w:w="2000"/>
+            <w:tcMar>
+              <w:top w:type="dxa" w:w="60"/>
+              <w:left w:type="dxa" w:w="100"/>
+              <w:bottom w:type="dxa" w:w="60"/>
+              <w:right w:type="dxa" w:w="100"/>
+            </w:tcMar>
+          </w:tcPr>
+          <w:p>
+            <w:r>
+              <w:rPr>
+                <w:rFonts w:ascii="Calibri" w:cs="Calibri" w:eastAsia="Calibri" w:hAnsi="Calibri"/>
+                <w:b/>
+                <w:bCs/>
+                <w:color w:val="bf3823"/>
+                <w:sz w:val="19"/>
+                <w:szCs w:val="19"/>
+              </w:rPr>
+              <w:t xml:space="preserve">~¥12.000–20.000</w:t>
+            </w:r>
+          </w:p>
+        </w:tc>
+        <w:tc>
+          <w:tcPr>
+            <w:tcW w:type="dxa" w:w="3400"/>
+            <w:tcMar>
+              <w:top w:type="dxa" w:w="60"/>
+              <w:left w:type="dxa" w:w="100"/>
+              <w:bottom w:type="dxa" w:w="60"/>
+              <w:right w:type="dxa" w:w="100"/>
+            </w:tcMar>
+          </w:tcPr>
+          <w:p>
+            <w:r>
+              <w:rPr>
+                <w:rFonts w:ascii="Calibri" w:cs="Calibri" w:eastAsia="Calibri" w:hAnsi="Calibri"/>
+                <w:color w:val="6b675f"/>
+                <w:sz w:val="19"/>
+                <w:szCs w:val="19"/>
+              </w:rPr>
+              <w:t xml:space="preserve">Los buenos vuelan en abril</w:t>
+            </w:r>
+          </w:p>
+        </w:tc>
+      </w:tr>
+      <w:tr>
+        <w:tc>
+          <w:tcPr>
+            <w:tcW w:type="dxa" w:w="3600"/>
+            <w:tcMar>
+              <w:top w:type="dxa" w:w="60"/>
+              <w:left w:type="dxa" w:w="100"/>
+              <w:bottom w:type="dxa" w:w="60"/>
+              <w:right w:type="dxa" w:w="100"/>
+            </w:tcMar>
+          </w:tcPr>
+          <w:p>
+            <w:r>
+              <w:rPr>
+                <w:rFonts w:ascii="Calibri" w:cs="Calibri" w:eastAsia="Calibri" w:hAnsi="Calibri"/>
+                <w:color w:val="22201c"/>
+                <w:sz w:val="19"/>
+                <w:szCs w:val="19"/>
+              </w:rPr>
+              <w:t xml:space="preserve">Konbini / desayuno</w:t>
+            </w:r>
+          </w:p>
+        </w:tc>
+        <w:tc>
+          <w:tcPr>
+            <w:tcW w:type="dxa" w:w="2000"/>
+            <w:tcMar>
+              <w:top w:type="dxa" w:w="60"/>
+              <w:left w:type="dxa" w:w="100"/>
+              <w:bottom w:type="dxa" w:w="60"/>
+              <w:right w:type="dxa" w:w="100"/>
+            </w:tcMar>
+          </w:tcPr>
+          <w:p>
+            <w:r>
+              <w:rPr>
+                <w:rFonts w:ascii="Calibri" w:cs="Calibri" w:eastAsia="Calibri" w:hAnsi="Calibri"/>
+                <w:b/>
+                <w:bCs/>
+                <w:color w:val="bf3823"/>
+                <w:sz w:val="19"/>
+                <w:szCs w:val="19"/>
+              </w:rPr>
+              <w:t xml:space="preserve">~¥400–700</w:t>
+            </w:r>
+          </w:p>
+        </w:tc>
+        <w:tc>
+          <w:tcPr>
+            <w:tcW w:type="dxa" w:w="3400"/>
+            <w:tcMar>
+              <w:top w:type="dxa" w:w="60"/>
+              <w:left w:type="dxa" w:w="100"/>
+              <w:bottom w:type="dxa" w:w="60"/>
+              <w:right w:type="dxa" w:w="100"/>
+            </w:tcMar>
+          </w:tcPr>
+          <w:p>
+            <w:r>
+              <w:rPr>
+                <w:rFonts w:ascii="Calibri" w:cs="Calibri" w:eastAsia="Calibri" w:hAnsi="Calibri"/>
+                <w:color w:val="6b675f"/>
+                <w:sz w:val="19"/>
+                <w:szCs w:val="19"/>
+              </w:rPr>
+              <w:t xml:space="preserve">Onigiri, café, sándwich</w:t>
+            </w:r>
+          </w:p>
+        </w:tc>
+      </w:tr>
+      <w:tr>
+        <w:tc>
+          <w:tcPr>
+            <w:tcW w:type="dxa" w:w="3600"/>
+            <w:tcMar>
+              <w:top w:type="dxa" w:w="60"/>
+              <w:left w:type="dxa" w:w="100"/>
+              <w:bottom w:type="dxa" w:w="60"/>
+              <w:right w:type="dxa" w:w="100"/>
+            </w:tcMar>
+          </w:tcPr>
+          <w:p>
+            <w:r>
+              <w:rPr>
+                <w:rFonts w:ascii="Calibri" w:cs="Calibri" w:eastAsia="Calibri" w:hAnsi="Calibri"/>
+                <w:color w:val="22201c"/>
+                <w:sz w:val="19"/>
+                <w:szCs w:val="19"/>
+              </w:rPr>
+              <w:t xml:space="preserve">Comida media (ramen, teishoku, gyudon)</w:t>
+            </w:r>
+          </w:p>
+        </w:tc>
+        <w:tc>
+          <w:tcPr>
+            <w:tcW w:type="dxa" w:w="2000"/>
+            <w:tcMar>
+              <w:top w:type="dxa" w:w="60"/>
+              <w:left w:type="dxa" w:w="100"/>
+              <w:bottom w:type="dxa" w:w="60"/>
+              <w:right w:type="dxa" w:w="100"/>
+            </w:tcMar>
+          </w:tcPr>
+          <w:p>
+            <w:r>
+              <w:rPr>
+                <w:rFonts w:ascii="Calibri" w:cs="Calibri" w:eastAsia="Calibri" w:hAnsi="Calibri"/>
+                <w:b/>
+                <w:bCs/>
+                <w:color w:val="bf3823"/>
+                <w:sz w:val="19"/>
+                <w:szCs w:val="19"/>
+              </w:rPr>
+              <w:t xml:space="preserve">~¥900–1.500</w:t>
+            </w:r>
+          </w:p>
+        </w:tc>
+        <w:tc>
+          <w:tcPr>
+            <w:tcW w:type="dxa" w:w="3400"/>
+            <w:tcMar>
+              <w:top w:type="dxa" w:w="60"/>
+              <w:left w:type="dxa" w:w="100"/>
+              <w:bottom w:type="dxa" w:w="60"/>
+              <w:right w:type="dxa" w:w="100"/>
+            </w:tcMar>
+          </w:tcPr>
+          <w:p>
+            <w:r>
+              <w:rPr>
+                <w:rFonts w:ascii="Calibri" w:cs="Calibri" w:eastAsia="Calibri" w:hAnsi="Calibri"/>
+                <w:color w:val="6b675f"/>
+                <w:sz w:val="19"/>
+                <w:szCs w:val="19"/>
+              </w:rPr>
+              <w:t xml:space="preserve">Un ramen bueno, ~¥1.000</w:t>
+            </w:r>
+          </w:p>
+        </w:tc>
+      </w:tr>
+      <w:tr>
+        <w:tc>
+          <w:tcPr>
+            <w:tcW w:type="dxa" w:w="3600"/>
+            <w:tcMar>
+              <w:top w:type="dxa" w:w="60"/>
+              <w:left w:type="dxa" w:w="100"/>
+              <w:bottom w:type="dxa" w:w="60"/>
+              <w:right w:type="dxa" w:w="100"/>
+            </w:tcMar>
+          </w:tcPr>
+          <w:p>
+            <w:r>
+              <w:rPr>
+                <w:rFonts w:ascii="Calibri" w:cs="Calibri" w:eastAsia="Calibri" w:hAnsi="Calibri"/>
+                <w:color w:val="22201c"/>
+                <w:sz w:val="19"/>
+                <w:szCs w:val="19"/>
+              </w:rPr>
+              <w:t xml:space="preserve">Cena izakaya / kaisendon / anago-meshi</w:t>
+            </w:r>
+          </w:p>
+        </w:tc>
+        <w:tc>
+          <w:tcPr>
+            <w:tcW w:type="dxa" w:w="2000"/>
+            <w:tcMar>
+              <w:top w:type="dxa" w:w="60"/>
+              <w:left w:type="dxa" w:w="100"/>
+              <w:bottom w:type="dxa" w:w="60"/>
+              <w:right w:type="dxa" w:w="100"/>
+            </w:tcMar>
+          </w:tcPr>
+          <w:p>
+            <w:r>
+              <w:rPr>
+                <w:rFonts w:ascii="Calibri" w:cs="Calibri" w:eastAsia="Calibri" w:hAnsi="Calibri"/>
+                <w:b/>
+                <w:bCs/>
+                <w:color w:val="bf3823"/>
+                <w:sz w:val="19"/>
+                <w:szCs w:val="19"/>
+              </w:rPr>
+              <w:t xml:space="preserve">~¥2.000–4.000</w:t>
+            </w:r>
+          </w:p>
+        </w:tc>
+        <w:tc>
+          <w:tcPr>
+            <w:tcW w:type="dxa" w:w="3400"/>
+            <w:tcMar>
+              <w:top w:type="dxa" w:w="60"/>
+              <w:left w:type="dxa" w:w="100"/>
+              <w:bottom w:type="dxa" w:w="60"/>
+              <w:right w:type="dxa" w:w="100"/>
+            </w:tcMar>
+          </w:tcPr>
+          <w:p>
+            <w:r>
+              <w:rPr>
+                <w:rFonts w:ascii="Calibri" w:cs="Calibri" w:eastAsia="Calibri" w:hAnsi="Calibri"/>
+                <w:color w:val="6b675f"/>
+                <w:sz w:val="19"/>
+                <w:szCs w:val="19"/>
+              </w:rPr>
+              <w:t xml:space="preserve">Yatai de Fukuoka o kushikatsu de Osaka, por lo bajo</w:t>
+            </w:r>
+          </w:p>
+        </w:tc>
+      </w:tr>
+      <w:tr>
+        <w:tc>
+          <w:tcPr>
+            <w:tcW w:type="dxa" w:w="3600"/>
+            <w:tcMar>
+              <w:top w:type="dxa" w:w="60"/>
+              <w:left w:type="dxa" w:w="100"/>
+              <w:bottom w:type="dxa" w:w="60"/>
+              <w:right w:type="dxa" w:w="100"/>
+            </w:tcMar>
+          </w:tcPr>
+          <w:p>
+            <w:r>
+              <w:rPr>
+                <w:rFonts w:ascii="Calibri" w:cs="Calibri" w:eastAsia="Calibri" w:hAnsi="Calibri"/>
+                <w:color w:val="22201c"/>
+                <w:sz w:val="19"/>
+                <w:szCs w:val="19"/>
+              </w:rPr>
+              <w:t xml:space="preserve">Capricho (wagyū, sushi de barra, cumpleaños)</w:t>
+            </w:r>
+          </w:p>
+        </w:tc>
+        <w:tc>
+          <w:tcPr>
+            <w:tcW w:type="dxa" w:w="2000"/>
+            <w:tcMar>
+              <w:top w:type="dxa" w:w="60"/>
+              <w:left w:type="dxa" w:w="100"/>
+              <w:bottom w:type="dxa" w:w="60"/>
+              <w:right w:type="dxa" w:w="100"/>
+            </w:tcMar>
+          </w:tcPr>
+          <w:p>
+            <w:r>
+              <w:rPr>
+                <w:rFonts w:ascii="Calibri" w:cs="Calibri" w:eastAsia="Calibri" w:hAnsi="Calibri"/>
+                <w:b/>
+                <w:bCs/>
+                <w:color w:val="bf3823"/>
+                <w:sz w:val="19"/>
+                <w:szCs w:val="19"/>
+              </w:rPr>
+              <w:t xml:space="preserve">~¥5.000–12.000</w:t>
+            </w:r>
+          </w:p>
+        </w:tc>
+        <w:tc>
+          <w:tcPr>
+            <w:tcW w:type="dxa" w:w="3400"/>
+            <w:tcMar>
+              <w:top w:type="dxa" w:w="60"/>
+              <w:left w:type="dxa" w:w="100"/>
+              <w:bottom w:type="dxa" w:w="60"/>
+              <w:right w:type="dxa" w:w="100"/>
+            </w:tcMar>
+          </w:tcPr>
+          <w:p>
+            <w:r>
+              <w:rPr>
+                <w:rFonts w:ascii="Calibri" w:cs="Calibri" w:eastAsia="Calibri" w:hAnsi="Calibri"/>
+                <w:color w:val="6b675f"/>
+                <w:sz w:val="19"/>
+                <w:szCs w:val="19"/>
+              </w:rPr>
+              <w:t xml:space="preserve">Teppanyaki de Hiroshima el día 19</w:t>
+            </w:r>
+          </w:p>
+        </w:tc>
+      </w:tr>
+      <w:tr>
+        <w:tc>
+          <w:tcPr>
+            <w:tcW w:type="dxa" w:w="3600"/>
+            <w:tcMar>
+              <w:top w:type="dxa" w:w="60"/>
+              <w:left w:type="dxa" w:w="100"/>
+              <w:bottom w:type="dxa" w:w="60"/>
+              <w:right w:type="dxa" w:w="100"/>
+            </w:tcMar>
+          </w:tcPr>
+          <w:p>
+            <w:r>
+              <w:rPr>
+                <w:rFonts w:ascii="Calibri" w:cs="Calibri" w:eastAsia="Calibri" w:hAnsi="Calibri"/>
+                <w:color w:val="22201c"/>
+                <w:sz w:val="19"/>
+                <w:szCs w:val="19"/>
+              </w:rPr>
+              <w:t xml:space="preserve">Suica: recarga inicial</w:t>
+            </w:r>
+          </w:p>
+        </w:tc>
+        <w:tc>
+          <w:tcPr>
+            <w:tcW w:type="dxa" w:w="2000"/>
+            <w:tcMar>
+              <w:top w:type="dxa" w:w="60"/>
+              <w:left w:type="dxa" w:w="100"/>
+              <w:bottom w:type="dxa" w:w="60"/>
+              <w:right w:type="dxa" w:w="100"/>
+            </w:tcMar>
+          </w:tcPr>
+          <w:p>
+            <w:r>
+              <w:rPr>
+                <w:rFonts w:ascii="Calibri" w:cs="Calibri" w:eastAsia="Calibri" w:hAnsi="Calibri"/>
+                <w:b/>
+                <w:bCs/>
+                <w:color w:val="bf3823"/>
+                <w:sz w:val="19"/>
+                <w:szCs w:val="19"/>
+              </w:rPr>
+              <w:t xml:space="preserve">~¥3.000</w:t>
+            </w:r>
+          </w:p>
+        </w:tc>
+        <w:tc>
+          <w:tcPr>
+            <w:tcW w:type="dxa" w:w="3400"/>
+            <w:tcMar>
+              <w:top w:type="dxa" w:w="60"/>
+              <w:left w:type="dxa" w:w="100"/>
+              <w:bottom w:type="dxa" w:w="60"/>
+              <w:right w:type="dxa" w:w="100"/>
+            </w:tcMar>
+          </w:tcPr>
+          <w:p>
+            <w:r>
+              <w:rPr>
+                <w:rFonts w:ascii="Calibri" w:cs="Calibri" w:eastAsia="Calibri" w:hAnsi="Calibri"/>
+                <w:color w:val="6b675f"/>
+                <w:sz w:val="19"/>
+                <w:szCs w:val="19"/>
+              </w:rPr>
+              <w:t xml:space="preserve">Metro, JR local, konbini, máquinas</w:t>
+            </w:r>
+          </w:p>
+        </w:tc>
+      </w:tr>
+      <w:tr>
+        <w:tc>
+          <w:tcPr>
+            <w:tcW w:type="dxa" w:w="3600"/>
+            <w:tcMar>
+              <w:top w:type="dxa" w:w="60"/>
+              <w:left w:type="dxa" w:w="100"/>
+              <w:bottom w:type="dxa" w:w="60"/>
+              <w:right w:type="dxa" w:w="100"/>
+            </w:tcMar>
+          </w:tcPr>
+          <w:p>
+            <w:r>
+              <w:rPr>
+                <w:rFonts w:ascii="Calibri" w:cs="Calibri" w:eastAsia="Calibri" w:hAnsi="Calibri"/>
+                <w:color w:val="22201c"/>
+                <w:sz w:val="19"/>
+                <w:szCs w:val="19"/>
+              </w:rPr>
+              <w:t xml:space="preserve">Skyliner Narita → centro</w:t>
+            </w:r>
+          </w:p>
+        </w:tc>
+        <w:tc>
+          <w:tcPr>
+            <w:tcW w:type="dxa" w:w="2000"/>
+            <w:tcMar>
+              <w:top w:type="dxa" w:w="60"/>
+              <w:left w:type="dxa" w:w="100"/>
+              <w:bottom w:type="dxa" w:w="60"/>
+              <w:right w:type="dxa" w:w="100"/>
+            </w:tcMar>
+          </w:tcPr>
+          <w:p>
+            <w:r>
+              <w:rPr>
+                <w:rFonts w:ascii="Calibri" w:cs="Calibri" w:eastAsia="Calibri" w:hAnsi="Calibri"/>
+                <w:b/>
+                <w:bCs/>
+                <w:color w:val="bf3823"/>
+                <w:sz w:val="19"/>
+                <w:szCs w:val="19"/>
+              </w:rPr>
+              <w:t xml:space="preserve">~¥2.570</w:t>
+            </w:r>
+          </w:p>
+        </w:tc>
+        <w:tc>
+          <w:tcPr>
+            <w:tcW w:type="dxa" w:w="3400"/>
+            <w:tcMar>
+              <w:top w:type="dxa" w:w="60"/>
+              <w:left w:type="dxa" w:w="100"/>
+              <w:bottom w:type="dxa" w:w="60"/>
+              <w:right w:type="dxa" w:w="100"/>
+            </w:tcMar>
+          </w:tcPr>
+          <w:p>
+            <w:r>
+              <w:rPr>
+                <w:rFonts w:ascii="Calibri" w:cs="Calibri" w:eastAsia="Calibri" w:hAnsi="Calibri"/>
+                <w:color w:val="6b675f"/>
+                <w:sz w:val="19"/>
+                <w:szCs w:val="19"/>
+              </w:rPr>
+              <w:t xml:space="preserve">Día de llegada</w:t>
+            </w:r>
+          </w:p>
+        </w:tc>
+      </w:tr>
+      <w:tr>
+        <w:tc>
+          <w:tcPr>
+            <w:tcW w:type="dxa" w:w="3600"/>
+            <w:tcMar>
+              <w:top w:type="dxa" w:w="60"/>
+              <w:left w:type="dxa" w:w="100"/>
+              <w:bottom w:type="dxa" w:w="60"/>
+              <w:right w:type="dxa" w:w="100"/>
+            </w:tcMar>
+          </w:tcPr>
+          <w:p>
+            <w:r>
+              <w:rPr>
+                <w:rFonts w:ascii="Calibri" w:cs="Calibri" w:eastAsia="Calibri" w:hAnsi="Calibri"/>
+                <w:color w:val="22201c"/>
+                <w:sz w:val="19"/>
+                <w:szCs w:val="19"/>
+              </w:rPr>
+              <w:t xml:space="preserve">Bus Nouhi (Alpes, 2 tramos)</w:t>
+            </w:r>
+          </w:p>
+        </w:tc>
+        <w:tc>
+          <w:tcPr>
+            <w:tcW w:type="dxa" w:w="2000"/>
+            <w:tcMar>
+              <w:top w:type="dxa" w:w="60"/>
+              <w:left w:type="dxa" w:w="100"/>
+              <w:bottom w:type="dxa" w:w="60"/>
+              <w:right w:type="dxa" w:w="100"/>
+            </w:tcMar>
+          </w:tcPr>
+          <w:p>
+            <w:r>
+              <w:rPr>
+                <w:rFonts w:ascii="Calibri" w:cs="Calibri" w:eastAsia="Calibri" w:hAnsi="Calibri"/>
+                <w:b/>
+                <w:bCs/>
+                <w:color w:val="bf3823"/>
+                <w:sz w:val="19"/>
+                <w:szCs w:val="19"/>
+              </w:rPr>
+              <w:t xml:space="preserve">~¥5.200</w:t>
+            </w:r>
+          </w:p>
+        </w:tc>
+        <w:tc>
+          <w:tcPr>
+            <w:tcW w:type="dxa" w:w="3400"/>
+            <w:tcMar>
+              <w:top w:type="dxa" w:w="60"/>
+              <w:left w:type="dxa" w:w="100"/>
+              <w:bottom w:type="dxa" w:w="60"/>
+              <w:right w:type="dxa" w:w="100"/>
+            </w:tcMar>
+          </w:tcPr>
+          <w:p>
+            <w:r>
+              <w:rPr>
+                <w:rFonts w:ascii="Calibri" w:cs="Calibri" w:eastAsia="Calibri" w:hAnsi="Calibri"/>
+                <w:color w:val="6b675f"/>
+                <w:sz w:val="19"/>
+                <w:szCs w:val="19"/>
+              </w:rPr>
+              <w:t xml:space="preserve">Kanazawa–Shirakawa-gō–Takayama</w:t>
+            </w:r>
+          </w:p>
+        </w:tc>
+      </w:tr>
+      <w:tr>
+        <w:tc>
+          <w:tcPr>
+            <w:tcW w:type="dxa" w:w="3600"/>
+            <w:tcMar>
+              <w:top w:type="dxa" w:w="60"/>
+              <w:left w:type="dxa" w:w="100"/>
+              <w:bottom w:type="dxa" w:w="60"/>
+              <w:right w:type="dxa" w:w="100"/>
+            </w:tcMar>
+          </w:tcPr>
+          <w:p>
+            <w:r>
+              <w:rPr>
+                <w:rFonts w:ascii="Calibri" w:cs="Calibri" w:eastAsia="Calibri" w:hAnsi="Calibri"/>
+                <w:color w:val="22201c"/>
+                <w:sz w:val="19"/>
+                <w:szCs w:val="19"/>
+              </w:rPr>
+              <w:t xml:space="preserve">Bus Shinjuku ↔ Kawaguchiko (i/v)</w:t>
+            </w:r>
+          </w:p>
+        </w:tc>
+        <w:tc>
+          <w:tcPr>
+            <w:tcW w:type="dxa" w:w="2000"/>
+            <w:tcMar>
+              <w:top w:type="dxa" w:w="60"/>
+              <w:left w:type="dxa" w:w="100"/>
+              <w:bottom w:type="dxa" w:w="60"/>
+              <w:right w:type="dxa" w:w="100"/>
+            </w:tcMar>
+          </w:tcPr>
+          <w:p>
+            <w:r>
+              <w:rPr>
+                <w:rFonts w:ascii="Calibri" w:cs="Calibri" w:eastAsia="Calibri" w:hAnsi="Calibri"/>
+                <w:b/>
+                <w:bCs/>
+                <w:color w:val="bf3823"/>
+                <w:sz w:val="19"/>
+                <w:szCs w:val="19"/>
+              </w:rPr>
+              <w:t xml:space="preserve">~¥4.400</w:t>
+            </w:r>
+          </w:p>
+        </w:tc>
+        <w:tc>
+          <w:tcPr>
+            <w:tcW w:type="dxa" w:w="3400"/>
+            <w:tcMar>
+              <w:top w:type="dxa" w:w="60"/>
+              <w:left w:type="dxa" w:w="100"/>
+              <w:bottom w:type="dxa" w:w="60"/>
+              <w:right w:type="dxa" w:w="100"/>
+            </w:tcMar>
+          </w:tcPr>
+          <w:p>
+            <w:r>
+              <w:rPr>
+                <w:rFonts w:ascii="Calibri" w:cs="Calibri" w:eastAsia="Calibri" w:hAnsi="Calibri"/>
+                <w:color w:val="6b675f"/>
+                <w:sz w:val="19"/>
+                <w:szCs w:val="19"/>
+              </w:rPr>
+              <w:t xml:space="preserve">Día del Fuji</w:t>
+            </w:r>
+          </w:p>
+        </w:tc>
+      </w:tr>
+      <w:tr>
+        <w:tc>
+          <w:tcPr>
+            <w:tcW w:type="dxa" w:w="3600"/>
+            <w:tcMar>
+              <w:top w:type="dxa" w:w="60"/>
+              <w:left w:type="dxa" w:w="100"/>
+              <w:bottom w:type="dxa" w:w="60"/>
+              <w:right w:type="dxa" w:w="100"/>
+            </w:tcMar>
+          </w:tcPr>
+          <w:p>
+            <w:r>
+              <w:rPr>
+                <w:rFonts w:ascii="Calibri" w:cs="Calibri" w:eastAsia="Calibri" w:hAnsi="Calibri"/>
+                <w:color w:val="22201c"/>
+                <w:sz w:val="19"/>
+                <w:szCs w:val="19"/>
+              </w:rPr>
+              <w:t xml:space="preserve">Shinkansen: los 6 tramos largos</w:t>
+            </w:r>
+          </w:p>
+        </w:tc>
+        <w:tc>
+          <w:tcPr>
+            <w:tcW w:type="dxa" w:w="2000"/>
+            <w:tcMar>
+              <w:top w:type="dxa" w:w="60"/>
+              <w:left w:type="dxa" w:w="100"/>
+              <w:bottom w:type="dxa" w:w="60"/>
+              <w:right w:type="dxa" w:w="100"/>
+            </w:tcMar>
+          </w:tcPr>
+          <w:p>
+            <w:r>
+              <w:rPr>
+                <w:rFonts w:ascii="Calibri" w:cs="Calibri" w:eastAsia="Calibri" w:hAnsi="Calibri"/>
+                <w:b/>
+                <w:bCs/>
+                <w:color w:val="bf3823"/>
+                <w:sz w:val="19"/>
+                <w:szCs w:val="19"/>
+              </w:rPr>
+              <w:t xml:space="preserve">~¥58.000</w:t>
+            </w:r>
+          </w:p>
+        </w:tc>
+        <w:tc>
+          <w:tcPr>
+            <w:tcW w:type="dxa" w:w="3400"/>
+            <w:tcMar>
+              <w:top w:type="dxa" w:w="60"/>
+              <w:left w:type="dxa" w:w="100"/>
+              <w:bottom w:type="dxa" w:w="60"/>
+              <w:right w:type="dxa" w:w="100"/>
+            </w:tcMar>
+          </w:tcPr>
+          <w:p>
+            <w:r>
+              <w:rPr>
+                <w:rFonts w:ascii="Calibri" w:cs="Calibri" w:eastAsia="Calibri" w:hAnsi="Calibri"/>
+                <w:color w:val="6b675f"/>
+                <w:sz w:val="19"/>
+                <w:szCs w:val="19"/>
+              </w:rPr>
+              <w:t xml:space="preserve">Suma aprox. de todos los saltos entre ciudades</w:t>
+            </w:r>
+          </w:p>
+        </w:tc>
+      </w:tr>
+      <w:tr>
+        <w:tc>
+          <w:tcPr>
+            <w:tcW w:type="dxa" w:w="3600"/>
+            <w:tcMar>
+              <w:top w:type="dxa" w:w="60"/>
+              <w:left w:type="dxa" w:w="100"/>
+              <w:bottom w:type="dxa" w:w="60"/>
+              <w:right w:type="dxa" w:w="100"/>
+            </w:tcMar>
+          </w:tcPr>
+          <w:p>
+            <w:r>
+              <w:rPr>
+                <w:rFonts w:ascii="Calibri" w:cs="Calibri" w:eastAsia="Calibri" w:hAnsi="Calibri"/>
+                <w:color w:val="22201c"/>
+                <w:sz w:val="19"/>
+                <w:szCs w:val="19"/>
+              </w:rPr>
+              <w:t xml:space="preserve">JR Pass 14 días</w:t>
+            </w:r>
+          </w:p>
+        </w:tc>
+        <w:tc>
+          <w:tcPr>
+            <w:tcW w:type="dxa" w:w="2000"/>
+            <w:tcMar>
+              <w:top w:type="dxa" w:w="60"/>
+              <w:left w:type="dxa" w:w="100"/>
+              <w:bottom w:type="dxa" w:w="60"/>
+              <w:right w:type="dxa" w:w="100"/>
+            </w:tcMar>
+          </w:tcPr>
+          <w:p>
+            <w:r>
+              <w:rPr>
+                <w:rFonts w:ascii="Calibri" w:cs="Calibri" w:eastAsia="Calibri" w:hAnsi="Calibri"/>
+                <w:b/>
+                <w:bCs/>
+                <w:color w:val="bf3823"/>
+                <w:sz w:val="19"/>
+                <w:szCs w:val="19"/>
+              </w:rPr>
+              <w:t xml:space="preserve">~¥80.000</w:t>
+            </w:r>
+          </w:p>
+        </w:tc>
+        <w:tc>
+          <w:tcPr>
+            <w:tcW w:type="dxa" w:w="3400"/>
+            <w:tcMar>
+              <w:top w:type="dxa" w:w="60"/>
+              <w:left w:type="dxa" w:w="100"/>
+              <w:bottom w:type="dxa" w:w="60"/>
+              <w:right w:type="dxa" w:w="100"/>
+            </w:tcMar>
+          </w:tcPr>
+          <w:p>
+            <w:r>
+              <w:rPr>
+                <w:rFonts w:ascii="Calibri" w:cs="Calibri" w:eastAsia="Calibri" w:hAnsi="Calibri"/>
+                <w:color w:val="6b675f"/>
+                <w:sz w:val="19"/>
+                <w:szCs w:val="19"/>
+              </w:rPr>
+              <w:t xml:space="preserve">NO compensa: ver la nota de abajo</w:t>
+            </w:r>
+          </w:p>
+        </w:tc>
+      </w:tr>
+      <w:tr>
+        <w:tc>
+          <w:tcPr>
+            <w:tcW w:type="dxa" w:w="3600"/>
+            <w:tcMar>
+              <w:top w:type="dxa" w:w="60"/>
+              <w:left w:type="dxa" w:w="100"/>
+              <w:bottom w:type="dxa" w:w="60"/>
+              <w:right w:type="dxa" w:w="100"/>
+            </w:tcMar>
+          </w:tcPr>
+          <w:p>
+            <w:r>
+              <w:rPr>
+                <w:rFonts w:ascii="Calibri" w:cs="Calibri" w:eastAsia="Calibri" w:hAnsi="Calibri"/>
+                <w:color w:val="22201c"/>
+                <w:sz w:val="19"/>
+                <w:szCs w:val="19"/>
+              </w:rPr>
+              <w:t xml:space="preserve">smartEX (app)</w:t>
+            </w:r>
+          </w:p>
+        </w:tc>
+        <w:tc>
+          <w:tcPr>
+            <w:tcW w:type="dxa" w:w="2000"/>
+            <w:tcMar>
+              <w:top w:type="dxa" w:w="60"/>
+              <w:left w:type="dxa" w:w="100"/>
+              <w:bottom w:type="dxa" w:w="60"/>
+              <w:right w:type="dxa" w:w="100"/>
+            </w:tcMar>
+          </w:tcPr>
+          <w:p>
+            <w:r>
+              <w:rPr>
+                <w:rFonts w:ascii="Calibri" w:cs="Calibri" w:eastAsia="Calibri" w:hAnsi="Calibri"/>
+                <w:b/>
+                <w:bCs/>
+                <w:color w:val="bf3823"/>
+                <w:sz w:val="19"/>
+                <w:szCs w:val="19"/>
+              </w:rPr>
+              <w:t xml:space="preserve">gratis</w:t>
+            </w:r>
+          </w:p>
+        </w:tc>
+        <w:tc>
+          <w:tcPr>
+            <w:tcW w:type="dxa" w:w="3400"/>
+            <w:tcMar>
+              <w:top w:type="dxa" w:w="60"/>
+              <w:left w:type="dxa" w:w="100"/>
+              <w:bottom w:type="dxa" w:w="60"/>
+              <w:right w:type="dxa" w:w="100"/>
+            </w:tcMar>
+          </w:tcPr>
+          <w:p>
+            <w:r>
+              <w:rPr>
+                <w:rFonts w:ascii="Calibri" w:cs="Calibri" w:eastAsia="Calibri" w:hAnsi="Calibri"/>
+                <w:color w:val="6b675f"/>
+                <w:sz w:val="19"/>
+                <w:szCs w:val="19"/>
+              </w:rPr>
+              <w:t xml:space="preserve">Compra y asiento de los shinkansen sin taquilla</w:t>
+            </w:r>
+          </w:p>
+        </w:tc>
+      </w:tr>
+      <w:tr>
+        <w:tc>
+          <w:tcPr>
+            <w:tcW w:type="dxa" w:w="3600"/>
+            <w:tcMar>
+              <w:top w:type="dxa" w:w="60"/>
+              <w:left w:type="dxa" w:w="100"/>
+              <w:bottom w:type="dxa" w:w="60"/>
+              <w:right w:type="dxa" w:w="100"/>
+            </w:tcMar>
+          </w:tcPr>
+          <w:p>
+            <w:r>
+              <w:rPr>
+                <w:rFonts w:ascii="Calibri" w:cs="Calibri" w:eastAsia="Calibri" w:hAnsi="Calibri"/>
+                <w:color w:val="22201c"/>
+                <w:sz w:val="19"/>
+                <w:szCs w:val="19"/>
+              </w:rPr>
+              <w:t xml:space="preserve">Suica / Welcome Suica</w:t>
+            </w:r>
+          </w:p>
+        </w:tc>
+        <w:tc>
+          <w:tcPr>
+            <w:tcW w:type="dxa" w:w="2000"/>
+            <w:tcMar>
+              <w:top w:type="dxa" w:w="60"/>
+              <w:left w:type="dxa" w:w="100"/>
+              <w:bottom w:type="dxa" w:w="60"/>
+              <w:right w:type="dxa" w:w="100"/>
+            </w:tcMar>
+          </w:tcPr>
+          <w:p>
+            <w:r>
+              <w:rPr>
+                <w:rFonts w:ascii="Calibri" w:cs="Calibri" w:eastAsia="Calibri" w:hAnsi="Calibri"/>
+                <w:b/>
+                <w:bCs/>
+                <w:color w:val="bf3823"/>
+                <w:sz w:val="19"/>
+                <w:szCs w:val="19"/>
+              </w:rPr>
+              <w:t xml:space="preserve">gratis</w:t>
+            </w:r>
+          </w:p>
+        </w:tc>
+        <w:tc>
+          <w:tcPr>
+            <w:tcW w:type="dxa" w:w="3400"/>
+            <w:tcMar>
+              <w:top w:type="dxa" w:w="60"/>
+              <w:left w:type="dxa" w:w="100"/>
+              <w:bottom w:type="dxa" w:w="60"/>
+              <w:right w:type="dxa" w:w="100"/>
+            </w:tcMar>
+          </w:tcPr>
+          <w:p>
+            <w:r>
+              <w:rPr>
+                <w:rFonts w:ascii="Calibri" w:cs="Calibri" w:eastAsia="Calibri" w:hAnsi="Calibri"/>
+                <w:color w:val="6b675f"/>
+                <w:sz w:val="19"/>
+                <w:szCs w:val="19"/>
+              </w:rPr>
+              <w:t xml:space="preserve">El único bono que usaréis a diario</w:t>
+            </w:r>
+          </w:p>
+        </w:tc>
+      </w:tr>
+    </w:tbl>
+    <w:p>
+      <w:pPr>
+        <w:spacing w:after="120"/>
+      </w:pPr>
+      <w:r>
+        <w:rPr>
+          <w:rFonts w:ascii="Calibri" w:cs="Calibri" w:eastAsia="Calibri" w:hAnsi="Calibri"/>
+          <w:color w:val="6b675f"/>
+          <w:sz w:val="19"/>
+          <w:szCs w:val="19"/>
+        </w:rPr>
+        <w:t xml:space="preserve">Veredicto JR Pass: los tramos JR de largo recorrido suman aproximadamente lo que costaría el pase de 14 días (~¥80.000), pero el pase NO cubre ni el Nozomi ni el Kagayaki (los rápidos que usáis) y los buses de los Alpes, el Tobu de Nikko, el Kintetsu de Nara y el bus del Fuji no son JR de todos modos. Traducción: pagaríais casi lo mismo por ir más lento. Billetes sueltos con smartEX, más simple.</w:t>
+      </w:r>
+    </w:p>
+    <w:p>
+      <w:pPr>
+        <w:pStyle w:val="Heading1"/>
+        <w:spacing w:after="160" w:before="320"/>
+      </w:pPr>
+      <w:r>
+        <w:rPr>
+          <w:rFonts w:ascii="Calibri" w:cs="Calibri" w:eastAsia="Calibri" w:hAnsi="Calibri"/>
+          <w:b/>
+          <w:bCs/>
+          <w:color w:val="bf3823"/>
+          <w:sz w:val="30"/>
+          <w:szCs w:val="30"/>
+        </w:rPr>
         <w:t xml:space="preserve">Qué hay que reservar (y cuándo)</w:t>
       </w:r>
     </w:p>
@@ -16974,7 +19150,7 @@
                 <w:sz w:val="19"/>
                 <w:szCs w:val="19"/>
               </w:rPr>
-              <w:t xml:space="preserve">Shinkansen con asiento (los 5 tramos largos)</w:t>
+              <w:t xml:space="preserve">Shinkansen con asiento (los 6 tramos largos)</w:t>
             </w:r>
           </w:p>
         </w:tc>
@@ -17020,7 +19196,7 @@
                 <w:sz w:val="19"/>
                 <w:szCs w:val="19"/>
               </w:rPr>
-              <w:t xml:space="preserve">o smartEX app; con Suica no hace falta JR Pass — ver nota</w:t>
+              <w:t xml:space="preserve">o smartEX app; con Suica no hace falta JR Pass — ver Transportes</w:t>
             </w:r>
           </w:p>
         </w:tc>
@@ -17054,7 +19230,7 @@
           <w:sz w:val="30"/>
           <w:szCs w:val="30"/>
         </w:rPr>
-        <w:t xml:space="preserve">Descartes razonados (queda apuntado, no borrado)</w:t>
+        <w:t xml:space="preserve">Lo que dejamos fuera (y por qué)</w:t>
       </w:r>
     </w:p>
     <w:p>
@@ -17071,7 +19247,52 @@
           <w:sz w:val="25"/>
           <w:szCs w:val="25"/>
         </w:rPr>
-        <w:t xml:space="preserve">Curaduría v2: los cuatro "repetidos" que se caen (y por qué)</w:t>
+        <w:t xml:space="preserve">Zonas enteras que no pisamos</w:t>
+      </w:r>
+    </w:p>
+    <w:p>
+      <w:pPr>
+        <w:spacing w:after="120"/>
+      </w:pPr>
+      <w:r>
+        <w:rPr>
+          <w:rFonts w:ascii="Calibri" w:cs="Calibri" w:eastAsia="Calibri" w:hAnsi="Calibri"/>
+          <w:color w:val="22201c"/>
+          <w:sz w:val="21"/>
+          <w:szCs w:val="21"/>
+        </w:rPr>
+        <w:t xml:space="preserve">Nagano (los monos de Jigokudani): en abril los macacos apenas se bañan — la estampa del mono en el humito es conducta de invierno con nieve — y el sitio está a ~8 h ida y vuelta. Ese día de montaña se aprovecha mucho mejor en Shirakawa-gō + Takayama, que sí caen de camino. OJO: los "Alpes" que SÍ hacéis están en Gifu, no en Nagano.</w:t>
+      </w:r>
+    </w:p>
+    <w:p>
+      <w:pPr>
+        <w:spacing w:after="120"/>
+      </w:pPr>
+      <w:r>
+        <w:rPr>
+          <w:rFonts w:ascii="Calibri" w:cs="Calibri" w:eastAsia="Calibri" w:hAnsi="Calibri"/>
+          <w:color w:val="22201c"/>
+          <w:sz w:val="21"/>
+          <w:szCs w:val="21"/>
+        </w:rPr>
+        <w:t xml:space="preserve">Nagoya: pasáis por su estación el día 16 y coméis miso katsu allí. Es ciudad de paso, no destino: María ya la vio a fondo y no tiene un imprescindible que justifique noche.</w:t>
+      </w:r>
+    </w:p>
+    <w:p>
+      <w:pPr>
+        <w:pStyle w:val="Heading2"/>
+        <w:spacing w:after="120" w:before="260"/>
+      </w:pPr>
+      <w:r>
+        <w:rPr>
+          <w:rFonts w:ascii="Calibri" w:cs="Calibri" w:eastAsia="Calibri" w:hAnsi="Calibri"/>
+          <w:b/>
+          <w:bCs/>
+          <w:color w:val="22201c"/>
+          <w:sz w:val="25"/>
+          <w:szCs w:val="25"/>
+        </w:rPr>
+        <w:t xml:space="preserve">Los cuatro "repetidos" que se caen (y por qué)</w:t>
       </w:r>
     </w:p>
     <w:p>
@@ -17156,6 +19377,20 @@
           <w:szCs w:val="21"/>
         </w:rPr>
         <w:t xml:space="preserve">El castillo de Osaka estuvo fuera en la v2 y VUELVE en la v3 por decisión del equipo: el parque, los fosos y las murallas son gratis y espectaculares, y caben la mañana del 24 sin sacrificar nada (Shitennō-ji pasó al atardecer del 22, que es cuando mejor está). El interior-museo queda como opcional.</w:t>
+      </w:r>
+    </w:p>
+    <w:p>
+      <w:pPr>
+        <w:spacing w:after="120"/>
+      </w:pPr>
+      <w:r>
+        <w:rPr>
+          <w:rFonts w:ascii="Calibri" w:cs="Calibri" w:eastAsia="Calibri" w:hAnsi="Calibri"/>
+          <w:color w:val="22201c"/>
+          <w:sz w:val="21"/>
+          <w:szCs w:val="21"/>
+        </w:rPr>
+        <w:t xml:space="preserve">Las ostras de Miyajima (v4): fuera a propósito, a alguien del grupo no le gustan. La comida de la isla pasa a ser anago-meshi, la anguila de mar a la brasa sobre arroz: la OTRA gran especialidad de Miyajima, sin nada de marisco crudo.</w:t>
       </w:r>
     </w:p>
     <w:p>

--- a/Ruta-21-dias.docx
+++ b/Ruta-21-dias.docx
@@ -2804,7 +2804,7 @@
                 <w:sz w:val="19"/>
                 <w:szCs w:val="19"/>
               </w:rPr>
-              <w:t xml:space="preserve">RESERVADO con semanas: la franja del atardecer (sol ~18:15). La azotea a 229 m.</w:t>
+              <w:t xml:space="preserve">RESERVADO: la venta abre 14 días antes a medianoche JST — la franja del atardecer (sol ~18:15) se agota en minutos. La azotea a 229 m.</w:t>
             </w:r>
           </w:p>
         </w:tc>
@@ -9525,7 +9525,7 @@
                 <w:sz w:val="19"/>
                 <w:szCs w:val="19"/>
               </w:rPr>
-              <w:t xml:space="preserve">La Garza Blanca: el castillo original más espectacular de Japón, nunca destruido. Última entrada 16:00: llegáis justos y bien. Descalzos por las 6 plantas del torreón de 1609. El regalo de cumpleaños.</w:t>
+              <w:t xml:space="preserve">La Garza Blanca: el castillo original más espectacular de Japón, nunca destruido. Última entrada 16:00: llegáis justos y bien. Descalzos por las 6 plantas del torreón de 1609. Si sobra media hora: el jardín Kōko-en (entrada combinada, pegado al castillo) es un cierre precioso — los Nozomi/Sakura a Hiroshima salen cada 10–15 min, así que coger uno algo más tarde no rompe el plan. El regalo de cumpleaños.</w:t>
             </w:r>
           </w:p>
         </w:tc>
@@ -10086,7 +10086,7 @@
                 <w:sz w:val="19"/>
                 <w:szCs w:val="19"/>
               </w:rPr>
-              <w:t xml:space="preserve">MAREAS del 20-abr 2027: llegáis con el torii AÚN EN EL AGUA (pleamar 09:05, 3,69 m, bajando). El santuario flotante en su mejor momento.</w:t>
+              <w:t xml:space="preserve">MAREAS del 20-abr 2027 (verificadas contra el pronóstico oficial del JMA): llegáis con el torii AÚN EN EL AGUA (pleamar 09:05, 3,35 m, bajando). El santuario flotante en su mejor momento.</w:t>
             </w:r>
           </w:p>
         </w:tc>
@@ -10230,7 +10230,7 @@
                 <w:sz w:val="19"/>
                 <w:szCs w:val="19"/>
               </w:rPr>
-              <w:t xml:space="preserve">BAJAMAR (15:21, 0,52 m): ahora se camina hasta la base del torii para la foto de cerca. Luego Daishō-in: 500 rakan con gorritos, cuevas de linternas, casi vacío. Con energía: ropeway al Misen (+2 h).</w:t>
+              <w:t xml:space="preserve">BAJAMAR (15:20, 0,17 m, verificada JMA): ahora se camina hasta la base del torii para la foto de cerca. Luego Daishō-in: 500 rakan con gorritos, cuevas de linternas, casi vacío. Con energía: ropeway al Misen (+2 h).</w:t>
             </w:r>
           </w:p>
         </w:tc>
@@ -18544,7 +18544,7 @@
                 <w:sz w:val="19"/>
                 <w:szCs w:val="19"/>
               </w:rPr>
-              <w:t xml:space="preserve">~4 semanas antes</w:t>
+              <w:t xml:space="preserve">EXACTAMENTE 14 días antes, medianoche JST</w:t>
             </w:r>
           </w:p>
         </w:tc>
@@ -19405,6 +19405,31 @@
           <w:szCs w:val="21"/>
         </w:rPr>
         <w:t xml:space="preserve">Kamikochi: la carretera del valle no abre hasta ~17 de abril y la ruta pasa por los Alpes el 15–16. Se queda Shirakawa-gō + Takayama, que es el corazón del deseo del documento. Si algún año volvéis en mayo: Kamikochi primero.</w:t>
+      </w:r>
+    </w:p>
+    <w:p>
+      <w:pPr>
+        <w:spacing w:after="120"/>
+      </w:pPr>
+      <w:r>
+        <w:rPr>
+          <w:rFonts w:ascii="Calibri" w:cs="Calibri" w:eastAsia="Calibri" w:hAnsi="Calibri"/>
+          <w:b/>
+          <w:bCs/>
+          <w:color w:val="22201c"/>
+          <w:sz w:val="21"/>
+          <w:szCs w:val="21"/>
+        </w:rPr>
+        <w:t xml:space="preserve">Takayama en fechas de festival (Sannō Matsuri, 14–15 abril):</w:t>
+      </w:r>
+      <w:r>
+        <w:rPr>
+          <w:rFonts w:ascii="Calibri" w:cs="Calibri" w:eastAsia="Calibri" w:hAnsi="Calibri"/>
+          <w:color w:val="22201c"/>
+          <w:sz w:val="21"/>
+          <w:szCs w:val="21"/>
+        </w:rPr>
+        <w:t xml:space="preserve"> SE CONSIDERÓ reordenar la Ruta (Nikko como excursión de un día desde Tokio, Takayama antes que Kanazawa) para dormir en Takayama esas dos noches y ver el desfile de faroles del 14 a las 18:00, el momento cumbre del festival. DESCARTADO tras comprobar disponibilidad real: el alojamiento en el centro de Takayama para esas fechas se agota entre 9 y 12 meses antes y lo poco que queda sube ×4–×5 de precio; a los ~9 meses de antelación de este viaje ya no hay margen razonable. Se mantiene el orden actual (Takayama la noche del 15, después del festival) A PROPÓSITO, no por descuido.</w:t>
       </w:r>
     </w:p>
     <w:p>

--- a/Ruta-21-dias.docx
+++ b/Ruta-21-dias.docx
@@ -21,6 +21,1560 @@
     </w:p>
     <w:p>
       <w:pPr>
+        <w:pStyle w:val="Heading1"/>
+        <w:spacing w:after="160" w:before="320"/>
+      </w:pPr>
+      <w:r>
+        <w:rPr>
+          <w:rFonts w:ascii="Calibri" w:cs="Calibri" w:eastAsia="Calibri" w:hAnsi="Calibri"/>
+          <w:b/>
+          <w:bCs/>
+          <w:color w:val="bf3823"/>
+          <w:sz w:val="30"/>
+          <w:szCs w:val="30"/>
+        </w:rPr>
+        <w:t xml:space="preserve">🎁 Si sobra tiempo (por si vais más rápido de lo previsto)</w:t>
+      </w:r>
+    </w:p>
+    <w:p>
+      <w:pPr>
+        <w:spacing w:after="120"/>
+      </w:pPr>
+      <w:r>
+        <w:rPr>
+          <w:rFonts w:ascii="Calibri" w:cs="Calibri" w:eastAsia="Calibri" w:hAnsi="Calibri"/>
+          <w:color w:val="22201c"/>
+          <w:sz w:val="21"/>
+          <w:szCs w:val="21"/>
+        </w:rPr>
+        <w:t xml:space="preserve">Capa opcional, separada del plan: NO son paradas ni cambian ningún horario. Para cada día, 2-4 sitios de bajo desvío desde una parada YA planificada, investigados de antemano, para que ningún día termine en “hemos acabado pronto y no sabemos qué hacer”. Se pueden ignorar sin que se pierda nada del plan real. En la app: pestaña Itinerarios → Ruta → cada día → “🎁 Si sobra tiempo” (desplegable, cerrado por defecto).</w:t>
+      </w:r>
+    </w:p>
+    <w:p>
+      <w:pPr>
+        <w:pStyle w:val="Heading2"/>
+        <w:spacing w:after="120" w:before="260"/>
+      </w:pPr>
+      <w:r>
+        <w:rPr>
+          <w:rFonts w:ascii="Calibri" w:cs="Calibri" w:eastAsia="Calibri" w:hAnsi="Calibri"/>
+          <w:b/>
+          <w:bCs/>
+          <w:color w:val="22201c"/>
+          <w:sz w:val="25"/>
+          <w:szCs w:val="25"/>
+        </w:rPr>
+        <w:t xml:space="preserve">Día 2 · 9 abr · Llegada, Asakusa</w:t>
+      </w:r>
+    </w:p>
+    <w:p>
+      <w:pPr>
+        <w:spacing w:after="120"/>
+      </w:pPr>
+      <w:r>
+        <w:rPr>
+          <w:rFonts w:ascii="Calibri" w:cs="Calibri" w:eastAsia="Calibri" w:hAnsi="Calibri"/>
+          <w:color w:val="22201c"/>
+          <w:sz w:val="21"/>
+          <w:szCs w:val="21"/>
+          <w:b/>
+          <w:bCs/>
+        </w:rPr>
+        <w:t xml:space="preserve">Asakusa Jinja (3 min de Sensō-ji)</w:t>
+      </w:r>
+      <w:r>
+        <w:rPr>
+          <w:rFonts w:ascii="Calibri" w:cs="Calibri" w:eastAsia="Calibri" w:hAnsi="Calibri"/>
+          <w:color w:val="22201c"/>
+          <w:sz w:val="21"/>
+          <w:szCs w:val="21"/>
+        </w:rPr>
+        <w:t xml:space="preserve"> — El santuario pegado al templo, dedicado a sus tres fundadores: casi nadie lo ve porque todos van directos a la pagoda.</w:t>
+      </w:r>
+    </w:p>
+    <w:p>
+      <w:pPr>
+        <w:spacing w:after="120"/>
+      </w:pPr>
+      <w:r>
+        <w:rPr>
+          <w:rFonts w:ascii="Calibri" w:cs="Calibri" w:eastAsia="Calibri" w:hAnsi="Calibri"/>
+          <w:color w:val="22201c"/>
+          <w:sz w:val="21"/>
+          <w:szCs w:val="21"/>
+          <w:b/>
+          <w:bCs/>
+        </w:rPr>
+        <w:t xml:space="preserve">Hanayashiki (2 min de Sensō-ji)</w:t>
+      </w:r>
+      <w:r>
+        <w:rPr>
+          <w:rFonts w:ascii="Calibri" w:cs="Calibri" w:eastAsia="Calibri" w:hAnsi="Calibri"/>
+          <w:color w:val="22201c"/>
+          <w:sz w:val="21"/>
+          <w:szCs w:val="21"/>
+        </w:rPr>
+        <w:t xml:space="preserve"> — El parque de atracciones más antiguo de Japón (1853), diminuto y retro, a dos pasos de Nakamise: rareza divertida si el jet lag da tregua.</w:t>
+      </w:r>
+    </w:p>
+    <w:p>
+      <w:pPr>
+        <w:pStyle w:val="Heading2"/>
+        <w:spacing w:after="120" w:before="260"/>
+      </w:pPr>
+      <w:r>
+        <w:rPr>
+          <w:rFonts w:ascii="Calibri" w:cs="Calibri" w:eastAsia="Calibri" w:hAnsi="Calibri"/>
+          <w:b/>
+          <w:bCs/>
+          <w:color w:val="22201c"/>
+          <w:sz w:val="25"/>
+          <w:szCs w:val="25"/>
+        </w:rPr>
+        <w:t xml:space="preserve">Día 3 · 10 abr · Meiji/Harajuku/Shibuya</w:t>
+      </w:r>
+    </w:p>
+    <w:p>
+      <w:pPr>
+        <w:spacing w:after="120"/>
+      </w:pPr>
+      <w:r>
+        <w:rPr>
+          <w:rFonts w:ascii="Calibri" w:cs="Calibri" w:eastAsia="Calibri" w:hAnsi="Calibri"/>
+          <w:color w:val="22201c"/>
+          <w:sz w:val="21"/>
+          <w:szCs w:val="21"/>
+          <w:b/>
+          <w:bCs/>
+        </w:rPr>
+        <w:t xml:space="preserve">Tōkyū Plaza Omotesandō (entrada caleidoscopio) (en la puerta de Omotesandō/Cat Street)</w:t>
+      </w:r>
+      <w:r>
+        <w:rPr>
+          <w:rFonts w:ascii="Calibri" w:cs="Calibri" w:eastAsia="Calibri" w:hAnsi="Calibri"/>
+          <w:color w:val="22201c"/>
+          <w:sz w:val="21"/>
+          <w:szCs w:val="21"/>
+        </w:rPr>
+        <w:t xml:space="preserve"> — La entrada de espejos más fotografiada de Tokio, justo en la acera de Omotesandō que ya cruzáis.</w:t>
+      </w:r>
+    </w:p>
+    <w:p>
+      <w:pPr>
+        <w:spacing w:after="120"/>
+      </w:pPr>
+      <w:r>
+        <w:rPr>
+          <w:rFonts w:ascii="Calibri" w:cs="Calibri" w:eastAsia="Calibri" w:hAnsi="Calibri"/>
+          <w:color w:val="22201c"/>
+          <w:sz w:val="21"/>
+          <w:szCs w:val="21"/>
+          <w:b/>
+          <w:bCs/>
+        </w:rPr>
+        <w:t xml:space="preserve">Nonbei Yokochō ("callejón de los borrachos") (2 min de Cruce de Shibuya)</w:t>
+      </w:r>
+      <w:r>
+        <w:rPr>
+          <w:rFonts w:ascii="Calibri" w:cs="Calibri" w:eastAsia="Calibri" w:hAnsi="Calibri"/>
+          <w:color w:val="22201c"/>
+          <w:sz w:val="21"/>
+          <w:szCs w:val="21"/>
+        </w:rPr>
+        <w:t xml:space="preserve"> — Un callejón de bares diminutos de posguerra pegado literalmente al cruce, con el ambiente de Golden Gai sin cruzar Tokio.</w:t>
+      </w:r>
+    </w:p>
+    <w:p>
+      <w:pPr>
+        <w:spacing w:after="120"/>
+      </w:pPr>
+      <w:r>
+        <w:rPr>
+          <w:rFonts w:ascii="Calibri" w:cs="Calibri" w:eastAsia="Calibri" w:hAnsi="Calibri"/>
+          <w:color w:val="22201c"/>
+          <w:sz w:val="21"/>
+          <w:szCs w:val="21"/>
+          <w:b/>
+          <w:bCs/>
+        </w:rPr>
+        <w:t xml:space="preserve">Miyashita Park (azotea) (5 min de Shibuya → Daikanyama)</w:t>
+      </w:r>
+      <w:r>
+        <w:rPr>
+          <w:rFonts w:ascii="Calibri" w:cs="Calibri" w:eastAsia="Calibri" w:hAnsi="Calibri"/>
+          <w:color w:val="22201c"/>
+          <w:sz w:val="21"/>
+          <w:szCs w:val="21"/>
+        </w:rPr>
+        <w:t xml:space="preserve"> — Parque elevado sobre la antigua terminal de autobuses: verde, moderno y de camino si vais andando hacia Daikanyama.</w:t>
+      </w:r>
+    </w:p>
+    <w:p>
+      <w:pPr>
+        <w:pStyle w:val="Heading2"/>
+        <w:spacing w:after="120" w:before="260"/>
+      </w:pPr>
+      <w:r>
+        <w:rPr>
+          <w:rFonts w:ascii="Calibri" w:cs="Calibri" w:eastAsia="Calibri" w:hAnsi="Calibri"/>
+          <w:b/>
+          <w:bCs/>
+          <w:color w:val="22201c"/>
+          <w:sz w:val="25"/>
+          <w:szCs w:val="25"/>
+        </w:rPr>
+        <w:t xml:space="preserve">Día 4 · 11 abr · Tsukiji/Ueno/Akihabara/Shinjuku</w:t>
+      </w:r>
+    </w:p>
+    <w:p>
+      <w:pPr>
+        <w:spacing w:after="120"/>
+      </w:pPr>
+      <w:r>
+        <w:rPr>
+          <w:rFonts w:ascii="Calibri" w:cs="Calibri" w:eastAsia="Calibri" w:hAnsi="Calibri"/>
+          <w:color w:val="22201c"/>
+          <w:sz w:val="21"/>
+          <w:szCs w:val="21"/>
+          <w:b/>
+          <w:bCs/>
+        </w:rPr>
+        <w:t xml:space="preserve">Tsukiji Hongan-ji (en la puerta de Mercado de Tsukiji)</w:t>
+      </w:r>
+      <w:r>
+        <w:rPr>
+          <w:rFonts w:ascii="Calibri" w:cs="Calibri" w:eastAsia="Calibri" w:hAnsi="Calibri"/>
+          <w:color w:val="22201c"/>
+          <w:sz w:val="21"/>
+          <w:szCs w:val="21"/>
+        </w:rPr>
+        <w:t xml:space="preserve"> — Un templo budista con fachada de piedra de inspiración india, único en Tokio: está en la misma entrada del mercado exterior, cero desvío.</w:t>
+      </w:r>
+    </w:p>
+    <w:p>
+      <w:pPr>
+        <w:spacing w:after="120"/>
+      </w:pPr>
+      <w:r>
+        <w:rPr>
+          <w:rFonts w:ascii="Calibri" w:cs="Calibri" w:eastAsia="Calibri" w:hAnsi="Calibri"/>
+          <w:color w:val="22201c"/>
+          <w:sz w:val="21"/>
+          <w:szCs w:val="21"/>
+          <w:b/>
+          <w:bCs/>
+        </w:rPr>
+        <w:t xml:space="preserve">Shinobazu-ike y Bentendō (5 min de Parque Ueno)</w:t>
+      </w:r>
+      <w:r>
+        <w:rPr>
+          <w:rFonts w:ascii="Calibri" w:cs="Calibri" w:eastAsia="Calibri" w:hAnsi="Calibri"/>
+          <w:color w:val="22201c"/>
+          <w:sz w:val="21"/>
+          <w:szCs w:val="21"/>
+        </w:rPr>
+        <w:t xml:space="preserve"> — El estanque de lotos con la islita del templo Bentendō en medio: la parte de Ueno que la mayoría no cruza.</w:t>
+      </w:r>
+    </w:p>
+    <w:p>
+      <w:pPr>
+        <w:spacing w:after="120"/>
+      </w:pPr>
+      <w:r>
+        <w:rPr>
+          <w:rFonts w:ascii="Calibri" w:cs="Calibri" w:eastAsia="Calibri" w:hAnsi="Calibri"/>
+          <w:color w:val="22201c"/>
+          <w:sz w:val="21"/>
+          <w:szCs w:val="21"/>
+          <w:b/>
+          <w:bCs/>
+        </w:rPr>
+        <w:t xml:space="preserve">Santuario Kanda Myōjin (10 min de Akihabara)</w:t>
+      </w:r>
+      <w:r>
+        <w:rPr>
+          <w:rFonts w:ascii="Calibri" w:cs="Calibri" w:eastAsia="Calibri" w:hAnsi="Calibri"/>
+          <w:color w:val="22201c"/>
+          <w:sz w:val="21"/>
+          <w:szCs w:val="21"/>
+        </w:rPr>
+        <w:t xml:space="preserve"> — Santuario milenario que ahora bendice startups y ánime (colabora con series conocidas): encaja con el perfil frikis del grupo camino de Akiba.</w:t>
+      </w:r>
+    </w:p>
+    <w:p>
+      <w:pPr>
+        <w:pStyle w:val="Heading2"/>
+        <w:spacing w:after="120" w:before="260"/>
+      </w:pPr>
+      <w:r>
+        <w:rPr>
+          <w:rFonts w:ascii="Calibri" w:cs="Calibri" w:eastAsia="Calibri" w:hAnsi="Calibri"/>
+          <w:b/>
+          <w:bCs/>
+          <w:color w:val="22201c"/>
+          <w:sz w:val="25"/>
+          <w:szCs w:val="25"/>
+        </w:rPr>
+        <w:t xml:space="preserve">Día 5 · 12 abr · Nikko</w:t>
+      </w:r>
+    </w:p>
+    <w:p>
+      <w:pPr>
+        <w:spacing w:after="120"/>
+      </w:pPr>
+      <w:r>
+        <w:rPr>
+          <w:rFonts w:ascii="Calibri" w:cs="Calibri" w:eastAsia="Calibri" w:hAnsi="Calibri"/>
+          <w:color w:val="22201c"/>
+          <w:sz w:val="21"/>
+          <w:szCs w:val="21"/>
+          <w:b/>
+          <w:bCs/>
+        </w:rPr>
+        <w:t xml:space="preserve">Taiyūin-byō (mausoleo de Iemitsu) (5 min de Tōshōgū/Futarasan)</w:t>
+      </w:r>
+      <w:r>
+        <w:rPr>
+          <w:rFonts w:ascii="Calibri" w:cs="Calibri" w:eastAsia="Calibri" w:hAnsi="Calibri"/>
+          <w:color w:val="22201c"/>
+          <w:sz w:val="21"/>
+          <w:szCs w:val="21"/>
+        </w:rPr>
+        <w:t xml:space="preserve"> — El otro gran mausoleo de Nikko, mismo nivel de talla y laca que Tōshōgū con muchísima menos gente: el "Tōshōgū tranquilo".</w:t>
+      </w:r>
+    </w:p>
+    <w:p>
+      <w:pPr>
+        <w:spacing w:after="120"/>
+      </w:pPr>
+      <w:r>
+        <w:rPr>
+          <w:rFonts w:ascii="Calibri" w:cs="Calibri" w:eastAsia="Calibri" w:hAnsi="Calibri"/>
+          <w:color w:val="22201c"/>
+          <w:sz w:val="21"/>
+          <w:szCs w:val="21"/>
+          <w:b/>
+          <w:bCs/>
+        </w:rPr>
+        <w:t xml:space="preserve">Nikkō Tamozawa Goyōtei (5 min de Puente Shinkyō)</w:t>
+      </w:r>
+      <w:r>
+        <w:rPr>
+          <w:rFonts w:ascii="Calibri" w:cs="Calibri" w:eastAsia="Calibri" w:hAnsi="Calibri"/>
+          <w:color w:val="22201c"/>
+          <w:sz w:val="21"/>
+          <w:szCs w:val="21"/>
+        </w:rPr>
+        <w:t xml:space="preserve"> — La antigua villa imperial de verano (106 salas, jardín paisajista): elegancia Meiji casi vacía, buen primer o último parón del día.</w:t>
+      </w:r>
+    </w:p>
+    <w:p>
+      <w:pPr>
+        <w:spacing w:after="120"/>
+      </w:pPr>
+      <w:r>
+        <w:rPr>
+          <w:rFonts w:ascii="Calibri" w:cs="Calibri" w:eastAsia="Calibri" w:hAnsi="Calibri"/>
+          <w:color w:val="22201c"/>
+          <w:sz w:val="21"/>
+          <w:szCs w:val="21"/>
+          <w:b/>
+          <w:bCs/>
+        </w:rPr>
+        <w:t xml:space="preserve">Roca "Kanman" (fin del sendero de Kanmangafuchi) (en la puerta de Kanmangafuchi)</w:t>
+      </w:r>
+      <w:r>
+        <w:rPr>
+          <w:rFonts w:ascii="Calibri" w:cs="Calibri" w:eastAsia="Calibri" w:hAnsi="Calibri"/>
+          <w:color w:val="22201c"/>
+          <w:sz w:val="21"/>
+          <w:szCs w:val="21"/>
+        </w:rPr>
+        <w:t xml:space="preserve"> — Al final de la fila de jizōs hay una talla en sánscrito atribuida a Kōbō Daishi: cuesta cero, es solo seguir el camino hasta el final.</w:t>
+      </w:r>
+    </w:p>
+    <w:p>
+      <w:pPr>
+        <w:pStyle w:val="Heading2"/>
+        <w:spacing w:after="120" w:before="260"/>
+      </w:pPr>
+      <w:r>
+        <w:rPr>
+          <w:rFonts w:ascii="Calibri" w:cs="Calibri" w:eastAsia="Calibri" w:hAnsi="Calibri"/>
+          <w:b/>
+          <w:bCs/>
+          <w:color w:val="22201c"/>
+          <w:sz w:val="25"/>
+          <w:szCs w:val="25"/>
+        </w:rPr>
+        <w:t xml:space="preserve">Día 6 · 13 abr · Kanazawa (llegada)</w:t>
+      </w:r>
+    </w:p>
+    <w:p>
+      <w:pPr>
+        <w:spacing w:after="120"/>
+      </w:pPr>
+      <w:r>
+        <w:rPr>
+          <w:rFonts w:ascii="Calibri" w:cs="Calibri" w:eastAsia="Calibri" w:hAnsi="Calibri"/>
+          <w:color w:val="22201c"/>
+          <w:sz w:val="21"/>
+          <w:szCs w:val="21"/>
+          <w:b/>
+          <w:bCs/>
+        </w:rPr>
+        <w:t xml:space="preserve">Santuario Ōyama + jardín Gyokusen’inmaru (10 min de Parque del castillo)</w:t>
+      </w:r>
+      <w:r>
+        <w:rPr>
+          <w:rFonts w:ascii="Calibri" w:cs="Calibri" w:eastAsia="Calibri" w:hAnsi="Calibri"/>
+          <w:color w:val="22201c"/>
+          <w:sz w:val="21"/>
+          <w:szCs w:val="21"/>
+        </w:rPr>
+        <w:t xml:space="preserve"> — Una puerta sintoísta rarísima (vidrieras holandesas del s. XIX) y, detrás, un jardín Edo restaurado pegado a la muralla que casi nadie visita.</w:t>
+      </w:r>
+    </w:p>
+    <w:p>
+      <w:pPr>
+        <w:spacing w:after="120"/>
+      </w:pPr>
+      <w:r>
+        <w:rPr>
+          <w:rFonts w:ascii="Calibri" w:cs="Calibri" w:eastAsia="Calibri" w:hAnsi="Calibri"/>
+          <w:color w:val="22201c"/>
+          <w:sz w:val="21"/>
+          <w:szCs w:val="21"/>
+          <w:b/>
+          <w:bCs/>
+        </w:rPr>
+        <w:t xml:space="preserve">Villa Seison-kaku (en la puerta de Kenroku-en)</w:t>
+      </w:r>
+      <w:r>
+        <w:rPr>
+          <w:rFonts w:ascii="Calibri" w:cs="Calibri" w:eastAsia="Calibri" w:hAnsi="Calibri"/>
+          <w:color w:val="22201c"/>
+          <w:sz w:val="21"/>
+          <w:szCs w:val="21"/>
+        </w:rPr>
+        <w:t xml:space="preserve"> — Mansión samurái construida para la madre de un señor Kaga, justo en el borde de Kenroku-en: contrapunto íntimo al jardín grande.</w:t>
+      </w:r>
+    </w:p>
+    <w:p>
+      <w:pPr>
+        <w:pStyle w:val="Heading2"/>
+        <w:spacing w:after="120" w:before="260"/>
+      </w:pPr>
+      <w:r>
+        <w:rPr>
+          <w:rFonts w:ascii="Calibri" w:cs="Calibri" w:eastAsia="Calibri" w:hAnsi="Calibri"/>
+          <w:b/>
+          <w:bCs/>
+          <w:color w:val="22201c"/>
+          <w:sz w:val="25"/>
+          <w:szCs w:val="25"/>
+        </w:rPr>
+        <w:t xml:space="preserve">Día 7 · 14 abr · Kanazawa (día entero)</w:t>
+      </w:r>
+    </w:p>
+    <w:p>
+      <w:pPr>
+        <w:spacing w:after="120"/>
+      </w:pPr>
+      <w:r>
+        <w:rPr>
+          <w:rFonts w:ascii="Calibri" w:cs="Calibri" w:eastAsia="Calibri" w:hAnsi="Calibri"/>
+          <w:color w:val="22201c"/>
+          <w:sz w:val="21"/>
+          <w:szCs w:val="21"/>
+          <w:b/>
+          <w:bCs/>
+        </w:rPr>
+        <w:t xml:space="preserve">Museo del pan de oro Yasue (5 min de Higashi Chaya)</w:t>
+      </w:r>
+      <w:r>
+        <w:rPr>
+          <w:rFonts w:ascii="Calibri" w:cs="Calibri" w:eastAsia="Calibri" w:hAnsi="Calibri"/>
+          <w:color w:val="22201c"/>
+          <w:sz w:val="21"/>
+          <w:szCs w:val="21"/>
+        </w:rPr>
+        <w:t xml:space="preserve"> — Kanazawa hace el 99% del pan de oro de Japón: un museo pequeño y curioso que casi nadie de Higashi Chaya cruza a ver.</w:t>
+      </w:r>
+    </w:p>
+    <w:p>
+      <w:pPr>
+        <w:spacing w:after="120"/>
+      </w:pPr>
+      <w:r>
+        <w:rPr>
+          <w:rFonts w:ascii="Calibri" w:cs="Calibri" w:eastAsia="Calibri" w:hAnsi="Calibri"/>
+          <w:color w:val="22201c"/>
+          <w:sz w:val="21"/>
+          <w:szCs w:val="21"/>
+          <w:b/>
+          <w:bCs/>
+        </w:rPr>
+        <w:t xml:space="preserve">Paseo Kyōka no Michi (río Asano) (en la puerta de Kazue-machi)</w:t>
+      </w:r>
+      <w:r>
+        <w:rPr>
+          <w:rFonts w:ascii="Calibri" w:cs="Calibri" w:eastAsia="Calibri" w:hAnsi="Calibri"/>
+          <w:color w:val="22201c"/>
+          <w:sz w:val="21"/>
+          <w:szCs w:val="21"/>
+        </w:rPr>
+        <w:t xml:space="preserve"> — 600 m de sendero junto al río entre viejas cercas de madera, uniendo Kazue-machi con Higashi Chaya: parón de fotos con luz de tarde. Cierra los martes.</w:t>
+      </w:r>
+    </w:p>
+    <w:p>
+      <w:pPr>
+        <w:pStyle w:val="Heading2"/>
+        <w:spacing w:after="120" w:before="260"/>
+      </w:pPr>
+      <w:r>
+        <w:rPr>
+          <w:rFonts w:ascii="Calibri" w:cs="Calibri" w:eastAsia="Calibri" w:hAnsi="Calibri"/>
+          <w:b/>
+          <w:bCs/>
+          <w:color w:val="22201c"/>
+          <w:sz w:val="25"/>
+          <w:szCs w:val="25"/>
+        </w:rPr>
+        <w:t xml:space="preserve">Día 8 · 15 abr · Shirakawa-gō + Takayama</w:t>
+      </w:r>
+    </w:p>
+    <w:p>
+      <w:pPr>
+        <w:spacing w:after="120"/>
+      </w:pPr>
+      <w:r>
+        <w:rPr>
+          <w:rFonts w:ascii="Calibri" w:cs="Calibri" w:eastAsia="Calibri" w:hAnsi="Calibri"/>
+          <w:color w:val="22201c"/>
+          <w:sz w:val="21"/>
+          <w:szCs w:val="21"/>
+          <w:b/>
+          <w:bCs/>
+        </w:rPr>
+        <w:t xml:space="preserve">Casas Kusakabe y Yoshijima (en la puerta de Sanmachi Suji)</w:t>
+      </w:r>
+      <w:r>
+        <w:rPr>
+          <w:rFonts w:ascii="Calibri" w:cs="Calibri" w:eastAsia="Calibri" w:hAnsi="Calibri"/>
+          <w:color w:val="22201c"/>
+          <w:sz w:val="21"/>
+          <w:szCs w:val="21"/>
+        </w:rPr>
+        <w:t xml:space="preserve"> — Dos casonas de comerciantes de sake, Bien Cultural Importante, con estructuras de madera imponentes: mucho más tranquilas que las tiendas de la calle principal.</w:t>
+      </w:r>
+    </w:p>
+    <w:p>
+      <w:pPr>
+        <w:spacing w:after="120"/>
+      </w:pPr>
+      <w:r>
+        <w:rPr>
+          <w:rFonts w:ascii="Calibri" w:cs="Calibri" w:eastAsia="Calibri" w:hAnsi="Calibri"/>
+          <w:color w:val="22201c"/>
+          <w:sz w:val="21"/>
+          <w:szCs w:val="21"/>
+          <w:b/>
+          <w:bCs/>
+        </w:rPr>
+        <w:t xml:space="preserve">Takayama Jinya (1 min de Puente Nakabashi)</w:t>
+      </w:r>
+      <w:r>
+        <w:rPr>
+          <w:rFonts w:ascii="Calibri" w:cs="Calibri" w:eastAsia="Calibri" w:hAnsi="Calibri"/>
+          <w:color w:val="22201c"/>
+          <w:sz w:val="21"/>
+          <w:szCs w:val="21"/>
+        </w:rPr>
+        <w:t xml:space="preserve"> — La única sede de gobierno del periodo Edo que queda en pie en Japón entera: salas de tatami y sala de interrogatorios, a un paso del puente.</w:t>
+      </w:r>
+    </w:p>
+    <w:p>
+      <w:pPr>
+        <w:spacing w:after="120"/>
+      </w:pPr>
+      <w:r>
+        <w:rPr>
+          <w:rFonts w:ascii="Calibri" w:cs="Calibri" w:eastAsia="Calibri" w:hAnsi="Calibri"/>
+          <w:color w:val="22201c"/>
+          <w:sz w:val="21"/>
+          <w:szCs w:val="21"/>
+          <w:b/>
+          <w:bCs/>
+        </w:rPr>
+        <w:t xml:space="preserve">Santuario Sakurayama Hachimangū + Museo Yatai (5 min de Sanmachi Suji)</w:t>
+      </w:r>
+      <w:r>
+        <w:rPr>
+          <w:rFonts w:ascii="Calibri" w:cs="Calibri" w:eastAsia="Calibri" w:hAnsi="Calibri"/>
+          <w:color w:val="22201c"/>
+          <w:sz w:val="21"/>
+          <w:szCs w:val="21"/>
+        </w:rPr>
+        <w:t xml:space="preserve"> — Aquí se guardan 4 de los carros dorados del festival de Takayama fuera de temporada: la única forma de verlos de cerca sin coincidir con el matsuri.</w:t>
+      </w:r>
+    </w:p>
+    <w:p>
+      <w:pPr>
+        <w:pStyle w:val="Heading2"/>
+        <w:spacing w:after="120" w:before="260"/>
+      </w:pPr>
+      <w:r>
+        <w:rPr>
+          <w:rFonts w:ascii="Calibri" w:cs="Calibri" w:eastAsia="Calibri" w:hAnsi="Calibri"/>
+          <w:b/>
+          <w:bCs/>
+          <w:color w:val="22201c"/>
+          <w:sz w:val="25"/>
+          <w:szCs w:val="25"/>
+        </w:rPr>
+        <w:t xml:space="preserve">Día 9 · 16 abr · Llegada a Kioto, Gion</w:t>
+      </w:r>
+    </w:p>
+    <w:p>
+      <w:pPr>
+        <w:spacing w:after="120"/>
+      </w:pPr>
+      <w:r>
+        <w:rPr>
+          <w:rFonts w:ascii="Calibri" w:cs="Calibri" w:eastAsia="Calibri" w:hAnsi="Calibri"/>
+          <w:color w:val="22201c"/>
+          <w:sz w:val="21"/>
+          <w:szCs w:val="21"/>
+          <w:b/>
+          <w:bCs/>
+        </w:rPr>
+        <w:t xml:space="preserve">Gion Shirakawa (canal de Shimbashi) (4 min de Hanamikōji)</w:t>
+      </w:r>
+      <w:r>
+        <w:rPr>
+          <w:rFonts w:ascii="Calibri" w:cs="Calibri" w:eastAsia="Calibri" w:hAnsi="Calibri"/>
+          <w:color w:val="22201c"/>
+          <w:sz w:val="21"/>
+          <w:szCs w:val="21"/>
+        </w:rPr>
+        <w:t xml:space="preserve"> — El rincón más fotogénico de Gion según casi todo el mundo que lo compara con Hanamikōji: sauces, canal, casas de té de madera, más tranquilo.</w:t>
+      </w:r>
+    </w:p>
+    <w:p>
+      <w:pPr>
+        <w:spacing w:after="120"/>
+      </w:pPr>
+      <w:r>
+        <w:rPr>
+          <w:rFonts w:ascii="Calibri" w:cs="Calibri" w:eastAsia="Calibri" w:hAnsi="Calibri"/>
+          <w:color w:val="22201c"/>
+          <w:sz w:val="21"/>
+          <w:szCs w:val="21"/>
+          <w:b/>
+          <w:bCs/>
+        </w:rPr>
+        <w:t xml:space="preserve">Parque Maruyama (detrás de Yasaka) (2 min de Santuario Yasaka)</w:t>
+      </w:r>
+      <w:r>
+        <w:rPr>
+          <w:rFonts w:ascii="Calibri" w:cs="Calibri" w:eastAsia="Calibri" w:hAnsi="Calibri"/>
+          <w:color w:val="22201c"/>
+          <w:sz w:val="21"/>
+          <w:szCs w:val="21"/>
+        </w:rPr>
+        <w:t xml:space="preserve"> — El sakura llorón gigante iluminado de noche, y la mayoría se va directa a Pontochō sin cruzar la puerta de atrás de Yasaka.</w:t>
+      </w:r>
+    </w:p>
+    <w:p>
+      <w:pPr>
+        <w:spacing w:after="120"/>
+      </w:pPr>
+      <w:r>
+        <w:rPr>
+          <w:rFonts w:ascii="Calibri" w:cs="Calibri" w:eastAsia="Calibri" w:hAnsi="Calibri"/>
+          <w:color w:val="22201c"/>
+          <w:sz w:val="21"/>
+          <w:szCs w:val="21"/>
+          <w:b/>
+          <w:bCs/>
+        </w:rPr>
+        <w:t xml:space="preserve">Kiyamachi-dōri (en la puerta de Pontochō)</w:t>
+      </w:r>
+      <w:r>
+        <w:rPr>
+          <w:rFonts w:ascii="Calibri" w:cs="Calibri" w:eastAsia="Calibri" w:hAnsi="Calibri"/>
+          <w:color w:val="22201c"/>
+          <w:sz w:val="21"/>
+          <w:szCs w:val="21"/>
+        </w:rPr>
+        <w:t xml:space="preserve"> — El canal Takase paralelo a Pontochō, con farolillos y mucha menos gente: paseo de después de cenar sin coste añadido.</w:t>
+      </w:r>
+    </w:p>
+    <w:p>
+      <w:pPr>
+        <w:pStyle w:val="Heading2"/>
+        <w:spacing w:after="120" w:before="260"/>
+      </w:pPr>
+      <w:r>
+        <w:rPr>
+          <w:rFonts w:ascii="Calibri" w:cs="Calibri" w:eastAsia="Calibri" w:hAnsi="Calibri"/>
+          <w:b/>
+          <w:bCs/>
+          <w:color w:val="22201c"/>
+          <w:sz w:val="25"/>
+          <w:szCs w:val="25"/>
+        </w:rPr>
+        <w:t xml:space="preserve">Día 10 · 17 abr · Kioto Higashiyama</w:t>
+      </w:r>
+    </w:p>
+    <w:p>
+      <w:pPr>
+        <w:spacing w:after="120"/>
+      </w:pPr>
+      <w:r>
+        <w:rPr>
+          <w:rFonts w:ascii="Calibri" w:cs="Calibri" w:eastAsia="Calibri" w:hAnsi="Calibri"/>
+          <w:color w:val="22201c"/>
+          <w:sz w:val="21"/>
+          <w:szCs w:val="21"/>
+          <w:b/>
+          <w:bCs/>
+        </w:rPr>
+        <w:t xml:space="preserve">Callejón Ishibe-kōji (3 min de Kōdai-ji)</w:t>
+      </w:r>
+      <w:r>
+        <w:rPr>
+          <w:rFonts w:ascii="Calibri" w:cs="Calibri" w:eastAsia="Calibri" w:hAnsi="Calibri"/>
+          <w:color w:val="22201c"/>
+          <w:sz w:val="21"/>
+          <w:szCs w:val="21"/>
+        </w:rPr>
+        <w:t xml:space="preserve"> — Una de las calles empedradas mejor conservadas de Kioto, con muchísima menos gente que Sannenzaka justo al lado.</w:t>
+      </w:r>
+    </w:p>
+    <w:p>
+      <w:pPr>
+        <w:spacing w:after="120"/>
+      </w:pPr>
+      <w:r>
+        <w:rPr>
+          <w:rFonts w:ascii="Calibri" w:cs="Calibri" w:eastAsia="Calibri" w:hAnsi="Calibri"/>
+          <w:color w:val="22201c"/>
+          <w:sz w:val="21"/>
+          <w:szCs w:val="21"/>
+          <w:b/>
+          <w:bCs/>
+        </w:rPr>
+        <w:t xml:space="preserve">Yasaka Kōshin-dō ("templo de los monos") (4 min de Pagoda Yasaka)</w:t>
+      </w:r>
+      <w:r>
+        <w:rPr>
+          <w:rFonts w:ascii="Calibri" w:cs="Calibri" w:eastAsia="Calibri" w:hAnsi="Calibri"/>
+          <w:color w:val="22201c"/>
+          <w:sz w:val="21"/>
+          <w:szCs w:val="21"/>
+        </w:rPr>
+        <w:t xml:space="preserve"> — Un templo diminuto y explosivo de color, cubierto de cientos de amuletos-mono kukurizaru: la foto más singular de Higashiyama.</w:t>
+      </w:r>
+    </w:p>
+    <w:p>
+      <w:pPr>
+        <w:spacing w:after="120"/>
+      </w:pPr>
+      <w:r>
+        <w:rPr>
+          <w:rFonts w:ascii="Calibri" w:cs="Calibri" w:eastAsia="Calibri" w:hAnsi="Calibri"/>
+          <w:color w:val="22201c"/>
+          <w:sz w:val="21"/>
+          <w:szCs w:val="21"/>
+          <w:b/>
+          <w:bCs/>
+        </w:rPr>
+        <w:t xml:space="preserve">Rokkaku-dō (Chōhō-ji) (en la puerta de Entre Nijō y Nishiki)</w:t>
+      </w:r>
+      <w:r>
+        <w:rPr>
+          <w:rFonts w:ascii="Calibri" w:cs="Calibri" w:eastAsia="Calibri" w:hAnsi="Calibri"/>
+          <w:color w:val="22201c"/>
+          <w:sz w:val="21"/>
+          <w:szCs w:val="21"/>
+        </w:rPr>
+        <w:t xml:space="preserve"> — Templo hexagonal que marca el centro geográfico del Kioto histórico, justo en la línea recta entre el castillo y el mercado: parón gratis de camino.</w:t>
+      </w:r>
+    </w:p>
+    <w:p>
+      <w:pPr>
+        <w:pStyle w:val="Heading2"/>
+        <w:spacing w:after="120" w:before="260"/>
+      </w:pPr>
+      <w:r>
+        <w:rPr>
+          <w:rFonts w:ascii="Calibri" w:cs="Calibri" w:eastAsia="Calibri" w:hAnsi="Calibri"/>
+          <w:b/>
+          <w:bCs/>
+          <w:color w:val="22201c"/>
+          <w:sz w:val="25"/>
+          <w:szCs w:val="25"/>
+        </w:rPr>
+        <w:t xml:space="preserve">Día 11 · 18 abr · Arashiyama</w:t>
+      </w:r>
+    </w:p>
+    <w:p>
+      <w:pPr>
+        <w:spacing w:after="120"/>
+      </w:pPr>
+      <w:r>
+        <w:rPr>
+          <w:rFonts w:ascii="Calibri" w:cs="Calibri" w:eastAsia="Calibri" w:hAnsi="Calibri"/>
+          <w:color w:val="22201c"/>
+          <w:sz w:val="21"/>
+          <w:szCs w:val="21"/>
+          <w:b/>
+          <w:bCs/>
+        </w:rPr>
+        <w:t xml:space="preserve">Villa Ōkōchi Sansō (15 min de Fin del bosque de bambú)</w:t>
+      </w:r>
+      <w:r>
+        <w:rPr>
+          <w:rFonts w:ascii="Calibri" w:cs="Calibri" w:eastAsia="Calibri" w:hAnsi="Calibri"/>
+          <w:color w:val="22201c"/>
+          <w:sz w:val="21"/>
+          <w:szCs w:val="21"/>
+        </w:rPr>
+        <w:t xml:space="preserve"> — Los jardines de un actor del cine mudo, con vistas panorámicas sobre Arashiyama que casi nadie llega a ver por seguir de largo el sendero de bambú. Incluye té y dulce.</w:t>
+      </w:r>
+    </w:p>
+    <w:p>
+      <w:pPr>
+        <w:spacing w:after="120"/>
+      </w:pPr>
+      <w:r>
+        <w:rPr>
+          <w:rFonts w:ascii="Calibri" w:cs="Calibri" w:eastAsia="Calibri" w:hAnsi="Calibri"/>
+          <w:color w:val="22201c"/>
+          <w:sz w:val="21"/>
+          <w:szCs w:val="21"/>
+          <w:b/>
+          <w:bCs/>
+        </w:rPr>
+        <w:t xml:space="preserve">Jōjakkō-ji y Gio-ji (6 min de Otagi Nenbutsu-ji)</w:t>
+      </w:r>
+      <w:r>
+        <w:rPr>
+          <w:rFonts w:ascii="Calibri" w:cs="Calibri" w:eastAsia="Calibri" w:hAnsi="Calibri"/>
+          <w:color w:val="22201c"/>
+          <w:sz w:val="21"/>
+          <w:szCs w:val="21"/>
+        </w:rPr>
+        <w:t xml:space="preserve"> — Un templo con mirador sobre los tejados de Sagano y, al lado, un templo de musgo denso asociado a una cortesana del s. XII: el rincón más silencioso de Arashiyama.</w:t>
+      </w:r>
+    </w:p>
+    <w:p>
+      <w:pPr>
+        <w:spacing w:after="120"/>
+      </w:pPr>
+      <w:r>
+        <w:rPr>
+          <w:rFonts w:ascii="Calibri" w:cs="Calibri" w:eastAsia="Calibri" w:hAnsi="Calibri"/>
+          <w:color w:val="22201c"/>
+          <w:sz w:val="21"/>
+          <w:szCs w:val="21"/>
+          <w:b/>
+          <w:bCs/>
+        </w:rPr>
+        <w:t xml:space="preserve">Tōji-in (10 min de Entre Ryōan-ji y Kinkaku-ji)</w:t>
+      </w:r>
+      <w:r>
+        <w:rPr>
+          <w:rFonts w:ascii="Calibri" w:cs="Calibri" w:eastAsia="Calibri" w:hAnsi="Calibri"/>
+          <w:color w:val="22201c"/>
+          <w:sz w:val="21"/>
+          <w:szCs w:val="21"/>
+        </w:rPr>
+        <w:t xml:space="preserve"> — Templo de los Ashikaga con jardín de estanque y las 15 estatuas de los shōgun, en la línea recta entre los dos templos grandes y casi siempre vacío.</w:t>
+      </w:r>
+    </w:p>
+    <w:p>
+      <w:pPr>
+        <w:pStyle w:val="Heading2"/>
+        <w:spacing w:after="120" w:before="260"/>
+      </w:pPr>
+      <w:r>
+        <w:rPr>
+          <w:rFonts w:ascii="Calibri" w:cs="Calibri" w:eastAsia="Calibri" w:hAnsi="Calibri"/>
+          <w:b/>
+          <w:bCs/>
+          <w:color w:val="22201c"/>
+          <w:sz w:val="25"/>
+          <w:szCs w:val="25"/>
+        </w:rPr>
+        <w:t xml:space="preserve">Día 12 · 19 abr 🎂 · Fushimi + Uji (antes de Himeji)</w:t>
+      </w:r>
+    </w:p>
+    <w:p>
+      <w:pPr>
+        <w:spacing w:after="120"/>
+      </w:pPr>
+      <w:r>
+        <w:rPr>
+          <w:rFonts w:ascii="Calibri" w:cs="Calibri" w:eastAsia="Calibri" w:hAnsi="Calibri"/>
+          <w:color w:val="22201c"/>
+          <w:sz w:val="21"/>
+          <w:szCs w:val="21"/>
+          <w:b/>
+          <w:bCs/>
+        </w:rPr>
+        <w:t xml:space="preserve">Bambú secreto tras el Senbon Torii (5 min de Fushimi Inari)</w:t>
+      </w:r>
+      <w:r>
+        <w:rPr>
+          <w:rFonts w:ascii="Calibri" w:cs="Calibri" w:eastAsia="Calibri" w:hAnsi="Calibri"/>
+          <w:color w:val="22201c"/>
+          <w:sz w:val="21"/>
+          <w:szCs w:val="21"/>
+        </w:rPr>
+        <w:t xml:space="preserve"> — Un desvío a la derecha del túnel principal, cerca de Okusha: un eco silencioso del bosque de bambú de Arashiyama sin nadie alrededor.</w:t>
+      </w:r>
+    </w:p>
+    <w:p>
+      <w:pPr>
+        <w:spacing w:after="120"/>
+      </w:pPr>
+      <w:r>
+        <w:rPr>
+          <w:rFonts w:ascii="Calibri" w:cs="Calibri" w:eastAsia="Calibri" w:hAnsi="Calibri"/>
+          <w:color w:val="22201c"/>
+          <w:sz w:val="21"/>
+          <w:szCs w:val="21"/>
+          <w:b/>
+          <w:bCs/>
+        </w:rPr>
+        <w:t xml:space="preserve">Santuario Ujigami (12 min de Byōdō-in)</w:t>
+      </w:r>
+      <w:r>
+        <w:rPr>
+          <w:rFonts w:ascii="Calibri" w:cs="Calibri" w:eastAsia="Calibri" w:hAnsi="Calibri"/>
+          <w:color w:val="22201c"/>
+          <w:sz w:val="21"/>
+          <w:szCs w:val="21"/>
+        </w:rPr>
+        <w:t xml:space="preserve"> — Cruzando el río: el edificio de santuario más antiguo que se conserva en Japón (datado en 1060), Patrimonio de la Humanidad y prácticamente vacío.</w:t>
+      </w:r>
+    </w:p>
+    <w:p>
+      <w:pPr>
+        <w:pStyle w:val="Heading2"/>
+        <w:spacing w:after="120" w:before="260"/>
+      </w:pPr>
+      <w:r>
+        <w:rPr>
+          <w:rFonts w:ascii="Calibri" w:cs="Calibri" w:eastAsia="Calibri" w:hAnsi="Calibri"/>
+          <w:b/>
+          <w:bCs/>
+          <w:color w:val="22201c"/>
+          <w:sz w:val="25"/>
+          <w:szCs w:val="25"/>
+        </w:rPr>
+        <w:t xml:space="preserve">Día 13 · 20 abr · Miyajima + Fukuoka</w:t>
+      </w:r>
+    </w:p>
+    <w:p>
+      <w:pPr>
+        <w:spacing w:after="120"/>
+      </w:pPr>
+      <w:r>
+        <w:rPr>
+          <w:rFonts w:ascii="Calibri" w:cs="Calibri" w:eastAsia="Calibri" w:hAnsi="Calibri"/>
+          <w:color w:val="22201c"/>
+          <w:sz w:val="21"/>
+          <w:szCs w:val="21"/>
+          <w:b/>
+          <w:bCs/>
+        </w:rPr>
+        <w:t xml:space="preserve">Pabellón Senjōkaku + pagoda de 5 pisos (2 min de Santuario Itsukushima)</w:t>
+      </w:r>
+      <w:r>
+        <w:rPr>
+          <w:rFonts w:ascii="Calibri" w:cs="Calibri" w:eastAsia="Calibri" w:hAnsi="Calibri"/>
+          <w:color w:val="22201c"/>
+          <w:sz w:val="21"/>
+          <w:szCs w:val="21"/>
+        </w:rPr>
+        <w:t xml:space="preserve"> — El mejor ángulo elevado sobre el torii y el santuario, y un salón de madera sin lacar del s. XVI casi vacío justo al lado de la salida.</w:t>
+      </w:r>
+    </w:p>
+    <w:p>
+      <w:pPr>
+        <w:spacing w:after="120"/>
+      </w:pPr>
+      <w:r>
+        <w:rPr>
+          <w:rFonts w:ascii="Calibri" w:cs="Calibri" w:eastAsia="Calibri" w:hAnsi="Calibri"/>
+          <w:color w:val="22201c"/>
+          <w:sz w:val="21"/>
+          <w:szCs w:val="21"/>
+          <w:b/>
+          <w:bCs/>
+        </w:rPr>
+        <w:t xml:space="preserve">Parque Momijidani (10 min de Santuario Itsukushima)</w:t>
+      </w:r>
+      <w:r>
+        <w:rPr>
+          <w:rFonts w:ascii="Calibri" w:cs="Calibri" w:eastAsia="Calibri" w:hAnsi="Calibri"/>
+          <w:color w:val="22201c"/>
+          <w:sz w:val="21"/>
+          <w:szCs w:val="21"/>
+        </w:rPr>
+        <w:t xml:space="preserve"> — Valle boscoso con arroyo y puentes de piedra, casi para vosotros solos. En abril el momiji está verde, no rojo (el color llega en noviembre), pero el paseo vale igual.</w:t>
+      </w:r>
+    </w:p>
+    <w:p>
+      <w:pPr>
+        <w:spacing w:after="120"/>
+      </w:pPr>
+      <w:r>
+        <w:rPr>
+          <w:rFonts w:ascii="Calibri" w:cs="Calibri" w:eastAsia="Calibri" w:hAnsi="Calibri"/>
+          <w:color w:val="22201c"/>
+          <w:sz w:val="21"/>
+          <w:szCs w:val="21"/>
+          <w:b/>
+          <w:bCs/>
+        </w:rPr>
+        <w:t xml:space="preserve">Centro de Cultura Akarenga (Fukuoka) (5 min de Camino Tenjin → Nakasu)</w:t>
+      </w:r>
+      <w:r>
+        <w:rPr>
+          <w:rFonts w:ascii="Calibri" w:cs="Calibri" w:eastAsia="Calibri" w:hAnsi="Calibri"/>
+          <w:color w:val="22201c"/>
+          <w:sz w:val="21"/>
+          <w:szCs w:val="21"/>
+        </w:rPr>
+        <w:t xml:space="preserve"> — Un edificio de ladrillo de 1909 iluminado de noche, con el mejor reflejo desde el puente Nishinakajima: pocos turistas paran aquí.</w:t>
+      </w:r>
+    </w:p>
+    <w:p>
+      <w:pPr>
+        <w:spacing w:after="120"/>
+      </w:pPr>
+      <w:r>
+        <w:rPr>
+          <w:rFonts w:ascii="Calibri" w:cs="Calibri" w:eastAsia="Calibri" w:hAnsi="Calibri"/>
+          <w:color w:val="22201c"/>
+          <w:sz w:val="21"/>
+          <w:szCs w:val="21"/>
+          <w:b/>
+          <w:bCs/>
+        </w:rPr>
+        <w:t xml:space="preserve">Canal City Hakata (show de luces y agua) (8 min de Yatai de Nakasu)</w:t>
+      </w:r>
+      <w:r>
+        <w:rPr>
+          <w:rFonts w:ascii="Calibri" w:cs="Calibri" w:eastAsia="Calibri" w:hAnsi="Calibri"/>
+          <w:color w:val="22201c"/>
+          <w:sz w:val="21"/>
+          <w:szCs w:val="21"/>
+        </w:rPr>
+        <w:t xml:space="preserve"> — Espectáculo gratuito de agua y proyección dentro del centro comercial, buen remate de noche antes o después de los yatai.</w:t>
+      </w:r>
+    </w:p>
+    <w:p>
+      <w:pPr>
+        <w:pStyle w:val="Heading2"/>
+        <w:spacing w:after="120" w:before="260"/>
+      </w:pPr>
+      <w:r>
+        <w:rPr>
+          <w:rFonts w:ascii="Calibri" w:cs="Calibri" w:eastAsia="Calibri" w:hAnsi="Calibri"/>
+          <w:b/>
+          <w:bCs/>
+          <w:color w:val="22201c"/>
+          <w:sz w:val="25"/>
+          <w:szCs w:val="25"/>
+        </w:rPr>
+        <w:t xml:space="preserve">Día 14 · 21 abr · Fukuoka mañana</w:t>
+      </w:r>
+    </w:p>
+    <w:p>
+      <w:pPr>
+        <w:spacing w:after="120"/>
+      </w:pPr>
+      <w:r>
+        <w:rPr>
+          <w:rFonts w:ascii="Calibri" w:cs="Calibri" w:eastAsia="Calibri" w:hAnsi="Calibri"/>
+          <w:color w:val="22201c"/>
+          <w:sz w:val="21"/>
+          <w:szCs w:val="21"/>
+          <w:b/>
+          <w:bCs/>
+        </w:rPr>
+        <w:t xml:space="preserve">Hakata Machiya Furusato-kan (en la puerta de Kushida-jinja)</w:t>
+      </w:r>
+      <w:r>
+        <w:rPr>
+          <w:rFonts w:ascii="Calibri" w:cs="Calibri" w:eastAsia="Calibri" w:hAnsi="Calibri"/>
+          <w:color w:val="22201c"/>
+          <w:sz w:val="21"/>
+          <w:szCs w:val="21"/>
+        </w:rPr>
+        <w:t xml:space="preserve"> — Museo de casas de madera Meiji/Taishō justo enfrente del santuario, con la historia del festival Yamakasa: el desvío más pequeño posible.</w:t>
+      </w:r>
+    </w:p>
+    <w:p>
+      <w:pPr>
+        <w:spacing w:after="120"/>
+      </w:pPr>
+      <w:r>
+        <w:rPr>
+          <w:rFonts w:ascii="Calibri" w:cs="Calibri" w:eastAsia="Calibri" w:hAnsi="Calibri"/>
+          <w:color w:val="22201c"/>
+          <w:sz w:val="21"/>
+          <w:szCs w:val="21"/>
+          <w:b/>
+          <w:bCs/>
+        </w:rPr>
+        <w:t xml:space="preserve">Tōchō-ji (gran Buda de madera) (7 min de Kushida-jinja)</w:t>
+      </w:r>
+      <w:r>
+        <w:rPr>
+          <w:rFonts w:ascii="Calibri" w:cs="Calibri" w:eastAsia="Calibri" w:hAnsi="Calibri"/>
+          <w:color w:val="22201c"/>
+          <w:sz w:val="21"/>
+          <w:szCs w:val="21"/>
+        </w:rPr>
+        <w:t xml:space="preserve"> — El Buda de madera sentado más grande de Japón (10,8 m) y un pasadizo oscuro bajo la estatua: energía muy distinta a los santuarios del resto del día.</w:t>
+      </w:r>
+    </w:p>
+    <w:p>
+      <w:pPr>
+        <w:spacing w:after="120"/>
+      </w:pPr>
+      <w:r>
+        <w:rPr>
+          <w:rFonts w:ascii="Calibri" w:cs="Calibri" w:eastAsia="Calibri" w:hAnsi="Calibri"/>
+          <w:color w:val="22201c"/>
+          <w:sz w:val="21"/>
+          <w:szCs w:val="21"/>
+          <w:b/>
+          <w:bCs/>
+        </w:rPr>
+        <w:t xml:space="preserve">Ruinas del castillo de Fukuoka + jardín japonés de Ōhori (en la puerta de Parque Ōhori)</w:t>
+      </w:r>
+      <w:r>
+        <w:rPr>
+          <w:rFonts w:ascii="Calibri" w:cs="Calibri" w:eastAsia="Calibri" w:hAnsi="Calibri"/>
+          <w:color w:val="22201c"/>
+          <w:sz w:val="21"/>
+          <w:szCs w:val="21"/>
+        </w:rPr>
+        <w:t xml:space="preserve"> — Las murallas y un mirador 360° justo al borde oeste del parque, y dentro del propio parque un jardín de paseo tradicional (¥250) que casi nadie visita.</w:t>
+      </w:r>
+    </w:p>
+    <w:p>
+      <w:pPr>
+        <w:pStyle w:val="Heading2"/>
+        <w:spacing w:after="120" w:before="260"/>
+      </w:pPr>
+      <w:r>
+        <w:rPr>
+          <w:rFonts w:ascii="Calibri" w:cs="Calibri" w:eastAsia="Calibri" w:hAnsi="Calibri"/>
+          <w:b/>
+          <w:bCs/>
+          <w:color w:val="22201c"/>
+          <w:sz w:val="25"/>
+          <w:szCs w:val="25"/>
+        </w:rPr>
+        <w:t xml:space="preserve">Día 15 · 22 abr · Nara</w:t>
+      </w:r>
+    </w:p>
+    <w:p>
+      <w:pPr>
+        <w:spacing w:after="120"/>
+      </w:pPr>
+      <w:r>
+        <w:rPr>
+          <w:rFonts w:ascii="Calibri" w:cs="Calibri" w:eastAsia="Calibri" w:hAnsi="Calibri"/>
+          <w:color w:val="22201c"/>
+          <w:sz w:val="21"/>
+          <w:szCs w:val="21"/>
+          <w:b/>
+          <w:bCs/>
+        </w:rPr>
+        <w:t xml:space="preserve">Santuario Tamukeyama Hachimangū (4 min de Terraza Nigatsu-dō)</w:t>
+      </w:r>
+      <w:r>
+        <w:rPr>
+          <w:rFonts w:ascii="Calibri" w:cs="Calibri" w:eastAsia="Calibri" w:hAnsi="Calibri"/>
+          <w:color w:val="22201c"/>
+          <w:sz w:val="21"/>
+          <w:szCs w:val="21"/>
+        </w:rPr>
+        <w:t xml:space="preserve"> — Camino de farolillos de piedra bajando hacia Kasuga, con la atmósfera de Kasuga Taisha y sin la multitud.</w:t>
+      </w:r>
+    </w:p>
+    <w:p>
+      <w:pPr>
+        <w:spacing w:after="120"/>
+      </w:pPr>
+      <w:r>
+        <w:rPr>
+          <w:rFonts w:ascii="Calibri" w:cs="Calibri" w:eastAsia="Calibri" w:hAnsi="Calibri"/>
+          <w:color w:val="22201c"/>
+          <w:sz w:val="21"/>
+          <w:szCs w:val="21"/>
+          <w:b/>
+          <w:bCs/>
+        </w:rPr>
+        <w:t xml:space="preserve">Estanque Sarusawa (1 min de Pagoda de Kōfuku-ji)</w:t>
+      </w:r>
+      <w:r>
+        <w:rPr>
+          <w:rFonts w:ascii="Calibri" w:cs="Calibri" w:eastAsia="Calibri" w:hAnsi="Calibri"/>
+          <w:color w:val="22201c"/>
+          <w:sz w:val="21"/>
+          <w:szCs w:val="21"/>
+        </w:rPr>
+        <w:t xml:space="preserve"> — El reflejo clásico de la pagoda de 5 pisos en el agua, con sauces: casi todo el mundo pasa de largo camino de Naramachi.</w:t>
+      </w:r>
+    </w:p>
+    <w:p>
+      <w:pPr>
+        <w:spacing w:after="120"/>
+      </w:pPr>
+      <w:r>
+        <w:rPr>
+          <w:rFonts w:ascii="Calibri" w:cs="Calibri" w:eastAsia="Calibri" w:hAnsi="Calibri"/>
+          <w:color w:val="22201c"/>
+          <w:sz w:val="21"/>
+          <w:szCs w:val="21"/>
+          <w:b/>
+          <w:bCs/>
+        </w:rPr>
+        <w:t xml:space="preserve">Templo Gangō-ji (4 min de Naramachi)</w:t>
+      </w:r>
+      <w:r>
+        <w:rPr>
+          <w:rFonts w:ascii="Calibri" w:cs="Calibri" w:eastAsia="Calibri" w:hAnsi="Calibri"/>
+          <w:color w:val="22201c"/>
+          <w:sz w:val="21"/>
+          <w:szCs w:val="21"/>
+        </w:rPr>
+        <w:t xml:space="preserve"> — Patrimonio de la Humanidad con tejas originales del s. VI todavía puestas: templo silencioso escondido dentro del propio casco antiguo.</w:t>
+      </w:r>
+    </w:p>
+    <w:p>
+      <w:pPr>
+        <w:pStyle w:val="Heading2"/>
+        <w:spacing w:after="120" w:before="260"/>
+      </w:pPr>
+      <w:r>
+        <w:rPr>
+          <w:rFonts w:ascii="Calibri" w:cs="Calibri" w:eastAsia="Calibri" w:hAnsi="Calibri"/>
+          <w:b/>
+          <w:bCs/>
+          <w:color w:val="22201c"/>
+          <w:sz w:val="25"/>
+          <w:szCs w:val="25"/>
+        </w:rPr>
+        <w:t xml:space="preserve">Día 16 · 23 abr · USJ + Umeda</w:t>
+      </w:r>
+    </w:p>
+    <w:p>
+      <w:pPr>
+        <w:spacing w:after="120"/>
+      </w:pPr>
+      <w:r>
+        <w:rPr>
+          <w:rFonts w:ascii="Calibri" w:cs="Calibri" w:eastAsia="Calibri" w:hAnsi="Calibri"/>
+          <w:color w:val="22201c"/>
+          <w:sz w:val="21"/>
+          <w:szCs w:val="21"/>
+          <w:b/>
+          <w:bCs/>
+        </w:rPr>
+        <w:t xml:space="preserve">Takimi Kōji (callejón retro Shōwa) (en la puerta de Umeda Sky Building)</w:t>
+      </w:r>
+      <w:r>
+        <w:rPr>
+          <w:rFonts w:ascii="Calibri" w:cs="Calibri" w:eastAsia="Calibri" w:hAnsi="Calibri"/>
+          <w:color w:val="22201c"/>
+          <w:sz w:val="21"/>
+          <w:szCs w:val="21"/>
+        </w:rPr>
+        <w:t xml:space="preserve"> — Una calle recreada de los años 20-30 en el sótano del propio edificio: ambientazo y comida barata sin salir del sitio.</w:t>
+      </w:r>
+    </w:p>
+    <w:p>
+      <w:pPr>
+        <w:spacing w:after="120"/>
+      </w:pPr>
+      <w:r>
+        <w:rPr>
+          <w:rFonts w:ascii="Calibri" w:cs="Calibri" w:eastAsia="Calibri" w:hAnsi="Calibri"/>
+          <w:color w:val="22201c"/>
+          <w:sz w:val="21"/>
+          <w:szCs w:val="21"/>
+          <w:b/>
+          <w:bCs/>
+        </w:rPr>
+        <w:t xml:space="preserve">Santuario Ohatsu Tenjin (12 min de Camino a Osaka Station)</w:t>
+      </w:r>
+      <w:r>
+        <w:rPr>
+          <w:rFonts w:ascii="Calibri" w:cs="Calibri" w:eastAsia="Calibri" w:hAnsi="Calibri"/>
+          <w:color w:val="22201c"/>
+          <w:sz w:val="21"/>
+          <w:szCs w:val="21"/>
+        </w:rPr>
+        <w:t xml:space="preserve"> — Santuario diminuto entre rascacielos, escenario de una obra clásica de Chikamatsu: contraste humano después de tanto skyline.</w:t>
+      </w:r>
+    </w:p>
+    <w:p>
+      <w:pPr>
+        <w:pStyle w:val="Heading2"/>
+        <w:spacing w:after="120" w:before="260"/>
+      </w:pPr>
+      <w:r>
+        <w:rPr>
+          <w:rFonts w:ascii="Calibri" w:cs="Calibri" w:eastAsia="Calibri" w:hAnsi="Calibri"/>
+          <w:b/>
+          <w:bCs/>
+          <w:color w:val="22201c"/>
+          <w:sz w:val="25"/>
+          <w:szCs w:val="25"/>
+        </w:rPr>
+        <w:t xml:space="preserve">Día 17 · 24 abr · Osaka mañana + Tokio noche</w:t>
+      </w:r>
+    </w:p>
+    <w:p>
+      <w:pPr>
+        <w:spacing w:after="120"/>
+      </w:pPr>
+      <w:r>
+        <w:rPr>
+          <w:rFonts w:ascii="Calibri" w:cs="Calibri" w:eastAsia="Calibri" w:hAnsi="Calibri"/>
+          <w:color w:val="22201c"/>
+          <w:sz w:val="21"/>
+          <w:szCs w:val="21"/>
+          <w:b/>
+          <w:bCs/>
+        </w:rPr>
+        <w:t xml:space="preserve">Santuario Toyokuni (Hōkoku Jinja) (3 min de Castillo de Osaka)</w:t>
+      </w:r>
+      <w:r>
+        <w:rPr>
+          <w:rFonts w:ascii="Calibri" w:cs="Calibri" w:eastAsia="Calibri" w:hAnsi="Calibri"/>
+          <w:color w:val="22201c"/>
+          <w:sz w:val="21"/>
+          <w:szCs w:val="21"/>
+        </w:rPr>
+        <w:t xml:space="preserve"> — Dedicado a Hideyoshi, con ema en forma de calabaza (su emblema de batalla): dentro del propio parque del castillo, nadie para aquí.</w:t>
+      </w:r>
+    </w:p>
+    <w:p>
+      <w:pPr>
+        <w:spacing w:after="120"/>
+      </w:pPr>
+      <w:r>
+        <w:rPr>
+          <w:rFonts w:ascii="Calibri" w:cs="Calibri" w:eastAsia="Calibri" w:hAnsi="Calibri"/>
+          <w:color w:val="22201c"/>
+          <w:sz w:val="21"/>
+          <w:szCs w:val="21"/>
+          <w:b/>
+          <w:bCs/>
+        </w:rPr>
+        <w:t xml:space="preserve">Hōzenji Yokochō (2 min de Doguyasuji)</w:t>
+      </w:r>
+      <w:r>
+        <w:rPr>
+          <w:rFonts w:ascii="Calibri" w:cs="Calibri" w:eastAsia="Calibri" w:hAnsi="Calibri"/>
+          <w:color w:val="22201c"/>
+          <w:sz w:val="21"/>
+          <w:szCs w:val="21"/>
+        </w:rPr>
+        <w:t xml:space="preserve"> — Callejón de piedra con farolillos y la estatua de musgo a la que se le echa agua para la suerte: literalmente a una manzana.</w:t>
+      </w:r>
+    </w:p>
+    <w:p>
+      <w:pPr>
+        <w:spacing w:after="120"/>
+      </w:pPr>
+      <w:r>
+        <w:rPr>
+          <w:rFonts w:ascii="Calibri" w:cs="Calibri" w:eastAsia="Calibri" w:hAnsi="Calibri"/>
+          <w:color w:val="22201c"/>
+          <w:sz w:val="21"/>
+          <w:szCs w:val="21"/>
+          <w:b/>
+          <w:bCs/>
+        </w:rPr>
+        <w:t xml:space="preserve">Jardín de la azotea de KITTE (en la puerta de Estación de Tokio)</w:t>
+      </w:r>
+      <w:r>
+        <w:rPr>
+          <w:rFonts w:ascii="Calibri" w:cs="Calibri" w:eastAsia="Calibri" w:hAnsi="Calibri"/>
+          <w:color w:val="22201c"/>
+          <w:sz w:val="21"/>
+          <w:szCs w:val="21"/>
+        </w:rPr>
+        <w:t xml:space="preserve"> — Terraza gratuita con la mejor vista de la fachada de ladrillo de 1914 de la estación: sin coste y sin desvío.</w:t>
+      </w:r>
+    </w:p>
+    <w:p>
+      <w:pPr>
+        <w:pStyle w:val="Heading2"/>
+        <w:spacing w:after="120" w:before="260"/>
+      </w:pPr>
+      <w:r>
+        <w:rPr>
+          <w:rFonts w:ascii="Calibri" w:cs="Calibri" w:eastAsia="Calibri" w:hAnsi="Calibri"/>
+          <w:b/>
+          <w:bCs/>
+          <w:color w:val="22201c"/>
+          <w:sz w:val="25"/>
+          <w:szCs w:val="25"/>
+        </w:rPr>
+        <w:t xml:space="preserve">Día 18 · 25 abr · Kamakura + Yokohama</w:t>
+      </w:r>
+    </w:p>
+    <w:p>
+      <w:pPr>
+        <w:spacing w:after="120"/>
+      </w:pPr>
+      <w:r>
+        <w:rPr>
+          <w:rFonts w:ascii="Calibri" w:cs="Calibri" w:eastAsia="Calibri" w:hAnsi="Calibri"/>
+          <w:color w:val="22201c"/>
+          <w:sz w:val="21"/>
+          <w:szCs w:val="21"/>
+          <w:b/>
+          <w:bCs/>
+        </w:rPr>
+        <w:t xml:space="preserve">Templo Hōkoku-ji ("templo del bambú") (15 min de Centro de Kamakura)</w:t>
+      </w:r>
+      <w:r>
+        <w:rPr>
+          <w:rFonts w:ascii="Calibri" w:cs="Calibri" w:eastAsia="Calibri" w:hAnsi="Calibri"/>
+          <w:color w:val="22201c"/>
+          <w:sz w:val="21"/>
+          <w:szCs w:val="21"/>
+        </w:rPr>
+        <w:t xml:space="preserve"> — Un bosquecillo de bambú con casa de té y matcha servido entre las cañas: la versión tranquila y pequeña de Arashiyama, sin las hordas.</w:t>
+      </w:r>
+    </w:p>
+    <w:p>
+      <w:pPr>
+        <w:spacing w:after="120"/>
+      </w:pPr>
+      <w:r>
+        <w:rPr>
+          <w:rFonts w:ascii="Calibri" w:cs="Calibri" w:eastAsia="Calibri" w:hAnsi="Calibri"/>
+          <w:color w:val="22201c"/>
+          <w:sz w:val="21"/>
+          <w:szCs w:val="21"/>
+          <w:b/>
+          <w:bCs/>
+        </w:rPr>
+        <w:t xml:space="preserve">Muelle Osanbashi (en la puerta de Minato Mirai)</w:t>
+      </w:r>
+      <w:r>
+        <w:rPr>
+          <w:rFonts w:ascii="Calibri" w:cs="Calibri" w:eastAsia="Calibri" w:hAnsi="Calibri"/>
+          <w:color w:val="22201c"/>
+          <w:sz w:val="21"/>
+          <w:szCs w:val="21"/>
+        </w:rPr>
+        <w:t xml:space="preserve"> — Cubierta de madera ondulada que hace de mirador del puerto: la foto de Yokohama que no sale en las postales típicas, de camino.</w:t>
+      </w:r>
+    </w:p>
+    <w:p>
+      <w:pPr>
+        <w:pStyle w:val="Heading2"/>
+        <w:spacing w:after="120" w:before="260"/>
+      </w:pPr>
+      <w:r>
+        <w:rPr>
+          <w:rFonts w:ascii="Calibri" w:cs="Calibri" w:eastAsia="Calibri" w:hAnsi="Calibri"/>
+          <w:b/>
+          <w:bCs/>
+          <w:color w:val="22201c"/>
+          <w:sz w:val="25"/>
+          <w:szCs w:val="25"/>
+        </w:rPr>
+        <w:t xml:space="preserve">Día 19 · 26 abr · Monte Fuji</w:t>
+      </w:r>
+    </w:p>
+    <w:p>
+      <w:pPr>
+        <w:spacing w:after="120"/>
+      </w:pPr>
+      <w:r>
+        <w:rPr>
+          <w:rFonts w:ascii="Calibri" w:cs="Calibri" w:eastAsia="Calibri" w:hAnsi="Calibri"/>
+          <w:color w:val="22201c"/>
+          <w:sz w:val="21"/>
+          <w:szCs w:val="21"/>
+          <w:b/>
+          <w:bCs/>
+        </w:rPr>
+        <w:t xml:space="preserve">Kawaguchiko Music Forest (5 min de Orilla norte del lago)</w:t>
+      </w:r>
+      <w:r>
+        <w:rPr>
+          <w:rFonts w:ascii="Calibri" w:cs="Calibri" w:eastAsia="Calibri" w:hAnsi="Calibri"/>
+          <w:color w:val="22201c"/>
+          <w:sz w:val="21"/>
+          <w:szCs w:val="21"/>
+        </w:rPr>
+        <w:t xml:space="preserve"> — Jardín europeo con cajas de música antiguas y el Fuji de fondo: parón con encanto si el bus de vuelta (17:00) deja margen.</w:t>
+      </w:r>
+    </w:p>
+    <w:p>
+      <w:pPr>
+        <w:pStyle w:val="Heading2"/>
+        <w:spacing w:after="120" w:before="260"/>
+      </w:pPr>
+      <w:r>
+        <w:rPr>
+          <w:rFonts w:ascii="Calibri" w:cs="Calibri" w:eastAsia="Calibri" w:hAnsi="Calibri"/>
+          <w:b/>
+          <w:bCs/>
+          <w:color w:val="22201c"/>
+          <w:sz w:val="25"/>
+          <w:szCs w:val="25"/>
+        </w:rPr>
+        <w:t xml:space="preserve">Día 20 · 27 abr · Despedida</w:t>
+      </w:r>
+    </w:p>
+    <w:p>
+      <w:pPr>
+        <w:spacing w:after="120"/>
+      </w:pPr>
+      <w:r>
+        <w:rPr>
+          <w:rFonts w:ascii="Calibri" w:cs="Calibri" w:eastAsia="Calibri" w:hAnsi="Calibri"/>
+          <w:color w:val="22201c"/>
+          <w:sz w:val="21"/>
+          <w:szCs w:val="21"/>
+          <w:b/>
+          <w:bCs/>
+        </w:rPr>
+        <w:t xml:space="preserve">Jardín Kyū-Yasuda Teien (10 min de Kameido Tenjin)</w:t>
+      </w:r>
+      <w:r>
+        <w:rPr>
+          <w:rFonts w:ascii="Calibri" w:cs="Calibri" w:eastAsia="Calibri" w:hAnsi="Calibri"/>
+          <w:color w:val="22201c"/>
+          <w:sz w:val="21"/>
+          <w:szCs w:val="21"/>
+        </w:rPr>
+        <w:t xml:space="preserve"> — Jardín tradicional gratuito y casi vacío junto a Kinshichō, de camino entre Kameido y la vuelta hacia el hotel.</w:t>
+      </w:r>
+    </w:p>
+    <w:p>
+      <w:pPr>
         <w:spacing w:after="120"/>
         <w:jc w:val="center"/>
       </w:pPr>
@@ -61,7 +1615,7 @@
           <w:sz w:val="18"/>
           <w:szCs w:val="18"/>
         </w:rPr>
-        <w:t xml:space="preserve">Versión 4 · 19 de julio de 2026 · mareas reales de Miyajima, sin ostras (anago-meshi), y con transportes, precios y lo que dejamos fuera.</w:t>
+        <w:t xml:space="preserve">Versión 5 · 21 de julio de 2026 · revisión adversarial final: festival de Takayama investigado con datos reales, mareas y Shibuya Sky verificadas contra fuente oficial, y una sección nueva “Si sobra tiempo” con opciones por día.</w:t>
       </w:r>
     </w:p>
     <w:p>
@@ -10158,7 +11712,7 @@
                 <w:sz w:val="19"/>
                 <w:szCs w:val="19"/>
               </w:rPr>
-              <w:t xml:space="preserve">La OTRA especialidad de Miyajima, que no son ostras: anguila de mar a la brasa sobre arroz cocido en su caldo. Dulce, glaseada, crujiente. Ueno (junto al ferry) o Fujitaya (en la isla).</w:t>
+              <w:t xml:space="preserve">La otra gran especialidad de Miyajima: anguila de mar a la brasa sobre arroz cocido en su caldo, dulce, glaseada, crujiente. Ueno (junto al ferry) o Fujitaya (en la isla).</w:t>
             </w:r>
           </w:p>
         </w:tc>
@@ -19390,7 +20944,7 @@
           <w:sz w:val="21"/>
           <w:szCs w:val="21"/>
         </w:rPr>
-        <w:t xml:space="preserve">Las ostras de Miyajima (v4): fuera a propósito, a alguien del grupo no le gustan. La comida de la isla pasa a ser anago-meshi, la anguila de mar a la brasa sobre arroz: la OTRA gran especialidad de Miyajima, sin nada de marisco crudo.</w:t>
+        <w:t xml:space="preserve">Ostras de Miyajima (v4): cambiadas por anago-meshi, la anguila de mar a la brasa sobre arroz: la otra gran especialidad culinaria de la isla, menos turística y tan emblemática como las ostras.</w:t>
       </w:r>
     </w:p>
     <w:p>
@@ -19429,7 +20983,7 @@
           <w:sz w:val="21"/>
           <w:szCs w:val="21"/>
         </w:rPr>
-        <w:t xml:space="preserve"> SE CONSIDERÓ reordenar la Ruta (Nikko como excursión de un día desde Tokio, Takayama antes que Kanazawa) para dormir en Takayama esas dos noches y ver el desfile de faroles del 14 a las 18:00, el momento cumbre del festival. DESCARTADO tras comprobar disponibilidad real: el alojamiento en el centro de Takayama para esas fechas se agota entre 9 y 12 meses antes y lo poco que queda sube ×4–×5 de precio; a los ~9 meses de antelación de este viaje ya no hay margen razonable. Se mantiene el orden actual (Takayama la noche del 15, después del festival) A PROPÓSITO, no por descuido.</w:t>
+        <w:t xml:space="preserve"> SE CONSIDERÓ reordenar la Ruta (Nikko como excursión de un día desde Tokio, Takayama antes que Kanazawa) para dormir en Takayama esas dos noches y ver el desfile de faroles del 14 a las 18:00, el momento cumbre del festival. La logística cuadra (mismo total de noches del bloque; Kanazawa→Kioto vía Tsuruga sale incluso más rápido que la ruta actual). DESCARTADO dos veces, con investigación ampliada la segunda vez: el alojamiento en el centro de Takayama para esas fechas se agota entre 9 y 12 meses antes según múltiples fuentes independientes (guías, expertos regionales, un hilo real de viajeros), y lo poco que queda sube ×4–×5 de precio; a los ~9 meses de antelación de este viaje ya no hay margen razonable. Alternativa NO recomendada por defecto: dormir en Hida-Furukawa (15 min) o Gero Onsen (40 min) y desplazarse — añade una segunda mudanza de hotel y diluye la noche de ryokan-en-Takayama que era el deseo original del documento. Se mantiene el orden actual (Takayama la noche del 15, después del festival) A PROPÓSITO, no por descuido.</w:t>
       </w:r>
     </w:p>
     <w:p>

--- a/Ruta-21-dias.docx
+++ b/Ruta-21-dias.docx
@@ -16174,7 +16174,7 @@
                 <w:sz w:val="19"/>
                 <w:szCs w:val="19"/>
               </w:rPr>
-              <w:t xml:space="preserve">Tren local a Shimo-Yoshida + 400 escalones: LA foto de Japón (pagoda + Fuji). Abril aún puede dar sakura tardío aquí.</w:t>
+              <w:t xml:space="preserve">Tren local a Shimo-Yoshida + 400 escalones: LA foto de Japón (pagoda + Fuji). El sakura de Chūreitō suele haber caído ya para el 26 de abril (pico a mediados de mes): id por la vista, no por la flor.</w:t>
             </w:r>
           </w:p>
         </w:tc>
@@ -19798,7 +19798,7 @@
           <w:sz w:val="19"/>
           <w:szCs w:val="19"/>
         </w:rPr>
-        <w:t xml:space="preserve">Veredicto JR Pass: los tramos JR de largo recorrido suman aproximadamente lo que costaría el pase de 14 días (~¥80.000), pero el pase NO cubre ni el Nozomi ni el Kagayaki (los rápidos que usáis) y los buses de los Alpes, el Tobu de Nikko, el Kintetsu de Nara y el bus del Fuji no son JR de todos modos. Traducción: pagaríais casi lo mismo por ir más lento. Billetes sueltos con smartEX, más simple.</w:t>
+        <w:t xml:space="preserve">Veredicto JR Pass: los tramos JR de largo recorrido suman ~¥58.000/persona en billetes sueltos, MENOS que el pase de 14 días (~¥80.000) — y el pase tampoco cubre ni el Nozomi ni el Kagayaki (los rápidos que usáis), y los buses de los Alpes, el Tobu de Nikko, el Kintetsu de Nara y el bus del Fuji no son JR de todos modos. Traducción: pagaríais MÁS por ir más lento. Billetes sueltos con smartEX, más simple y más barato.</w:t>
       </w:r>
     </w:p>
     <w:p>
@@ -20767,7 +20767,7 @@
           <w:sz w:val="19"/>
           <w:szCs w:val="19"/>
         </w:rPr>
-        <w:t xml:space="preserve">Nota JR Pass: con esta ruta los tramos JR de largo recorrido (Nikko→Kanazawa, Takayama→Kioto, Kioto→Hiroshima, Hiroshima→Hakata, Hakata→Shin-Osaka, Shin-Osaka→Tokio) suman aproximadamente lo que costaría el pase de 14 días, pero los buses de los Alpes y los Kintetsu/Tobu NO son JR: haced la cuenta con calma antes de comprarlo. El pase de 7 días no cubre bien este reparto.</w:t>
+        <w:t xml:space="preserve">Nota JR Pass: con esta ruta los tramos JR de largo recorrido (Nikko→Kanazawa, Takayama→Kioto, Kioto→Hiroshima, Hiroshima→Hakata, Hakata→Shin-Osaka, Shin-Osaka→Tokio) suman ~¥58.000/persona, menos que el pase de 14 días — y los buses de los Alpes y los Kintetsu/Tobu tampoco son JR. El pase de 7 días no cubre bien este reparto.</w:t>
       </w:r>
     </w:p>
     <w:p>
